--- a/docs/Справочная_информация/3_Доп_ПО.docx
+++ b/docs/Справочная_информация/3_Доп_ПО.docx
@@ -15,6 +15,15 @@
           <w:lang w:val="en-US"/>
         </w:rPr>
       </w:pPr>
+      <w:r>
+        <w:rPr>
+          <w:rFonts w:hint="default"/>
+          <w:sz w:val="44"/>
+          <w:szCs w:val="28"/>
+          <w:lang w:val="en-US"/>
+        </w:rPr>
+        <w:t>s</w:t>
+      </w:r>
       <w:r>
         <w:rPr>
           <w:rFonts w:hint="default"/>
@@ -401,7 +410,7 @@
     </w:p>
     <w:p>
       <w:pPr>
-        <w:pStyle w:val="13"/>
+        <w:pStyle w:val="14"/>
         <w:tabs>
           <w:tab w:val="right" w:leader="dot" w:pos="8306"/>
         </w:tabs>
@@ -424,98 +433,6 @@
     </w:p>
     <w:p>
       <w:pPr>
-        <w:pStyle w:val="13"/>
-        <w:tabs>
-          <w:tab w:val="right" w:leader="dot" w:pos="8306"/>
-        </w:tabs>
-      </w:pPr>
-      <w:r>
-        <w:rPr>
-          <w:rFonts w:hint="default"/>
-          <w:sz w:val="24"/>
-          <w:szCs w:val="18"/>
-          <w:lang w:val="en-US"/>
-        </w:rPr>
-        <w:fldChar w:fldCharType="begin"/>
-      </w:r>
-      <w:r>
-        <w:rPr>
-          <w:rFonts w:hint="default"/>
-          <w:sz w:val="24"/>
-          <w:szCs w:val="18"/>
-          <w:lang w:val="en-US"/>
-        </w:rPr>
-        <w:instrText xml:space="preserve">TOC \o "1-3" \h \u </w:instrText>
-      </w:r>
-      <w:r>
-        <w:rPr>
-          <w:rFonts w:hint="default"/>
-          <w:sz w:val="24"/>
-          <w:szCs w:val="18"/>
-          <w:lang w:val="en-US"/>
-        </w:rPr>
-        <w:fldChar w:fldCharType="separate"/>
-      </w:r>
-      <w:r>
-        <w:rPr>
-          <w:rFonts w:hint="default"/>
-          <w:szCs w:val="18"/>
-          <w:lang w:val="en-US"/>
-        </w:rPr>
-        <w:fldChar w:fldCharType="begin"/>
-      </w:r>
-      <w:r>
-        <w:rPr>
-          <w:rFonts w:hint="default"/>
-          <w:szCs w:val="18"/>
-          <w:lang w:val="en-US"/>
-        </w:rPr>
-        <w:instrText xml:space="preserve"> HYPERLINK \l _Toc982597256 </w:instrText>
-      </w:r>
-      <w:r>
-        <w:rPr>
-          <w:rFonts w:hint="default"/>
-          <w:szCs w:val="18"/>
-          <w:lang w:val="en-US"/>
-        </w:rPr>
-        <w:fldChar w:fldCharType="separate"/>
-      </w:r>
-      <w:r>
-        <w:rPr>
-          <w:rFonts w:hint="default"/>
-          <w:lang w:val="ru-RU"/>
-        </w:rPr>
-        <w:t>Введение</w:t>
-      </w:r>
-      <w:r>
-        <w:tab/>
-      </w:r>
-      <w:r>
-        <w:fldChar w:fldCharType="begin"/>
-      </w:r>
-      <w:r>
-        <w:instrText xml:space="preserve"> PAGEREF _Toc982597256 \h </w:instrText>
-      </w:r>
-      <w:r>
-        <w:fldChar w:fldCharType="separate"/>
-      </w:r>
-      <w:r>
-        <w:t>4</w:t>
-      </w:r>
-      <w:r>
-        <w:fldChar w:fldCharType="end"/>
-      </w:r>
-      <w:r>
-        <w:rPr>
-          <w:rFonts w:hint="default"/>
-          <w:szCs w:val="18"/>
-          <w:lang w:val="en-US"/>
-        </w:rPr>
-        <w:fldChar w:fldCharType="end"/>
-      </w:r>
-    </w:p>
-    <w:p>
-      <w:pPr>
         <w:pStyle w:val="14"/>
         <w:tabs>
           <w:tab w:val="right" w:leader="dot" w:pos="8306"/>
@@ -524,6 +441,7 @@
       <w:r>
         <w:rPr>
           <w:rFonts w:hint="default"/>
+          <w:sz w:val="24"/>
           <w:szCs w:val="18"/>
           <w:lang w:val="en-US"/>
         </w:rPr>
@@ -532,20 +450,111 @@
       <w:r>
         <w:rPr>
           <w:rFonts w:hint="default"/>
+          <w:sz w:val="24"/>
           <w:szCs w:val="18"/>
           <w:lang w:val="en-US"/>
         </w:rPr>
-        <w:instrText xml:space="preserve"> HYPERLINK \l _Toc1201566926 </w:instrText>
-      </w:r>
-      <w:r>
-        <w:rPr>
-          <w:rFonts w:hint="default"/>
+        <w:instrText xml:space="preserve">TOC \o "1-3" \h \u </w:instrText>
+      </w:r>
+      <w:r>
+        <w:rPr>
+          <w:rFonts w:hint="default"/>
+          <w:sz w:val="24"/>
           <w:szCs w:val="18"/>
           <w:lang w:val="en-US"/>
         </w:rPr>
         <w:fldChar w:fldCharType="separate"/>
       </w:r>
       <w:r>
+        <w:rPr>
+          <w:rFonts w:hint="default"/>
+          <w:szCs w:val="18"/>
+          <w:lang w:val="en-US"/>
+        </w:rPr>
+        <w:fldChar w:fldCharType="begin"/>
+      </w:r>
+      <w:r>
+        <w:rPr>
+          <w:rFonts w:hint="default"/>
+          <w:szCs w:val="18"/>
+          <w:lang w:val="en-US"/>
+        </w:rPr>
+        <w:instrText xml:space="preserve"> HYPERLINK \l _Toc216000341 </w:instrText>
+      </w:r>
+      <w:r>
+        <w:rPr>
+          <w:rFonts w:hint="default"/>
+          <w:szCs w:val="18"/>
+          <w:lang w:val="en-US"/>
+        </w:rPr>
+        <w:fldChar w:fldCharType="separate"/>
+      </w:r>
+      <w:r>
+        <w:rPr>
+          <w:rFonts w:hint="default"/>
+          <w:lang w:val="ru-RU"/>
+        </w:rPr>
+        <w:t>Введение</w:t>
+      </w:r>
+      <w:r>
+        <w:tab/>
+      </w:r>
+      <w:r>
+        <w:fldChar w:fldCharType="begin"/>
+      </w:r>
+      <w:r>
+        <w:instrText xml:space="preserve"> PAGEREF _Toc216000341 \h </w:instrText>
+      </w:r>
+      <w:r>
+        <w:fldChar w:fldCharType="separate"/>
+      </w:r>
+      <w:r>
+        <w:t>4</w:t>
+      </w:r>
+      <w:r>
+        <w:fldChar w:fldCharType="end"/>
+      </w:r>
+      <w:r>
+        <w:rPr>
+          <w:rFonts w:hint="default"/>
+          <w:szCs w:val="18"/>
+          <w:lang w:val="en-US"/>
+        </w:rPr>
+        <w:fldChar w:fldCharType="end"/>
+      </w:r>
+    </w:p>
+    <w:p>
+      <w:pPr>
+        <w:pStyle w:val="15"/>
+        <w:tabs>
+          <w:tab w:val="right" w:leader="dot" w:pos="8306"/>
+        </w:tabs>
+      </w:pPr>
+      <w:r>
+        <w:rPr>
+          <w:rFonts w:hint="default"/>
+          <w:szCs w:val="18"/>
+          <w:lang w:val="en-US"/>
+        </w:rPr>
+        <w:fldChar w:fldCharType="begin"/>
+      </w:r>
+      <w:r>
+        <w:rPr>
+          <w:rFonts w:hint="default"/>
+          <w:szCs w:val="18"/>
+          <w:lang w:val="en-US"/>
+        </w:rPr>
+        <w:instrText xml:space="preserve"> HYPERLINK \l _Toc305017873 </w:instrText>
+      </w:r>
+      <w:r>
+        <w:rPr>
+          <w:rFonts w:hint="default"/>
+          <w:szCs w:val="18"/>
+          <w:lang w:val="en-US"/>
+        </w:rPr>
+        <w:fldChar w:fldCharType="separate"/>
+      </w:r>
+      <w:r>
         <w:t>Общая архитектура системы управления jetbot_mirea</w:t>
       </w:r>
       <w:r>
@@ -555,13 +564,135 @@
         <w:fldChar w:fldCharType="begin"/>
       </w:r>
       <w:r>
-        <w:instrText xml:space="preserve"> PAGEREF _Toc1201566926 \h </w:instrText>
+        <w:instrText xml:space="preserve"> PAGEREF _Toc305017873 \h </w:instrText>
       </w:r>
       <w:r>
         <w:fldChar w:fldCharType="separate"/>
       </w:r>
       <w:r>
         <w:t>4</w:t>
+      </w:r>
+      <w:r>
+        <w:fldChar w:fldCharType="end"/>
+      </w:r>
+      <w:r>
+        <w:rPr>
+          <w:rFonts w:hint="default"/>
+          <w:szCs w:val="18"/>
+          <w:lang w:val="en-US"/>
+        </w:rPr>
+        <w:fldChar w:fldCharType="end"/>
+      </w:r>
+    </w:p>
+    <w:p>
+      <w:pPr>
+        <w:pStyle w:val="15"/>
+        <w:tabs>
+          <w:tab w:val="right" w:leader="dot" w:pos="8306"/>
+        </w:tabs>
+      </w:pPr>
+      <w:r>
+        <w:rPr>
+          <w:rFonts w:hint="default"/>
+          <w:szCs w:val="18"/>
+          <w:lang w:val="en-US"/>
+        </w:rPr>
+        <w:fldChar w:fldCharType="begin"/>
+      </w:r>
+      <w:r>
+        <w:rPr>
+          <w:rFonts w:hint="default"/>
+          <w:szCs w:val="18"/>
+          <w:lang w:val="en-US"/>
+        </w:rPr>
+        <w:instrText xml:space="preserve"> HYPERLINK \l _Toc1888050640 </w:instrText>
+      </w:r>
+      <w:r>
+        <w:rPr>
+          <w:rFonts w:hint="default"/>
+          <w:szCs w:val="18"/>
+          <w:lang w:val="en-US"/>
+        </w:rPr>
+        <w:fldChar w:fldCharType="separate"/>
+      </w:r>
+      <w:r>
+        <w:t>Взаимодействие уровней в типовых сценариях</w:t>
+      </w:r>
+      <w:r>
+        <w:tab/>
+      </w:r>
+      <w:r>
+        <w:fldChar w:fldCharType="begin"/>
+      </w:r>
+      <w:r>
+        <w:instrText xml:space="preserve"> PAGEREF _Toc1888050640 \h </w:instrText>
+      </w:r>
+      <w:r>
+        <w:fldChar w:fldCharType="separate"/>
+      </w:r>
+      <w:r>
+        <w:t>5</w:t>
+      </w:r>
+      <w:r>
+        <w:fldChar w:fldCharType="end"/>
+      </w:r>
+      <w:r>
+        <w:rPr>
+          <w:rFonts w:hint="default"/>
+          <w:szCs w:val="18"/>
+          <w:lang w:val="en-US"/>
+        </w:rPr>
+        <w:fldChar w:fldCharType="end"/>
+      </w:r>
+    </w:p>
+    <w:p>
+      <w:pPr>
+        <w:pStyle w:val="15"/>
+        <w:tabs>
+          <w:tab w:val="right" w:leader="dot" w:pos="8306"/>
+        </w:tabs>
+      </w:pPr>
+      <w:r>
+        <w:rPr>
+          <w:rFonts w:hint="default"/>
+          <w:szCs w:val="18"/>
+          <w:lang w:val="en-US"/>
+        </w:rPr>
+        <w:fldChar w:fldCharType="begin"/>
+      </w:r>
+      <w:r>
+        <w:rPr>
+          <w:rFonts w:hint="default"/>
+          <w:szCs w:val="18"/>
+          <w:lang w:val="en-US"/>
+        </w:rPr>
+        <w:instrText xml:space="preserve"> HYPERLINK \l _Toc1624032535 </w:instrText>
+      </w:r>
+      <w:r>
+        <w:rPr>
+          <w:rFonts w:hint="default"/>
+          <w:szCs w:val="18"/>
+          <w:lang w:val="en-US"/>
+        </w:rPr>
+        <w:fldChar w:fldCharType="separate"/>
+      </w:r>
+      <w:r>
+        <w:t>Ключевая идея: единый интерфейс через completed_scripts_jetbot</w:t>
+      </w:r>
+      <w:r>
+        <w:tab/>
+      </w:r>
+      <w:r>
+        <w:fldChar w:fldCharType="begin"/>
+      </w:r>
+      <w:r>
+        <w:instrText xml:space="preserve"> PAGEREF _Toc1624032535 \h </w:instrText>
+      </w:r>
+      <w:r>
+        <w:fldChar w:fldCharType="separate"/>
+      </w:r>
+      <w:r>
+        <w:t>8</w:t>
       </w:r>
       <w:r>
         <w:fldChar w:fldCharType="end"/>
@@ -596,7 +727,7 @@
           <w:szCs w:val="18"/>
           <w:lang w:val="en-US"/>
         </w:rPr>
-        <w:instrText xml:space="preserve"> HYPERLINK \l _Toc308696477 </w:instrText>
+        <w:instrText xml:space="preserve"> HYPERLINK \l _Toc1996886111 </w:instrText>
       </w:r>
       <w:r>
         <w:rPr>
@@ -607,7 +738,67 @@
         <w:fldChar w:fldCharType="separate"/>
       </w:r>
       <w:r>
-        <w:t>Взаимодействие уровней в типовых сценариях</w:t>
+        <w:rPr>
+          <w:rFonts w:hint="default"/>
+          <w:lang w:val="en-US"/>
+        </w:rPr>
+        <w:t>ROS2-</w:t>
+      </w:r>
+      <w:r>
+        <w:rPr>
+          <w:rFonts w:hint="default"/>
+          <w:lang w:val="ru-RU"/>
+        </w:rPr>
+        <w:t xml:space="preserve">пакет для моделирования </w:t>
+      </w:r>
+      <w:r>
+        <w:rPr>
+          <w:rFonts w:hint="default"/>
+          <w:lang w:val="en-US"/>
+        </w:rPr>
+        <w:t>jetbot_mirea</w:t>
+      </w:r>
+      <w:r>
+        <w:rPr>
+          <w:rFonts w:hint="default"/>
+          <w:lang w:val="ru-RU"/>
+        </w:rPr>
+        <w:t xml:space="preserve"> - «</w:t>
+      </w:r>
+      <w:r>
+        <w:rPr>
+          <w:rFonts w:hint="default"/>
+          <w:lang w:val="en-US"/>
+        </w:rPr>
+        <w:t>jetbot_mirea_description</w:t>
+      </w:r>
+      <w:r>
+        <w:rPr>
+          <w:rFonts w:hint="default"/>
+          <w:lang w:val="ru-RU"/>
+        </w:rPr>
+        <w:t>»</w:t>
+      </w:r>
+      <w:r>
+        <w:rPr>
+          <w:rFonts w:hint="default"/>
+          <w:lang w:val="en-US"/>
+        </w:rPr>
+        <w:t xml:space="preserve"> </w:t>
+      </w:r>
+      <w:r>
+        <w:rPr>
+          <w:rFonts w:hint="default"/>
+          <w:lang w:val="ru-RU"/>
+        </w:rPr>
+        <w:t xml:space="preserve">в симуляционной среде </w:t>
+      </w:r>
+      <w:r>
+        <w:rPr>
+          <w:rFonts w:hint="default"/>
+          <w:lang w:val="en-US"/>
+        </w:rPr>
+        <w:t>Gazebo</w:t>
       </w:r>
       <w:r>
         <w:tab/>
@@ -616,13 +807,373 @@
         <w:fldChar w:fldCharType="begin"/>
       </w:r>
       <w:r>
-        <w:instrText xml:space="preserve"> PAGEREF _Toc308696477 \h </w:instrText>
+        <w:instrText xml:space="preserve"> PAGEREF _Toc1996886111 \h </w:instrText>
       </w:r>
       <w:r>
         <w:fldChar w:fldCharType="separate"/>
       </w:r>
       <w:r>
-        <w:t>5</w:t>
+        <w:t>8</w:t>
+      </w:r>
+      <w:r>
+        <w:fldChar w:fldCharType="end"/>
+      </w:r>
+      <w:r>
+        <w:rPr>
+          <w:rFonts w:hint="default"/>
+          <w:szCs w:val="18"/>
+          <w:lang w:val="en-US"/>
+        </w:rPr>
+        <w:fldChar w:fldCharType="end"/>
+      </w:r>
+    </w:p>
+    <w:p>
+      <w:pPr>
+        <w:pStyle w:val="15"/>
+        <w:tabs>
+          <w:tab w:val="right" w:leader="dot" w:pos="8306"/>
+        </w:tabs>
+      </w:pPr>
+      <w:r>
+        <w:rPr>
+          <w:rFonts w:hint="default"/>
+          <w:szCs w:val="18"/>
+          <w:lang w:val="en-US"/>
+        </w:rPr>
+        <w:fldChar w:fldCharType="begin"/>
+      </w:r>
+      <w:r>
+        <w:rPr>
+          <w:rFonts w:hint="default"/>
+          <w:szCs w:val="18"/>
+          <w:lang w:val="en-US"/>
+        </w:rPr>
+        <w:instrText xml:space="preserve"> HYPERLINK \l _Toc914996826 </w:instrText>
+      </w:r>
+      <w:r>
+        <w:rPr>
+          <w:rFonts w:hint="default"/>
+          <w:szCs w:val="18"/>
+          <w:lang w:val="en-US"/>
+        </w:rPr>
+        <w:fldChar w:fldCharType="separate"/>
+      </w:r>
+      <w:r>
+        <w:rPr>
+          <w:rFonts w:hint="default"/>
+          <w:lang w:val="ru-RU"/>
+        </w:rPr>
+        <w:t>1. Короткое описание</w:t>
+      </w:r>
+      <w:r>
+        <w:tab/>
+      </w:r>
+      <w:r>
+        <w:fldChar w:fldCharType="begin"/>
+      </w:r>
+      <w:r>
+        <w:instrText xml:space="preserve"> PAGEREF _Toc914996826 \h </w:instrText>
+      </w:r>
+      <w:r>
+        <w:fldChar w:fldCharType="separate"/>
+      </w:r>
+      <w:r>
+        <w:t>8</w:t>
+      </w:r>
+      <w:r>
+        <w:fldChar w:fldCharType="end"/>
+      </w:r>
+      <w:r>
+        <w:rPr>
+          <w:rFonts w:hint="default"/>
+          <w:szCs w:val="18"/>
+          <w:lang w:val="en-US"/>
+        </w:rPr>
+        <w:fldChar w:fldCharType="end"/>
+      </w:r>
+    </w:p>
+    <w:p>
+      <w:pPr>
+        <w:pStyle w:val="15"/>
+        <w:tabs>
+          <w:tab w:val="right" w:leader="dot" w:pos="8306"/>
+        </w:tabs>
+      </w:pPr>
+      <w:r>
+        <w:rPr>
+          <w:rFonts w:hint="default"/>
+          <w:szCs w:val="18"/>
+          <w:lang w:val="en-US"/>
+        </w:rPr>
+        <w:fldChar w:fldCharType="begin"/>
+      </w:r>
+      <w:r>
+        <w:rPr>
+          <w:rFonts w:hint="default"/>
+          <w:szCs w:val="18"/>
+          <w:lang w:val="en-US"/>
+        </w:rPr>
+        <w:instrText xml:space="preserve"> HYPERLINK \l _Toc654936233 </w:instrText>
+      </w:r>
+      <w:r>
+        <w:rPr>
+          <w:rFonts w:hint="default"/>
+          <w:szCs w:val="18"/>
+          <w:lang w:val="en-US"/>
+        </w:rPr>
+        <w:fldChar w:fldCharType="separate"/>
+      </w:r>
+      <w:r>
+        <w:rPr>
+          <w:rFonts w:hint="default"/>
+          <w:lang w:val="ru-RU"/>
+        </w:rPr>
+        <w:t>Содержание пакета</w:t>
+      </w:r>
+      <w:r>
+        <w:tab/>
+      </w:r>
+      <w:r>
+        <w:fldChar w:fldCharType="begin"/>
+      </w:r>
+      <w:r>
+        <w:instrText xml:space="preserve"> PAGEREF _Toc654936233 \h </w:instrText>
+      </w:r>
+      <w:r>
+        <w:fldChar w:fldCharType="separate"/>
+      </w:r>
+      <w:r>
+        <w:t>9</w:t>
+      </w:r>
+      <w:r>
+        <w:fldChar w:fldCharType="end"/>
+      </w:r>
+      <w:r>
+        <w:rPr>
+          <w:rFonts w:hint="default"/>
+          <w:szCs w:val="18"/>
+          <w:lang w:val="en-US"/>
+        </w:rPr>
+        <w:fldChar w:fldCharType="end"/>
+      </w:r>
+    </w:p>
+    <w:p>
+      <w:pPr>
+        <w:pStyle w:val="15"/>
+        <w:tabs>
+          <w:tab w:val="right" w:leader="dot" w:pos="8306"/>
+        </w:tabs>
+      </w:pPr>
+      <w:r>
+        <w:rPr>
+          <w:rFonts w:hint="default"/>
+          <w:szCs w:val="18"/>
+          <w:lang w:val="en-US"/>
+        </w:rPr>
+        <w:fldChar w:fldCharType="begin"/>
+      </w:r>
+      <w:r>
+        <w:rPr>
+          <w:rFonts w:hint="default"/>
+          <w:szCs w:val="18"/>
+          <w:lang w:val="en-US"/>
+        </w:rPr>
+        <w:instrText xml:space="preserve"> HYPERLINK \l _Toc1865873743 </w:instrText>
+      </w:r>
+      <w:r>
+        <w:rPr>
+          <w:rFonts w:hint="default"/>
+          <w:szCs w:val="18"/>
+          <w:lang w:val="en-US"/>
+        </w:rPr>
+        <w:fldChar w:fldCharType="separate"/>
+      </w:r>
+      <w:r>
+        <w:rPr>
+          <w:rFonts w:hint="default"/>
+          <w:lang w:val="ru-RU"/>
+        </w:rPr>
+        <w:t xml:space="preserve">1.1. Описание робота </w:t>
+      </w:r>
+      <w:r>
+        <w:rPr>
+          <w:rFonts w:hint="default"/>
+          <w:lang w:val="en-US"/>
+        </w:rPr>
+        <w:t>(URDF, SDF)</w:t>
+      </w:r>
+      <w:r>
+        <w:tab/>
+      </w:r>
+      <w:r>
+        <w:fldChar w:fldCharType="begin"/>
+      </w:r>
+      <w:r>
+        <w:instrText xml:space="preserve"> PAGEREF _Toc1865873743 \h </w:instrText>
+      </w:r>
+      <w:r>
+        <w:fldChar w:fldCharType="separate"/>
+      </w:r>
+      <w:r>
+        <w:t>9</w:t>
+      </w:r>
+      <w:r>
+        <w:fldChar w:fldCharType="end"/>
+      </w:r>
+      <w:r>
+        <w:rPr>
+          <w:rFonts w:hint="default"/>
+          <w:szCs w:val="18"/>
+          <w:lang w:val="en-US"/>
+        </w:rPr>
+        <w:fldChar w:fldCharType="end"/>
+      </w:r>
+    </w:p>
+    <w:p>
+      <w:pPr>
+        <w:pStyle w:val="15"/>
+        <w:tabs>
+          <w:tab w:val="right" w:leader="dot" w:pos="8306"/>
+        </w:tabs>
+      </w:pPr>
+      <w:r>
+        <w:rPr>
+          <w:rFonts w:hint="default"/>
+          <w:szCs w:val="18"/>
+          <w:lang w:val="en-US"/>
+        </w:rPr>
+        <w:fldChar w:fldCharType="begin"/>
+      </w:r>
+      <w:r>
+        <w:rPr>
+          <w:rFonts w:hint="default"/>
+          <w:szCs w:val="18"/>
+          <w:lang w:val="en-US"/>
+        </w:rPr>
+        <w:instrText xml:space="preserve"> HYPERLINK \l _Toc212729388 </w:instrText>
+      </w:r>
+      <w:r>
+        <w:rPr>
+          <w:rFonts w:hint="default"/>
+          <w:szCs w:val="18"/>
+          <w:lang w:val="en-US"/>
+        </w:rPr>
+        <w:fldChar w:fldCharType="separate"/>
+      </w:r>
+      <w:r>
+        <w:rPr>
+          <w:rFonts w:hint="default"/>
+          <w:lang w:val="en-US"/>
+        </w:rPr>
+        <w:t xml:space="preserve">1.2. </w:t>
+      </w:r>
+      <w:r>
+        <w:rPr>
+          <w:rFonts w:hint="default"/>
+          <w:lang w:val="ru-RU"/>
+        </w:rPr>
+        <w:t xml:space="preserve">Готовый мир </w:t>
+      </w:r>
+      <w:r>
+        <w:rPr>
+          <w:rFonts w:hint="default"/>
+          <w:lang w:val="en-US"/>
+        </w:rPr>
+        <w:t xml:space="preserve">Gazebo - </w:t>
+      </w:r>
+      <w:r>
+        <w:rPr>
+          <w:rFonts w:hint="default"/>
+          <w:lang w:val="ru-RU"/>
+        </w:rPr>
+        <w:t>лаборатория Г-210</w:t>
+      </w:r>
+      <w:r>
+        <w:tab/>
+      </w:r>
+      <w:r>
+        <w:fldChar w:fldCharType="begin"/>
+      </w:r>
+      <w:r>
+        <w:instrText xml:space="preserve"> PAGEREF _Toc212729388 \h </w:instrText>
+      </w:r>
+      <w:r>
+        <w:fldChar w:fldCharType="separate"/>
+      </w:r>
+      <w:r>
+        <w:t>10</w:t>
+      </w:r>
+      <w:r>
+        <w:fldChar w:fldCharType="end"/>
+      </w:r>
+      <w:r>
+        <w:rPr>
+          <w:rFonts w:hint="default"/>
+          <w:szCs w:val="18"/>
+          <w:lang w:val="en-US"/>
+        </w:rPr>
+        <w:fldChar w:fldCharType="end"/>
+      </w:r>
+    </w:p>
+    <w:p>
+      <w:pPr>
+        <w:pStyle w:val="15"/>
+        <w:tabs>
+          <w:tab w:val="right" w:leader="dot" w:pos="8306"/>
+        </w:tabs>
+      </w:pPr>
+      <w:r>
+        <w:rPr>
+          <w:rFonts w:hint="default"/>
+          <w:szCs w:val="18"/>
+          <w:lang w:val="en-US"/>
+        </w:rPr>
+        <w:fldChar w:fldCharType="begin"/>
+      </w:r>
+      <w:r>
+        <w:rPr>
+          <w:rFonts w:hint="default"/>
+          <w:szCs w:val="18"/>
+          <w:lang w:val="en-US"/>
+        </w:rPr>
+        <w:instrText xml:space="preserve"> HYPERLINK \l _Toc484525705 </w:instrText>
+      </w:r>
+      <w:r>
+        <w:rPr>
+          <w:rFonts w:hint="default"/>
+          <w:szCs w:val="18"/>
+          <w:lang w:val="en-US"/>
+        </w:rPr>
+        <w:fldChar w:fldCharType="separate"/>
+      </w:r>
+      <w:r>
+        <w:rPr>
+          <w:rFonts w:hint="default"/>
+          <w:lang w:val="en-US"/>
+        </w:rPr>
+        <w:t>1.3. Launch-</w:t>
+      </w:r>
+      <w:r>
+        <w:rPr>
+          <w:rFonts w:hint="default"/>
+          <w:lang w:val="ru-RU"/>
+        </w:rPr>
+        <w:t>файлы - быстрый запуск системы</w:t>
+      </w:r>
+      <w:r>
+        <w:tab/>
+      </w:r>
+      <w:r>
+        <w:fldChar w:fldCharType="begin"/>
+      </w:r>
+      <w:r>
+        <w:instrText xml:space="preserve"> PAGEREF _Toc484525705 \h </w:instrText>
+      </w:r>
+      <w:r>
+        <w:fldChar w:fldCharType="separate"/>
+      </w:r>
+      <w:r>
+        <w:t>12</w:t>
       </w:r>
       <w:r>
         <w:fldChar w:fldCharType="end"/>
@@ -657,7 +1208,7 @@
           <w:szCs w:val="18"/>
           <w:lang w:val="en-US"/>
         </w:rPr>
-        <w:instrText xml:space="preserve"> HYPERLINK \l _Toc184884618 </w:instrText>
+        <w:instrText xml:space="preserve"> HYPERLINK \l _Toc900160222 </w:instrText>
       </w:r>
       <w:r>
         <w:rPr>
@@ -668,7 +1219,32 @@
         <w:fldChar w:fldCharType="separate"/>
       </w:r>
       <w:r>
-        <w:t>Ключевая идея: единый интерфейс через completed_scripts_jetbot</w:t>
+        <w:rPr>
+          <w:rFonts w:hint="default"/>
+          <w:lang w:val="en-US"/>
+        </w:rPr>
+        <w:t>ROS2-</w:t>
+      </w:r>
+      <w:r>
+        <w:rPr>
+          <w:rFonts w:hint="default"/>
+          <w:lang w:val="ru-RU"/>
+        </w:rPr>
+        <w:t>пакет, ограничивающий угол обзора  лидара - «</w:t>
+      </w:r>
+      <w:r>
+        <w:rPr>
+          <w:rFonts w:hint="default"/>
+          <w:lang w:val="en-US"/>
+        </w:rPr>
+        <w:t>lidar_filter</w:t>
+      </w:r>
+      <w:r>
+        <w:rPr>
+          <w:rFonts w:hint="default"/>
+          <w:lang w:val="ru-RU"/>
+        </w:rPr>
+        <w:t>»</w:t>
       </w:r>
       <w:r>
         <w:tab/>
@@ -677,13 +1253,13 @@
         <w:fldChar w:fldCharType="begin"/>
       </w:r>
       <w:r>
-        <w:instrText xml:space="preserve"> PAGEREF _Toc184884618 \h </w:instrText>
+        <w:instrText xml:space="preserve"> PAGEREF _Toc900160222 \h </w:instrText>
       </w:r>
       <w:r>
         <w:fldChar w:fldCharType="separate"/>
       </w:r>
       <w:r>
-        <w:t>2</w:t>
+        <w:t>14</w:t>
       </w:r>
       <w:r>
         <w:fldChar w:fldCharType="end"/>
@@ -699,7 +1275,7 @@
     </w:p>
     <w:p>
       <w:pPr>
-        <w:pStyle w:val="13"/>
+        <w:pStyle w:val="15"/>
         <w:tabs>
           <w:tab w:val="right" w:leader="dot" w:pos="8306"/>
         </w:tabs>
@@ -718,7 +1294,7 @@
           <w:szCs w:val="18"/>
           <w:lang w:val="en-US"/>
         </w:rPr>
-        <w:instrText xml:space="preserve"> HYPERLINK \l _Toc340764545 </w:instrText>
+        <w:instrText xml:space="preserve"> HYPERLINK \l _Toc1691189001 </w:instrText>
       </w:r>
       <w:r>
         <w:rPr>
@@ -731,65 +1307,9 @@
       <w:r>
         <w:rPr>
           <w:rFonts w:hint="default"/>
-          <w:lang w:val="en-US"/>
-        </w:rPr>
-        <w:t>ROS2-</w:t>
-      </w:r>
-      <w:r>
-        <w:rPr>
-          <w:rFonts w:hint="default"/>
-          <w:lang w:val="ru-RU"/>
-        </w:rPr>
-        <w:t xml:space="preserve">пакет для моделирования </w:t>
-      </w:r>
-      <w:r>
-        <w:rPr>
-          <w:rFonts w:hint="default"/>
-          <w:lang w:val="en-US"/>
-        </w:rPr>
-        <w:t>jetbot_mirea</w:t>
-      </w:r>
-      <w:r>
-        <w:rPr>
-          <w:rFonts w:hint="default"/>
-          <w:lang w:val="ru-RU"/>
-        </w:rPr>
-        <w:t xml:space="preserve"> - «</w:t>
-      </w:r>
-      <w:r>
-        <w:rPr>
-          <w:rFonts w:hint="default"/>
-          <w:lang w:val="en-US"/>
-        </w:rPr>
-        <w:t>jetbot_mirea_description</w:t>
-      </w:r>
-      <w:r>
-        <w:rPr>
-          <w:rFonts w:hint="default"/>
-          <w:lang w:val="ru-RU"/>
-        </w:rPr>
-        <w:t>»</w:t>
-      </w:r>
-      <w:r>
-        <w:rPr>
-          <w:rFonts w:hint="default"/>
-          <w:lang w:val="en-US"/>
-        </w:rPr>
-        <w:t xml:space="preserve"> </w:t>
-      </w:r>
-      <w:r>
-        <w:rPr>
-          <w:rFonts w:hint="default"/>
-          <w:lang w:val="ru-RU"/>
-        </w:rPr>
-        <w:t xml:space="preserve">в симуляционной среде </w:t>
-      </w:r>
-      <w:r>
-        <w:rPr>
-          <w:rFonts w:hint="default"/>
-          <w:lang w:val="en-US"/>
-        </w:rPr>
-        <w:t>Gazebo</w:t>
+          <w:lang w:val="ru-RU"/>
+        </w:rPr>
+        <w:t>1. Короткое описание</w:t>
       </w:r>
       <w:r>
         <w:tab/>
@@ -798,13 +1318,13 @@
         <w:fldChar w:fldCharType="begin"/>
       </w:r>
       <w:r>
-        <w:instrText xml:space="preserve"> PAGEREF _Toc340764545 \h </w:instrText>
+        <w:instrText xml:space="preserve"> PAGEREF _Toc1691189001 \h </w:instrText>
       </w:r>
       <w:r>
         <w:fldChar w:fldCharType="separate"/>
       </w:r>
       <w:r>
-        <w:t>2</w:t>
+        <w:t>14</w:t>
       </w:r>
       <w:r>
         <w:fldChar w:fldCharType="end"/>
@@ -817,6 +1337,231 @@
         </w:rPr>
         <w:fldChar w:fldCharType="end"/>
       </w:r>
+    </w:p>
+    <w:p>
+      <w:pPr>
+        <w:pStyle w:val="15"/>
+        <w:tabs>
+          <w:tab w:val="right" w:leader="dot" w:pos="8306"/>
+        </w:tabs>
+      </w:pPr>
+      <w:r>
+        <w:rPr>
+          <w:rFonts w:hint="default"/>
+          <w:szCs w:val="18"/>
+          <w:lang w:val="en-US"/>
+        </w:rPr>
+        <w:fldChar w:fldCharType="begin"/>
+      </w:r>
+      <w:r>
+        <w:rPr>
+          <w:rFonts w:hint="default"/>
+          <w:szCs w:val="18"/>
+          <w:lang w:val="en-US"/>
+        </w:rPr>
+        <w:instrText xml:space="preserve"> HYPERLINK \l _Toc498431519 </w:instrText>
+      </w:r>
+      <w:r>
+        <w:rPr>
+          <w:rFonts w:hint="default"/>
+          <w:szCs w:val="18"/>
+          <w:lang w:val="en-US"/>
+        </w:rPr>
+        <w:fldChar w:fldCharType="separate"/>
+      </w:r>
+      <w:r>
+        <w:rPr>
+          <w:rFonts w:hint="default"/>
+          <w:lang w:val="en-US"/>
+        </w:rPr>
+        <w:t xml:space="preserve">2. </w:t>
+      </w:r>
+      <w:r>
+        <w:rPr>
+          <w:rFonts w:hint="default"/>
+          <w:lang w:val="ru-RU"/>
+        </w:rPr>
+        <w:t>Описание</w:t>
+      </w:r>
+      <w:r>
+        <w:tab/>
+      </w:r>
+      <w:r>
+        <w:fldChar w:fldCharType="begin"/>
+      </w:r>
+      <w:r>
+        <w:instrText xml:space="preserve"> PAGEREF _Toc498431519 \h </w:instrText>
+      </w:r>
+      <w:r>
+        <w:fldChar w:fldCharType="separate"/>
+      </w:r>
+      <w:r>
+        <w:t>14</w:t>
+      </w:r>
+      <w:r>
+        <w:fldChar w:fldCharType="end"/>
+      </w:r>
+      <w:r>
+        <w:rPr>
+          <w:rFonts w:hint="default"/>
+          <w:szCs w:val="18"/>
+          <w:lang w:val="en-US"/>
+        </w:rPr>
+        <w:fldChar w:fldCharType="end"/>
+      </w:r>
+    </w:p>
+    <w:p>
+      <w:pPr>
+        <w:pStyle w:val="15"/>
+        <w:tabs>
+          <w:tab w:val="right" w:leader="dot" w:pos="8306"/>
+        </w:tabs>
+      </w:pPr>
+      <w:r>
+        <w:rPr>
+          <w:rFonts w:hint="default"/>
+          <w:szCs w:val="18"/>
+          <w:lang w:val="en-US"/>
+        </w:rPr>
+        <w:fldChar w:fldCharType="begin"/>
+      </w:r>
+      <w:r>
+        <w:rPr>
+          <w:rFonts w:hint="default"/>
+          <w:szCs w:val="18"/>
+          <w:lang w:val="en-US"/>
+        </w:rPr>
+        <w:instrText xml:space="preserve"> HYPERLINK \l _Toc1578471480 </w:instrText>
+      </w:r>
+      <w:r>
+        <w:rPr>
+          <w:rFonts w:hint="default"/>
+          <w:szCs w:val="18"/>
+          <w:lang w:val="en-US"/>
+        </w:rPr>
+        <w:fldChar w:fldCharType="separate"/>
+      </w:r>
+      <w:r>
+        <w:rPr>
+          <w:rFonts w:hint="default"/>
+          <w:lang w:val="ru-RU"/>
+        </w:rPr>
+        <w:t xml:space="preserve">2.1. Нода </w:t>
+      </w:r>
+      <w:r>
+        <w:rPr>
+          <w:rFonts w:hint="default"/>
+          <w:lang w:val="en-US"/>
+        </w:rPr>
+        <w:t>lidar_filter</w:t>
+      </w:r>
+      <w:r>
+        <w:tab/>
+      </w:r>
+      <w:r>
+        <w:fldChar w:fldCharType="begin"/>
+      </w:r>
+      <w:r>
+        <w:instrText xml:space="preserve"> PAGEREF _Toc1578471480 \h </w:instrText>
+      </w:r>
+      <w:r>
+        <w:fldChar w:fldCharType="separate"/>
+      </w:r>
+      <w:r>
+        <w:t>14</w:t>
+      </w:r>
+      <w:r>
+        <w:fldChar w:fldCharType="end"/>
+      </w:r>
+      <w:r>
+        <w:rPr>
+          <w:rFonts w:hint="default"/>
+          <w:szCs w:val="18"/>
+          <w:lang w:val="en-US"/>
+        </w:rPr>
+        <w:fldChar w:fldCharType="end"/>
+      </w:r>
+    </w:p>
+    <w:p>
+      <w:pPr>
+        <w:pStyle w:val="15"/>
+        <w:tabs>
+          <w:tab w:val="right" w:leader="dot" w:pos="8306"/>
+        </w:tabs>
+      </w:pPr>
+      <w:r>
+        <w:rPr>
+          <w:rFonts w:hint="default"/>
+          <w:szCs w:val="18"/>
+          <w:lang w:val="en-US"/>
+        </w:rPr>
+        <w:fldChar w:fldCharType="begin"/>
+      </w:r>
+      <w:r>
+        <w:rPr>
+          <w:rFonts w:hint="default"/>
+          <w:szCs w:val="18"/>
+          <w:lang w:val="en-US"/>
+        </w:rPr>
+        <w:instrText xml:space="preserve"> HYPERLINK \l _Toc106695121 </w:instrText>
+      </w:r>
+      <w:r>
+        <w:rPr>
+          <w:rFonts w:hint="default"/>
+          <w:szCs w:val="18"/>
+          <w:lang w:val="en-US"/>
+        </w:rPr>
+        <w:fldChar w:fldCharType="separate"/>
+      </w:r>
+      <w:r>
+        <w:rPr>
+          <w:rFonts w:hint="default"/>
+          <w:lang w:val="en-US"/>
+        </w:rPr>
+        <w:t>2.2. Launch-</w:t>
+      </w:r>
+      <w:r>
+        <w:rPr>
+          <w:rFonts w:hint="default"/>
+          <w:lang w:val="ru-RU"/>
+        </w:rPr>
+        <w:t>файл</w:t>
+      </w:r>
+      <w:r>
+        <w:rPr>
+          <w:rFonts w:hint="default"/>
+          <w:lang w:val="en-US"/>
+        </w:rPr>
+        <w:t xml:space="preserve"> filter.launch.py</w:t>
+      </w:r>
+      <w:r>
+        <w:tab/>
+      </w:r>
+      <w:r>
+        <w:fldChar w:fldCharType="begin"/>
+      </w:r>
+      <w:r>
+        <w:instrText xml:space="preserve"> PAGEREF _Toc106695121 \h </w:instrText>
+      </w:r>
+      <w:r>
+        <w:fldChar w:fldCharType="separate"/>
+      </w:r>
+      <w:r>
+        <w:t>15</w:t>
+      </w:r>
+      <w:r>
+        <w:fldChar w:fldCharType="end"/>
+      </w:r>
+      <w:r>
+        <w:rPr>
+          <w:rFonts w:hint="default"/>
+          <w:szCs w:val="18"/>
+          <w:lang w:val="en-US"/>
+        </w:rPr>
+        <w:fldChar w:fldCharType="end"/>
+      </w:r>
+      <w:bookmarkStart w:id="35" w:name="_GoBack"/>
+      <w:bookmarkEnd w:id="35"/>
     </w:p>
     <w:p>
       <w:pPr>
@@ -839,7 +1584,7 @@
           <w:szCs w:val="18"/>
           <w:lang w:val="en-US"/>
         </w:rPr>
-        <w:instrText xml:space="preserve"> HYPERLINK \l _Toc1143845004 </w:instrText>
+        <w:instrText xml:space="preserve"> HYPERLINK \l _Toc1592355642 </w:instrText>
       </w:r>
       <w:r>
         <w:rPr>
@@ -852,6 +1597,120 @@
       <w:r>
         <w:rPr>
           <w:rFonts w:hint="default"/>
+          <w:lang w:val="en-US"/>
+        </w:rPr>
+        <w:t>ROS2-</w:t>
+      </w:r>
+      <w:r>
+        <w:rPr>
+          <w:rFonts w:hint="default"/>
+          <w:lang w:val="ru-RU"/>
+        </w:rPr>
+        <w:t xml:space="preserve">пакет, содержащий </w:t>
+      </w:r>
+      <w:r>
+        <w:rPr>
+          <w:rFonts w:hint="default"/>
+          <w:lang w:val="en-US"/>
+        </w:rPr>
+        <w:t>URDF-</w:t>
+      </w:r>
+      <w:r>
+        <w:rPr>
+          <w:rFonts w:hint="default"/>
+          <w:lang w:val="ru-RU"/>
+        </w:rPr>
+        <w:t xml:space="preserve">описание камеры </w:t>
+      </w:r>
+      <w:r>
+        <w:rPr>
+          <w:rFonts w:hint="default"/>
+          <w:lang w:val="en-US"/>
+        </w:rPr>
+        <w:t xml:space="preserve">Intel RealSense D435i - </w:t>
+      </w:r>
+      <w:r>
+        <w:rPr>
+          <w:rFonts w:hint="default"/>
+          <w:lang w:val="ru-RU"/>
+        </w:rPr>
+        <w:t>«</w:t>
+      </w:r>
+      <w:r>
+        <w:rPr>
+          <w:rFonts w:hint="default"/>
+          <w:lang w:val="en-US"/>
+        </w:rPr>
+        <w:t>realsense_ros_gazebo</w:t>
+      </w:r>
+      <w:r>
+        <w:rPr>
+          <w:rFonts w:hint="default"/>
+          <w:lang w:val="ru-RU"/>
+        </w:rPr>
+        <w:t>»</w:t>
+      </w:r>
+      <w:r>
+        <w:tab/>
+      </w:r>
+      <w:r>
+        <w:fldChar w:fldCharType="begin"/>
+      </w:r>
+      <w:r>
+        <w:instrText xml:space="preserve"> PAGEREF _Toc1592355642 \h </w:instrText>
+      </w:r>
+      <w:r>
+        <w:fldChar w:fldCharType="separate"/>
+      </w:r>
+      <w:r>
+        <w:t>16</w:t>
+      </w:r>
+      <w:r>
+        <w:fldChar w:fldCharType="end"/>
+      </w:r>
+      <w:r>
+        <w:rPr>
+          <w:rFonts w:hint="default"/>
+          <w:szCs w:val="18"/>
+          <w:lang w:val="en-US"/>
+        </w:rPr>
+        <w:fldChar w:fldCharType="end"/>
+      </w:r>
+    </w:p>
+    <w:p>
+      <w:pPr>
+        <w:pStyle w:val="15"/>
+        <w:tabs>
+          <w:tab w:val="right" w:leader="dot" w:pos="8306"/>
+        </w:tabs>
+      </w:pPr>
+      <w:r>
+        <w:rPr>
+          <w:rFonts w:hint="default"/>
+          <w:szCs w:val="18"/>
+          <w:lang w:val="en-US"/>
+        </w:rPr>
+        <w:fldChar w:fldCharType="begin"/>
+      </w:r>
+      <w:r>
+        <w:rPr>
+          <w:rFonts w:hint="default"/>
+          <w:szCs w:val="18"/>
+          <w:lang w:val="en-US"/>
+        </w:rPr>
+        <w:instrText xml:space="preserve"> HYPERLINK \l _Toc333740109 </w:instrText>
+      </w:r>
+      <w:r>
+        <w:rPr>
+          <w:rFonts w:hint="default"/>
+          <w:szCs w:val="18"/>
+          <w:lang w:val="en-US"/>
+        </w:rPr>
+        <w:fldChar w:fldCharType="separate"/>
+      </w:r>
+      <w:r>
+        <w:rPr>
+          <w:rFonts w:hint="default"/>
           <w:lang w:val="ru-RU"/>
         </w:rPr>
         <w:t>1. Короткое описание</w:t>
@@ -863,13 +1722,85 @@
         <w:fldChar w:fldCharType="begin"/>
       </w:r>
       <w:r>
-        <w:instrText xml:space="preserve"> PAGEREF _Toc1143845004 \h </w:instrText>
+        <w:instrText xml:space="preserve"> PAGEREF _Toc333740109 \h </w:instrText>
       </w:r>
       <w:r>
         <w:fldChar w:fldCharType="separate"/>
       </w:r>
       <w:r>
-        <w:t>2</w:t>
+        <w:t>16</w:t>
+      </w:r>
+      <w:r>
+        <w:fldChar w:fldCharType="end"/>
+      </w:r>
+      <w:r>
+        <w:rPr>
+          <w:rFonts w:hint="default"/>
+          <w:szCs w:val="18"/>
+          <w:lang w:val="en-US"/>
+        </w:rPr>
+        <w:fldChar w:fldCharType="end"/>
+      </w:r>
+    </w:p>
+    <w:p>
+      <w:pPr>
+        <w:pStyle w:val="15"/>
+        <w:tabs>
+          <w:tab w:val="right" w:leader="dot" w:pos="8306"/>
+        </w:tabs>
+      </w:pPr>
+      <w:r>
+        <w:rPr>
+          <w:rFonts w:hint="default"/>
+          <w:szCs w:val="18"/>
+          <w:lang w:val="en-US"/>
+        </w:rPr>
+        <w:fldChar w:fldCharType="begin"/>
+      </w:r>
+      <w:r>
+        <w:rPr>
+          <w:rFonts w:hint="default"/>
+          <w:szCs w:val="18"/>
+          <w:lang w:val="en-US"/>
+        </w:rPr>
+        <w:instrText xml:space="preserve"> HYPERLINK \l _Toc1242429010 </w:instrText>
+      </w:r>
+      <w:r>
+        <w:rPr>
+          <w:rFonts w:hint="default"/>
+          <w:szCs w:val="18"/>
+          <w:lang w:val="en-US"/>
+        </w:rPr>
+        <w:fldChar w:fldCharType="separate"/>
+      </w:r>
+      <w:r>
+        <w:rPr>
+          <w:rFonts w:hint="default"/>
+          <w:lang w:val="en-US"/>
+        </w:rPr>
+        <w:t xml:space="preserve">2. </w:t>
+      </w:r>
+      <w:r>
+        <w:rPr>
+          <w:rFonts w:hint="default"/>
+          <w:lang w:val="ru-RU"/>
+        </w:rPr>
+        <w:t>Описание</w:t>
+      </w:r>
+      <w:r>
+        <w:tab/>
+      </w:r>
+      <w:r>
+        <w:fldChar w:fldCharType="begin"/>
+      </w:r>
+      <w:r>
+        <w:instrText xml:space="preserve"> PAGEREF _Toc1242429010 \h </w:instrText>
+      </w:r>
+      <w:r>
+        <w:fldChar w:fldCharType="separate"/>
+      </w:r>
+      <w:r>
+        <w:t>16</w:t>
       </w:r>
       <w:r>
         <w:fldChar w:fldCharType="end"/>
@@ -904,7 +1835,7 @@
           <w:szCs w:val="18"/>
           <w:lang w:val="en-US"/>
         </w:rPr>
-        <w:instrText xml:space="preserve"> HYPERLINK \l _Toc1227718882 </w:instrText>
+        <w:instrText xml:space="preserve"> HYPERLINK \l _Toc718999126 </w:instrText>
       </w:r>
       <w:r>
         <w:rPr>
@@ -917,9 +1848,30 @@
       <w:r>
         <w:rPr>
           <w:rFonts w:hint="default"/>
-          <w:lang w:val="ru-RU"/>
-        </w:rPr>
-        <w:t>Содержание пакета</w:t>
+          <w:lang w:val="en-US"/>
+        </w:rPr>
+        <w:t>ROS2-</w:t>
+      </w:r>
+      <w:r>
+        <w:rPr>
+          <w:rFonts w:hint="default"/>
+          <w:lang w:val="ru-RU"/>
+        </w:rPr>
+        <w:t>пакет, реализующий последовательную отправку точек маршрута - «</w:t>
+      </w:r>
+      <w:r>
+        <w:rPr>
+          <w:rFonts w:hint="default"/>
+          <w:lang w:val="en-US"/>
+        </w:rPr>
+        <w:t>trajectory_maker</w:t>
+      </w:r>
+      <w:r>
+        <w:rPr>
+          <w:rFonts w:hint="default"/>
+          <w:lang w:val="ru-RU"/>
+        </w:rPr>
+        <w:t>»</w:t>
       </w:r>
       <w:r>
         <w:tab/>
@@ -928,13 +1880,150 @@
         <w:fldChar w:fldCharType="begin"/>
       </w:r>
       <w:r>
-        <w:instrText xml:space="preserve"> PAGEREF _Toc1227718882 \h </w:instrText>
+        <w:instrText xml:space="preserve"> PAGEREF _Toc718999126 \h </w:instrText>
       </w:r>
       <w:r>
         <w:fldChar w:fldCharType="separate"/>
       </w:r>
       <w:r>
-        <w:t>3</w:t>
+        <w:t>17</w:t>
+      </w:r>
+      <w:r>
+        <w:fldChar w:fldCharType="end"/>
+      </w:r>
+      <w:r>
+        <w:rPr>
+          <w:rFonts w:hint="default"/>
+          <w:szCs w:val="18"/>
+          <w:lang w:val="en-US"/>
+        </w:rPr>
+        <w:fldChar w:fldCharType="end"/>
+      </w:r>
+    </w:p>
+    <w:p>
+      <w:pPr>
+        <w:pStyle w:val="15"/>
+        <w:tabs>
+          <w:tab w:val="right" w:leader="dot" w:pos="8306"/>
+        </w:tabs>
+      </w:pPr>
+      <w:r>
+        <w:rPr>
+          <w:rFonts w:hint="default"/>
+          <w:szCs w:val="18"/>
+          <w:lang w:val="en-US"/>
+        </w:rPr>
+        <w:fldChar w:fldCharType="begin"/>
+      </w:r>
+      <w:r>
+        <w:rPr>
+          <w:rFonts w:hint="default"/>
+          <w:szCs w:val="18"/>
+          <w:lang w:val="en-US"/>
+        </w:rPr>
+        <w:instrText xml:space="preserve"> HYPERLINK \l _Toc1178482028 </w:instrText>
+      </w:r>
+      <w:r>
+        <w:rPr>
+          <w:rFonts w:hint="default"/>
+          <w:szCs w:val="18"/>
+          <w:lang w:val="en-US"/>
+        </w:rPr>
+        <w:fldChar w:fldCharType="separate"/>
+      </w:r>
+      <w:r>
+        <w:rPr>
+          <w:rFonts w:hint="default"/>
+          <w:lang w:val="ru-RU"/>
+        </w:rPr>
+        <w:t>1. Короткое описание</w:t>
+      </w:r>
+      <w:r>
+        <w:tab/>
+      </w:r>
+      <w:r>
+        <w:fldChar w:fldCharType="begin"/>
+      </w:r>
+      <w:r>
+        <w:instrText xml:space="preserve"> PAGEREF _Toc1178482028 \h </w:instrText>
+      </w:r>
+      <w:r>
+        <w:fldChar w:fldCharType="separate"/>
+      </w:r>
+      <w:r>
+        <w:t>17</w:t>
+      </w:r>
+      <w:r>
+        <w:fldChar w:fldCharType="end"/>
+      </w:r>
+      <w:r>
+        <w:rPr>
+          <w:rFonts w:hint="default"/>
+          <w:szCs w:val="18"/>
+          <w:lang w:val="en-US"/>
+        </w:rPr>
+        <w:fldChar w:fldCharType="end"/>
+      </w:r>
+    </w:p>
+    <w:p>
+      <w:pPr>
+        <w:pStyle w:val="15"/>
+        <w:tabs>
+          <w:tab w:val="right" w:leader="dot" w:pos="8306"/>
+        </w:tabs>
+      </w:pPr>
+      <w:r>
+        <w:rPr>
+          <w:rFonts w:hint="default"/>
+          <w:szCs w:val="18"/>
+          <w:lang w:val="en-US"/>
+        </w:rPr>
+        <w:fldChar w:fldCharType="begin"/>
+      </w:r>
+      <w:r>
+        <w:rPr>
+          <w:rFonts w:hint="default"/>
+          <w:szCs w:val="18"/>
+          <w:lang w:val="en-US"/>
+        </w:rPr>
+        <w:instrText xml:space="preserve"> HYPERLINK \l _Toc1397897370 </w:instrText>
+      </w:r>
+      <w:r>
+        <w:rPr>
+          <w:rFonts w:hint="default"/>
+          <w:szCs w:val="18"/>
+          <w:lang w:val="en-US"/>
+        </w:rPr>
+        <w:fldChar w:fldCharType="separate"/>
+      </w:r>
+      <w:r>
+        <w:rPr>
+          <w:rFonts w:hint="default"/>
+          <w:lang w:val="en-US"/>
+        </w:rPr>
+        <w:t xml:space="preserve">2. </w:t>
+      </w:r>
+      <w:r>
+        <w:rPr>
+          <w:rFonts w:hint="default"/>
+          <w:lang w:val="ru-RU"/>
+        </w:rPr>
+        <w:t>Описание</w:t>
+      </w:r>
+      <w:r>
+        <w:tab/>
+      </w:r>
+      <w:r>
+        <w:fldChar w:fldCharType="begin"/>
+      </w:r>
+      <w:r>
+        <w:instrText xml:space="preserve"> PAGEREF _Toc1397897370 \h </w:instrText>
+      </w:r>
+      <w:r>
+        <w:fldChar w:fldCharType="separate"/>
+      </w:r>
+      <w:r>
+        <w:t>17</w:t>
       </w:r>
       <w:r>
         <w:fldChar w:fldCharType="end"/>
@@ -969,7 +2058,7 @@
           <w:szCs w:val="18"/>
           <w:lang w:val="en-US"/>
         </w:rPr>
-        <w:instrText xml:space="preserve"> HYPERLINK \l _Toc2005525282 </w:instrText>
+        <w:instrText xml:space="preserve"> HYPERLINK \l _Toc1574761342 </w:instrText>
       </w:r>
       <w:r>
         <w:rPr>
@@ -982,16 +2071,44 @@
       <w:r>
         <w:rPr>
           <w:rFonts w:hint="default"/>
-          <w:lang w:val="ru-RU"/>
-        </w:rPr>
-        <w:t xml:space="preserve">1.1. Описание робота </w:t>
-      </w:r>
-      <w:r>
-        <w:rPr>
-          <w:rFonts w:hint="default"/>
-          <w:lang w:val="en-US"/>
-        </w:rPr>
-        <w:t>(URDF, SDF)</w:t>
+          <w:lang w:val="en-US"/>
+        </w:rPr>
+        <w:t>ROS2-</w:t>
+      </w:r>
+      <w:r>
+        <w:rPr>
+          <w:rFonts w:hint="default"/>
+          <w:lang w:val="ru-RU"/>
+        </w:rPr>
+        <w:t xml:space="preserve">пакет, содержащий конечные </w:t>
+      </w:r>
+      <w:r>
+        <w:rPr>
+          <w:rFonts w:hint="default"/>
+          <w:lang w:val="en-US"/>
+        </w:rPr>
+        <w:t>Launch-</w:t>
+      </w:r>
+      <w:r>
+        <w:rPr>
+          <w:rFonts w:hint="default"/>
+          <w:lang w:val="ru-RU"/>
+        </w:rPr>
+        <w:t>файлы, позволяющие запустить сценарии системы - «</w:t>
+      </w:r>
+      <w:r>
+        <w:rPr>
+          <w:rFonts w:hint="default"/>
+          <w:lang w:val="en-US"/>
+        </w:rPr>
+        <w:t>completed_scripts_jetbot</w:t>
+      </w:r>
+      <w:r>
+        <w:rPr>
+          <w:rFonts w:hint="default"/>
+          <w:lang w:val="ru-RU"/>
+        </w:rPr>
+        <w:t>»</w:t>
       </w:r>
       <w:r>
         <w:tab/>
@@ -1000,13 +2117,531 @@
         <w:fldChar w:fldCharType="begin"/>
       </w:r>
       <w:r>
-        <w:instrText xml:space="preserve"> PAGEREF _Toc2005525282 \h </w:instrText>
+        <w:instrText xml:space="preserve"> PAGEREF _Toc1574761342 \h </w:instrText>
       </w:r>
       <w:r>
         <w:fldChar w:fldCharType="separate"/>
       </w:r>
       <w:r>
-        <w:t>3</w:t>
+        <w:t>17</w:t>
+      </w:r>
+      <w:r>
+        <w:fldChar w:fldCharType="end"/>
+      </w:r>
+      <w:r>
+        <w:rPr>
+          <w:rFonts w:hint="default"/>
+          <w:szCs w:val="18"/>
+          <w:lang w:val="en-US"/>
+        </w:rPr>
+        <w:fldChar w:fldCharType="end"/>
+      </w:r>
+    </w:p>
+    <w:p>
+      <w:pPr>
+        <w:pStyle w:val="15"/>
+        <w:tabs>
+          <w:tab w:val="right" w:leader="dot" w:pos="8306"/>
+        </w:tabs>
+      </w:pPr>
+      <w:r>
+        <w:rPr>
+          <w:rFonts w:hint="default"/>
+          <w:szCs w:val="18"/>
+          <w:lang w:val="en-US"/>
+        </w:rPr>
+        <w:fldChar w:fldCharType="begin"/>
+      </w:r>
+      <w:r>
+        <w:rPr>
+          <w:rFonts w:hint="default"/>
+          <w:szCs w:val="18"/>
+          <w:lang w:val="en-US"/>
+        </w:rPr>
+        <w:instrText xml:space="preserve"> HYPERLINK \l _Toc1283018203 </w:instrText>
+      </w:r>
+      <w:r>
+        <w:rPr>
+          <w:rFonts w:hint="default"/>
+          <w:szCs w:val="18"/>
+          <w:lang w:val="en-US"/>
+        </w:rPr>
+        <w:fldChar w:fldCharType="separate"/>
+      </w:r>
+      <w:r>
+        <w:rPr>
+          <w:rFonts w:hint="default"/>
+          <w:lang w:val="ru-RU"/>
+        </w:rPr>
+        <w:t>1. Короткое описание</w:t>
+      </w:r>
+      <w:r>
+        <w:tab/>
+      </w:r>
+      <w:r>
+        <w:fldChar w:fldCharType="begin"/>
+      </w:r>
+      <w:r>
+        <w:instrText xml:space="preserve"> PAGEREF _Toc1283018203 \h </w:instrText>
+      </w:r>
+      <w:r>
+        <w:fldChar w:fldCharType="separate"/>
+      </w:r>
+      <w:r>
+        <w:t>17</w:t>
+      </w:r>
+      <w:r>
+        <w:fldChar w:fldCharType="end"/>
+      </w:r>
+      <w:r>
+        <w:rPr>
+          <w:rFonts w:hint="default"/>
+          <w:szCs w:val="18"/>
+          <w:lang w:val="en-US"/>
+        </w:rPr>
+        <w:fldChar w:fldCharType="end"/>
+      </w:r>
+    </w:p>
+    <w:p>
+      <w:pPr>
+        <w:pStyle w:val="15"/>
+        <w:tabs>
+          <w:tab w:val="right" w:leader="dot" w:pos="8306"/>
+        </w:tabs>
+      </w:pPr>
+      <w:r>
+        <w:rPr>
+          <w:rFonts w:hint="default"/>
+          <w:szCs w:val="18"/>
+          <w:lang w:val="en-US"/>
+        </w:rPr>
+        <w:fldChar w:fldCharType="begin"/>
+      </w:r>
+      <w:r>
+        <w:rPr>
+          <w:rFonts w:hint="default"/>
+          <w:szCs w:val="18"/>
+          <w:lang w:val="en-US"/>
+        </w:rPr>
+        <w:instrText xml:space="preserve"> HYPERLINK \l _Toc767145033 </w:instrText>
+      </w:r>
+      <w:r>
+        <w:rPr>
+          <w:rFonts w:hint="default"/>
+          <w:szCs w:val="18"/>
+          <w:lang w:val="en-US"/>
+        </w:rPr>
+        <w:fldChar w:fldCharType="separate"/>
+      </w:r>
+      <w:r>
+        <w:rPr>
+          <w:rFonts w:hint="default"/>
+          <w:lang w:val="en-US"/>
+        </w:rPr>
+        <w:t xml:space="preserve">2. </w:t>
+      </w:r>
+      <w:r>
+        <w:rPr>
+          <w:rFonts w:hint="default"/>
+          <w:lang w:val="ru-RU"/>
+        </w:rPr>
+        <w:t>Описание</w:t>
+      </w:r>
+      <w:r>
+        <w:tab/>
+      </w:r>
+      <w:r>
+        <w:fldChar w:fldCharType="begin"/>
+      </w:r>
+      <w:r>
+        <w:instrText xml:space="preserve"> PAGEREF _Toc767145033 \h </w:instrText>
+      </w:r>
+      <w:r>
+        <w:fldChar w:fldCharType="separate"/>
+      </w:r>
+      <w:r>
+        <w:t>18</w:t>
+      </w:r>
+      <w:r>
+        <w:fldChar w:fldCharType="end"/>
+      </w:r>
+      <w:r>
+        <w:rPr>
+          <w:rFonts w:hint="default"/>
+          <w:szCs w:val="18"/>
+          <w:lang w:val="en-US"/>
+        </w:rPr>
+        <w:fldChar w:fldCharType="end"/>
+      </w:r>
+    </w:p>
+    <w:p>
+      <w:pPr>
+        <w:pStyle w:val="15"/>
+        <w:tabs>
+          <w:tab w:val="right" w:leader="dot" w:pos="8306"/>
+        </w:tabs>
+      </w:pPr>
+      <w:r>
+        <w:rPr>
+          <w:rFonts w:hint="default"/>
+          <w:szCs w:val="18"/>
+          <w:lang w:val="en-US"/>
+        </w:rPr>
+        <w:fldChar w:fldCharType="begin"/>
+      </w:r>
+      <w:r>
+        <w:rPr>
+          <w:rFonts w:hint="default"/>
+          <w:szCs w:val="18"/>
+          <w:lang w:val="en-US"/>
+        </w:rPr>
+        <w:instrText xml:space="preserve"> HYPERLINK \l _Toc1025437210 </w:instrText>
+      </w:r>
+      <w:r>
+        <w:rPr>
+          <w:rFonts w:hint="default"/>
+          <w:szCs w:val="18"/>
+          <w:lang w:val="en-US"/>
+        </w:rPr>
+        <w:fldChar w:fldCharType="separate"/>
+      </w:r>
+      <w:r>
+        <w:rPr>
+          <w:rFonts w:hint="default"/>
+          <w:lang w:val="en-US"/>
+        </w:rPr>
+        <w:t>2.1. Launch-</w:t>
+      </w:r>
+      <w:r>
+        <w:rPr>
+          <w:rFonts w:hint="default"/>
+          <w:lang w:val="ru-RU"/>
+        </w:rPr>
+        <w:t>файл</w:t>
+      </w:r>
+      <w:r>
+        <w:rPr>
+          <w:rFonts w:hint="default"/>
+          <w:lang w:val="en-US"/>
+        </w:rPr>
+        <w:t xml:space="preserve"> rviz_and_robot_description.launch.py</w:t>
+      </w:r>
+      <w:r>
+        <w:tab/>
+      </w:r>
+      <w:r>
+        <w:fldChar w:fldCharType="begin"/>
+      </w:r>
+      <w:r>
+        <w:instrText xml:space="preserve"> PAGEREF _Toc1025437210 \h </w:instrText>
+      </w:r>
+      <w:r>
+        <w:fldChar w:fldCharType="separate"/>
+      </w:r>
+      <w:r>
+        <w:t>21</w:t>
+      </w:r>
+      <w:r>
+        <w:fldChar w:fldCharType="end"/>
+      </w:r>
+      <w:r>
+        <w:rPr>
+          <w:rFonts w:hint="default"/>
+          <w:szCs w:val="18"/>
+          <w:lang w:val="en-US"/>
+        </w:rPr>
+        <w:fldChar w:fldCharType="end"/>
+      </w:r>
+    </w:p>
+    <w:p>
+      <w:pPr>
+        <w:pStyle w:val="15"/>
+        <w:tabs>
+          <w:tab w:val="right" w:leader="dot" w:pos="8306"/>
+        </w:tabs>
+      </w:pPr>
+      <w:r>
+        <w:rPr>
+          <w:rFonts w:hint="default"/>
+          <w:szCs w:val="18"/>
+          <w:lang w:val="en-US"/>
+        </w:rPr>
+        <w:fldChar w:fldCharType="begin"/>
+      </w:r>
+      <w:r>
+        <w:rPr>
+          <w:rFonts w:hint="default"/>
+          <w:szCs w:val="18"/>
+          <w:lang w:val="en-US"/>
+        </w:rPr>
+        <w:instrText xml:space="preserve"> HYPERLINK \l _Toc435231685 </w:instrText>
+      </w:r>
+      <w:r>
+        <w:rPr>
+          <w:rFonts w:hint="default"/>
+          <w:szCs w:val="18"/>
+          <w:lang w:val="en-US"/>
+        </w:rPr>
+        <w:fldChar w:fldCharType="separate"/>
+      </w:r>
+      <w:r>
+        <w:rPr>
+          <w:rFonts w:hint="default"/>
+          <w:lang w:val="en-US"/>
+        </w:rPr>
+        <w:t>2.2. Launch-</w:t>
+      </w:r>
+      <w:r>
+        <w:rPr>
+          <w:rFonts w:hint="default"/>
+          <w:lang w:val="ru-RU"/>
+        </w:rPr>
+        <w:t xml:space="preserve">файл </w:t>
+      </w:r>
+      <w:r>
+        <w:rPr>
+          <w:rFonts w:hint="default"/>
+          <w:lang w:val="en-US"/>
+        </w:rPr>
+        <w:t>jetbot_sensors_and_motors.launch.py</w:t>
+      </w:r>
+      <w:r>
+        <w:tab/>
+      </w:r>
+      <w:r>
+        <w:fldChar w:fldCharType="begin"/>
+      </w:r>
+      <w:r>
+        <w:instrText xml:space="preserve"> PAGEREF _Toc435231685 \h </w:instrText>
+      </w:r>
+      <w:r>
+        <w:fldChar w:fldCharType="separate"/>
+      </w:r>
+      <w:r>
+        <w:t>21</w:t>
+      </w:r>
+      <w:r>
+        <w:fldChar w:fldCharType="end"/>
+      </w:r>
+      <w:r>
+        <w:rPr>
+          <w:rFonts w:hint="default"/>
+          <w:szCs w:val="18"/>
+          <w:lang w:val="en-US"/>
+        </w:rPr>
+        <w:fldChar w:fldCharType="end"/>
+      </w:r>
+    </w:p>
+    <w:p>
+      <w:pPr>
+        <w:pStyle w:val="15"/>
+        <w:tabs>
+          <w:tab w:val="right" w:leader="dot" w:pos="8306"/>
+        </w:tabs>
+      </w:pPr>
+      <w:r>
+        <w:rPr>
+          <w:rFonts w:hint="default"/>
+          <w:szCs w:val="18"/>
+          <w:lang w:val="en-US"/>
+        </w:rPr>
+        <w:fldChar w:fldCharType="begin"/>
+      </w:r>
+      <w:r>
+        <w:rPr>
+          <w:rFonts w:hint="default"/>
+          <w:szCs w:val="18"/>
+          <w:lang w:val="en-US"/>
+        </w:rPr>
+        <w:instrText xml:space="preserve"> HYPERLINK \l _Toc1841614024 </w:instrText>
+      </w:r>
+      <w:r>
+        <w:rPr>
+          <w:rFonts w:hint="default"/>
+          <w:szCs w:val="18"/>
+          <w:lang w:val="en-US"/>
+        </w:rPr>
+        <w:fldChar w:fldCharType="separate"/>
+      </w:r>
+      <w:r>
+        <w:rPr>
+          <w:rFonts w:hint="default"/>
+          <w:lang w:val="en-US"/>
+        </w:rPr>
+        <w:t>2.3. Launch-</w:t>
+      </w:r>
+      <w:r>
+        <w:rPr>
+          <w:rFonts w:hint="default"/>
+          <w:lang w:val="ru-RU"/>
+        </w:rPr>
+        <w:t>файл navigation</w:t>
+      </w:r>
+      <w:r>
+        <w:rPr>
+          <w:rFonts w:hint="default"/>
+          <w:lang w:val="en-US"/>
+        </w:rPr>
+        <w:t>.launch.py</w:t>
+      </w:r>
+      <w:r>
+        <w:tab/>
+      </w:r>
+      <w:r>
+        <w:fldChar w:fldCharType="begin"/>
+      </w:r>
+      <w:r>
+        <w:instrText xml:space="preserve"> PAGEREF _Toc1841614024 \h </w:instrText>
+      </w:r>
+      <w:r>
+        <w:fldChar w:fldCharType="separate"/>
+      </w:r>
+      <w:r>
+        <w:t>22</w:t>
+      </w:r>
+      <w:r>
+        <w:fldChar w:fldCharType="end"/>
+      </w:r>
+      <w:r>
+        <w:rPr>
+          <w:rFonts w:hint="default"/>
+          <w:szCs w:val="18"/>
+          <w:lang w:val="en-US"/>
+        </w:rPr>
+        <w:fldChar w:fldCharType="end"/>
+      </w:r>
+    </w:p>
+    <w:p>
+      <w:pPr>
+        <w:pStyle w:val="15"/>
+        <w:tabs>
+          <w:tab w:val="right" w:leader="dot" w:pos="8306"/>
+        </w:tabs>
+      </w:pPr>
+      <w:r>
+        <w:rPr>
+          <w:rFonts w:hint="default"/>
+          <w:szCs w:val="18"/>
+          <w:lang w:val="en-US"/>
+        </w:rPr>
+        <w:fldChar w:fldCharType="begin"/>
+      </w:r>
+      <w:r>
+        <w:rPr>
+          <w:rFonts w:hint="default"/>
+          <w:szCs w:val="18"/>
+          <w:lang w:val="en-US"/>
+        </w:rPr>
+        <w:instrText xml:space="preserve"> HYPERLINK \l _Toc395283635 </w:instrText>
+      </w:r>
+      <w:r>
+        <w:rPr>
+          <w:rFonts w:hint="default"/>
+          <w:szCs w:val="18"/>
+          <w:lang w:val="en-US"/>
+        </w:rPr>
+        <w:fldChar w:fldCharType="separate"/>
+      </w:r>
+      <w:r>
+        <w:rPr>
+          <w:rFonts w:hint="default"/>
+          <w:lang w:val="en-US"/>
+        </w:rPr>
+        <w:t>2.4. Launch-</w:t>
+      </w:r>
+      <w:r>
+        <w:rPr>
+          <w:rFonts w:hint="default"/>
+          <w:lang w:val="ru-RU"/>
+        </w:rPr>
+        <w:t>файл load_map</w:t>
+      </w:r>
+      <w:r>
+        <w:rPr>
+          <w:rFonts w:hint="default"/>
+          <w:lang w:val="en-US"/>
+        </w:rPr>
+        <w:t>.launch.py</w:t>
+      </w:r>
+      <w:r>
+        <w:tab/>
+      </w:r>
+      <w:r>
+        <w:fldChar w:fldCharType="begin"/>
+      </w:r>
+      <w:r>
+        <w:instrText xml:space="preserve"> PAGEREF _Toc395283635 \h </w:instrText>
+      </w:r>
+      <w:r>
+        <w:fldChar w:fldCharType="separate"/>
+      </w:r>
+      <w:r>
+        <w:t>23</w:t>
+      </w:r>
+      <w:r>
+        <w:fldChar w:fldCharType="end"/>
+      </w:r>
+      <w:r>
+        <w:rPr>
+          <w:rFonts w:hint="default"/>
+          <w:szCs w:val="18"/>
+          <w:lang w:val="en-US"/>
+        </w:rPr>
+        <w:fldChar w:fldCharType="end"/>
+      </w:r>
+    </w:p>
+    <w:p>
+      <w:pPr>
+        <w:pStyle w:val="15"/>
+        <w:tabs>
+          <w:tab w:val="right" w:leader="dot" w:pos="8306"/>
+        </w:tabs>
+      </w:pPr>
+      <w:r>
+        <w:rPr>
+          <w:rFonts w:hint="default"/>
+          <w:szCs w:val="18"/>
+          <w:lang w:val="en-US"/>
+        </w:rPr>
+        <w:fldChar w:fldCharType="begin"/>
+      </w:r>
+      <w:r>
+        <w:rPr>
+          <w:rFonts w:hint="default"/>
+          <w:szCs w:val="18"/>
+          <w:lang w:val="en-US"/>
+        </w:rPr>
+        <w:instrText xml:space="preserve"> HYPERLINK \l _Toc2127421832 </w:instrText>
+      </w:r>
+      <w:r>
+        <w:rPr>
+          <w:rFonts w:hint="default"/>
+          <w:szCs w:val="18"/>
+          <w:lang w:val="en-US"/>
+        </w:rPr>
+        <w:fldChar w:fldCharType="separate"/>
+      </w:r>
+      <w:r>
+        <w:rPr>
+          <w:rFonts w:hint="default"/>
+          <w:lang w:val="ru-RU"/>
+        </w:rPr>
+        <w:t>3. Примечания и структура пакета</w:t>
+      </w:r>
+      <w:r>
+        <w:tab/>
+      </w:r>
+      <w:r>
+        <w:fldChar w:fldCharType="begin"/>
+      </w:r>
+      <w:r>
+        <w:instrText xml:space="preserve"> PAGEREF _Toc2127421832 \h </w:instrText>
+      </w:r>
+      <w:r>
+        <w:fldChar w:fldCharType="separate"/>
+      </w:r>
+      <w:r>
+        <w:t>24</w:t>
       </w:r>
       <w:r>
         <w:fldChar w:fldCharType="end"/>
@@ -1041,1775 +2676,7 @@
           <w:szCs w:val="18"/>
           <w:lang w:val="en-US"/>
         </w:rPr>
-        <w:instrText xml:space="preserve"> HYPERLINK \l _Toc831168126 </w:instrText>
-      </w:r>
-      <w:r>
-        <w:rPr>
-          <w:rFonts w:hint="default"/>
-          <w:szCs w:val="18"/>
-          <w:lang w:val="en-US"/>
-        </w:rPr>
-        <w:fldChar w:fldCharType="separate"/>
-      </w:r>
-      <w:r>
-        <w:rPr>
-          <w:rFonts w:hint="default"/>
-          <w:lang w:val="en-US"/>
-        </w:rPr>
-        <w:t xml:space="preserve">1.2. </w:t>
-      </w:r>
-      <w:r>
-        <w:rPr>
-          <w:rFonts w:hint="default"/>
-          <w:lang w:val="ru-RU"/>
-        </w:rPr>
-        <w:t xml:space="preserve">Готовый мир </w:t>
-      </w:r>
-      <w:r>
-        <w:rPr>
-          <w:rFonts w:hint="default"/>
-          <w:lang w:val="en-US"/>
-        </w:rPr>
-        <w:t xml:space="preserve">Gazebo - </w:t>
-      </w:r>
-      <w:r>
-        <w:rPr>
-          <w:rFonts w:hint="default"/>
-          <w:lang w:val="ru-RU"/>
-        </w:rPr>
-        <w:t>лаборатория Г-210</w:t>
-      </w:r>
-      <w:r>
-        <w:tab/>
-      </w:r>
-      <w:r>
-        <w:fldChar w:fldCharType="begin"/>
-      </w:r>
-      <w:r>
-        <w:instrText xml:space="preserve"> PAGEREF _Toc831168126 \h </w:instrText>
-      </w:r>
-      <w:r>
-        <w:fldChar w:fldCharType="separate"/>
-      </w:r>
-      <w:r>
-        <w:t>4</w:t>
-      </w:r>
-      <w:r>
-        <w:fldChar w:fldCharType="end"/>
-      </w:r>
-      <w:r>
-        <w:rPr>
-          <w:rFonts w:hint="default"/>
-          <w:szCs w:val="18"/>
-          <w:lang w:val="en-US"/>
-        </w:rPr>
-        <w:fldChar w:fldCharType="end"/>
-      </w:r>
-    </w:p>
-    <w:p>
-      <w:pPr>
-        <w:pStyle w:val="14"/>
-        <w:tabs>
-          <w:tab w:val="right" w:leader="dot" w:pos="8306"/>
-        </w:tabs>
-      </w:pPr>
-      <w:r>
-        <w:rPr>
-          <w:rFonts w:hint="default"/>
-          <w:szCs w:val="18"/>
-          <w:lang w:val="en-US"/>
-        </w:rPr>
-        <w:fldChar w:fldCharType="begin"/>
-      </w:r>
-      <w:r>
-        <w:rPr>
-          <w:rFonts w:hint="default"/>
-          <w:szCs w:val="18"/>
-          <w:lang w:val="en-US"/>
-        </w:rPr>
-        <w:instrText xml:space="preserve"> HYPERLINK \l _Toc2027418806 </w:instrText>
-      </w:r>
-      <w:r>
-        <w:rPr>
-          <w:rFonts w:hint="default"/>
-          <w:szCs w:val="18"/>
-          <w:lang w:val="en-US"/>
-        </w:rPr>
-        <w:fldChar w:fldCharType="separate"/>
-      </w:r>
-      <w:r>
-        <w:rPr>
-          <w:rFonts w:hint="default"/>
-          <w:lang w:val="en-US"/>
-        </w:rPr>
-        <w:t>1.3. Launch-</w:t>
-      </w:r>
-      <w:r>
-        <w:rPr>
-          <w:rFonts w:hint="default"/>
-          <w:lang w:val="ru-RU"/>
-        </w:rPr>
-        <w:t>файлы - быстрый запуск системы</w:t>
-      </w:r>
-      <w:r>
-        <w:tab/>
-      </w:r>
-      <w:r>
-        <w:fldChar w:fldCharType="begin"/>
-      </w:r>
-      <w:r>
-        <w:instrText xml:space="preserve"> PAGEREF _Toc2027418806 \h </w:instrText>
-      </w:r>
-      <w:r>
-        <w:fldChar w:fldCharType="separate"/>
-      </w:r>
-      <w:r>
-        <w:t>4</w:t>
-      </w:r>
-      <w:r>
-        <w:fldChar w:fldCharType="end"/>
-      </w:r>
-      <w:r>
-        <w:rPr>
-          <w:rFonts w:hint="default"/>
-          <w:szCs w:val="18"/>
-          <w:lang w:val="en-US"/>
-        </w:rPr>
-        <w:fldChar w:fldCharType="end"/>
-      </w:r>
-    </w:p>
-    <w:p>
-      <w:pPr>
-        <w:pStyle w:val="13"/>
-        <w:tabs>
-          <w:tab w:val="right" w:leader="dot" w:pos="8306"/>
-        </w:tabs>
-      </w:pPr>
-      <w:r>
-        <w:rPr>
-          <w:rFonts w:hint="default"/>
-          <w:szCs w:val="18"/>
-          <w:lang w:val="en-US"/>
-        </w:rPr>
-        <w:fldChar w:fldCharType="begin"/>
-      </w:r>
-      <w:r>
-        <w:rPr>
-          <w:rFonts w:hint="default"/>
-          <w:szCs w:val="18"/>
-          <w:lang w:val="en-US"/>
-        </w:rPr>
-        <w:instrText xml:space="preserve"> HYPERLINK \l _Toc1360148195 </w:instrText>
-      </w:r>
-      <w:r>
-        <w:rPr>
-          <w:rFonts w:hint="default"/>
-          <w:szCs w:val="18"/>
-          <w:lang w:val="en-US"/>
-        </w:rPr>
-        <w:fldChar w:fldCharType="separate"/>
-      </w:r>
-      <w:r>
-        <w:rPr>
-          <w:rFonts w:hint="default"/>
-          <w:lang w:val="en-US"/>
-        </w:rPr>
-        <w:t>ROS2-</w:t>
-      </w:r>
-      <w:r>
-        <w:rPr>
-          <w:rFonts w:hint="default"/>
-          <w:lang w:val="ru-RU"/>
-        </w:rPr>
-        <w:t>пакет, ограничивающий угол обзора  лидара - «</w:t>
-      </w:r>
-      <w:r>
-        <w:rPr>
-          <w:rFonts w:hint="default"/>
-          <w:lang w:val="en-US"/>
-        </w:rPr>
-        <w:t>lidar_filter</w:t>
-      </w:r>
-      <w:r>
-        <w:rPr>
-          <w:rFonts w:hint="default"/>
-          <w:lang w:val="ru-RU"/>
-        </w:rPr>
-        <w:t>»</w:t>
-      </w:r>
-      <w:r>
-        <w:tab/>
-      </w:r>
-      <w:r>
-        <w:fldChar w:fldCharType="begin"/>
-      </w:r>
-      <w:r>
-        <w:instrText xml:space="preserve"> PAGEREF _Toc1360148195 \h </w:instrText>
-      </w:r>
-      <w:r>
-        <w:fldChar w:fldCharType="separate"/>
-      </w:r>
-      <w:r>
-        <w:t>5</w:t>
-      </w:r>
-      <w:r>
-        <w:fldChar w:fldCharType="end"/>
-      </w:r>
-      <w:r>
-        <w:rPr>
-          <w:rFonts w:hint="default"/>
-          <w:szCs w:val="18"/>
-          <w:lang w:val="en-US"/>
-        </w:rPr>
-        <w:fldChar w:fldCharType="end"/>
-      </w:r>
-    </w:p>
-    <w:p>
-      <w:pPr>
-        <w:pStyle w:val="14"/>
-        <w:tabs>
-          <w:tab w:val="right" w:leader="dot" w:pos="8306"/>
-        </w:tabs>
-      </w:pPr>
-      <w:r>
-        <w:rPr>
-          <w:rFonts w:hint="default"/>
-          <w:szCs w:val="18"/>
-          <w:lang w:val="en-US"/>
-        </w:rPr>
-        <w:fldChar w:fldCharType="begin"/>
-      </w:r>
-      <w:r>
-        <w:rPr>
-          <w:rFonts w:hint="default"/>
-          <w:szCs w:val="18"/>
-          <w:lang w:val="en-US"/>
-        </w:rPr>
-        <w:instrText xml:space="preserve"> HYPERLINK \l _Toc246378335 </w:instrText>
-      </w:r>
-      <w:r>
-        <w:rPr>
-          <w:rFonts w:hint="default"/>
-          <w:szCs w:val="18"/>
-          <w:lang w:val="en-US"/>
-        </w:rPr>
-        <w:fldChar w:fldCharType="separate"/>
-      </w:r>
-      <w:r>
-        <w:rPr>
-          <w:rFonts w:hint="default"/>
-          <w:lang w:val="ru-RU"/>
-        </w:rPr>
-        <w:t>1. Короткое описание</w:t>
-      </w:r>
-      <w:r>
-        <w:tab/>
-      </w:r>
-      <w:r>
-        <w:fldChar w:fldCharType="begin"/>
-      </w:r>
-      <w:r>
-        <w:instrText xml:space="preserve"> PAGEREF _Toc246378335 \h </w:instrText>
-      </w:r>
-      <w:r>
-        <w:fldChar w:fldCharType="separate"/>
-      </w:r>
-      <w:r>
-        <w:t>5</w:t>
-      </w:r>
-      <w:r>
-        <w:fldChar w:fldCharType="end"/>
-      </w:r>
-      <w:r>
-        <w:rPr>
-          <w:rFonts w:hint="default"/>
-          <w:szCs w:val="18"/>
-          <w:lang w:val="en-US"/>
-        </w:rPr>
-        <w:fldChar w:fldCharType="end"/>
-      </w:r>
-    </w:p>
-    <w:p>
-      <w:pPr>
-        <w:pStyle w:val="14"/>
-        <w:tabs>
-          <w:tab w:val="right" w:leader="dot" w:pos="8306"/>
-        </w:tabs>
-      </w:pPr>
-      <w:r>
-        <w:rPr>
-          <w:rFonts w:hint="default"/>
-          <w:szCs w:val="18"/>
-          <w:lang w:val="en-US"/>
-        </w:rPr>
-        <w:fldChar w:fldCharType="begin"/>
-      </w:r>
-      <w:r>
-        <w:rPr>
-          <w:rFonts w:hint="default"/>
-          <w:szCs w:val="18"/>
-          <w:lang w:val="en-US"/>
-        </w:rPr>
-        <w:instrText xml:space="preserve"> HYPERLINK \l _Toc593248568 </w:instrText>
-      </w:r>
-      <w:r>
-        <w:rPr>
-          <w:rFonts w:hint="default"/>
-          <w:szCs w:val="18"/>
-          <w:lang w:val="en-US"/>
-        </w:rPr>
-        <w:fldChar w:fldCharType="separate"/>
-      </w:r>
-      <w:r>
-        <w:rPr>
-          <w:rFonts w:hint="default"/>
-          <w:lang w:val="en-US"/>
-        </w:rPr>
-        <w:t xml:space="preserve">2. </w:t>
-      </w:r>
-      <w:r>
-        <w:rPr>
-          <w:rFonts w:hint="default"/>
-          <w:lang w:val="ru-RU"/>
-        </w:rPr>
-        <w:t>Описание</w:t>
-      </w:r>
-      <w:r>
-        <w:tab/>
-      </w:r>
-      <w:r>
-        <w:fldChar w:fldCharType="begin"/>
-      </w:r>
-      <w:r>
-        <w:instrText xml:space="preserve"> PAGEREF _Toc593248568 \h </w:instrText>
-      </w:r>
-      <w:r>
-        <w:fldChar w:fldCharType="separate"/>
-      </w:r>
-      <w:r>
-        <w:t>6</w:t>
-      </w:r>
-      <w:r>
-        <w:fldChar w:fldCharType="end"/>
-      </w:r>
-      <w:r>
-        <w:rPr>
-          <w:rFonts w:hint="default"/>
-          <w:szCs w:val="18"/>
-          <w:lang w:val="en-US"/>
-        </w:rPr>
-        <w:fldChar w:fldCharType="end"/>
-      </w:r>
-    </w:p>
-    <w:p>
-      <w:pPr>
-        <w:pStyle w:val="14"/>
-        <w:tabs>
-          <w:tab w:val="right" w:leader="dot" w:pos="8306"/>
-        </w:tabs>
-      </w:pPr>
-      <w:r>
-        <w:rPr>
-          <w:rFonts w:hint="default"/>
-          <w:szCs w:val="18"/>
-          <w:lang w:val="en-US"/>
-        </w:rPr>
-        <w:fldChar w:fldCharType="begin"/>
-      </w:r>
-      <w:r>
-        <w:rPr>
-          <w:rFonts w:hint="default"/>
-          <w:szCs w:val="18"/>
-          <w:lang w:val="en-US"/>
-        </w:rPr>
-        <w:instrText xml:space="preserve"> HYPERLINK \l _Toc405865818 </w:instrText>
-      </w:r>
-      <w:r>
-        <w:rPr>
-          <w:rFonts w:hint="default"/>
-          <w:szCs w:val="18"/>
-          <w:lang w:val="en-US"/>
-        </w:rPr>
-        <w:fldChar w:fldCharType="separate"/>
-      </w:r>
-      <w:r>
-        <w:rPr>
-          <w:rFonts w:hint="default"/>
-          <w:lang w:val="ru-RU"/>
-        </w:rPr>
-        <w:t xml:space="preserve">2.1. Нода </w:t>
-      </w:r>
-      <w:r>
-        <w:rPr>
-          <w:rFonts w:hint="default"/>
-          <w:lang w:val="en-US"/>
-        </w:rPr>
-        <w:t>lidar_filter</w:t>
-      </w:r>
-      <w:r>
-        <w:tab/>
-      </w:r>
-      <w:r>
-        <w:fldChar w:fldCharType="begin"/>
-      </w:r>
-      <w:r>
-        <w:instrText xml:space="preserve"> PAGEREF _Toc405865818 \h </w:instrText>
-      </w:r>
-      <w:r>
-        <w:fldChar w:fldCharType="separate"/>
-      </w:r>
-      <w:r>
-        <w:t>6</w:t>
-      </w:r>
-      <w:r>
-        <w:fldChar w:fldCharType="end"/>
-      </w:r>
-      <w:r>
-        <w:rPr>
-          <w:rFonts w:hint="default"/>
-          <w:szCs w:val="18"/>
-          <w:lang w:val="en-US"/>
-        </w:rPr>
-        <w:fldChar w:fldCharType="end"/>
-      </w:r>
-    </w:p>
-    <w:p>
-      <w:pPr>
-        <w:pStyle w:val="14"/>
-        <w:tabs>
-          <w:tab w:val="right" w:leader="dot" w:pos="8306"/>
-        </w:tabs>
-      </w:pPr>
-      <w:r>
-        <w:rPr>
-          <w:rFonts w:hint="default"/>
-          <w:szCs w:val="18"/>
-          <w:lang w:val="en-US"/>
-        </w:rPr>
-        <w:fldChar w:fldCharType="begin"/>
-      </w:r>
-      <w:r>
-        <w:rPr>
-          <w:rFonts w:hint="default"/>
-          <w:szCs w:val="18"/>
-          <w:lang w:val="en-US"/>
-        </w:rPr>
-        <w:instrText xml:space="preserve"> HYPERLINK \l _Toc2022250811 </w:instrText>
-      </w:r>
-      <w:r>
-        <w:rPr>
-          <w:rFonts w:hint="default"/>
-          <w:szCs w:val="18"/>
-          <w:lang w:val="en-US"/>
-        </w:rPr>
-        <w:fldChar w:fldCharType="separate"/>
-      </w:r>
-      <w:r>
-        <w:rPr>
-          <w:rFonts w:hint="default"/>
-          <w:lang w:val="en-US"/>
-        </w:rPr>
-        <w:t>2.2. Launch-</w:t>
-      </w:r>
-      <w:r>
-        <w:rPr>
-          <w:rFonts w:hint="default"/>
-          <w:lang w:val="ru-RU"/>
-        </w:rPr>
-        <w:t>файл</w:t>
-      </w:r>
-      <w:r>
-        <w:rPr>
-          <w:rFonts w:hint="default"/>
-          <w:lang w:val="en-US"/>
-        </w:rPr>
-        <w:t xml:space="preserve"> filter.launch.py</w:t>
-      </w:r>
-      <w:r>
-        <w:tab/>
-      </w:r>
-      <w:r>
-        <w:fldChar w:fldCharType="begin"/>
-      </w:r>
-      <w:r>
-        <w:instrText xml:space="preserve"> PAGEREF _Toc2022250811 \h </w:instrText>
-      </w:r>
-      <w:r>
-        <w:fldChar w:fldCharType="separate"/>
-      </w:r>
-      <w:r>
-        <w:t>7</w:t>
-      </w:r>
-      <w:r>
-        <w:fldChar w:fldCharType="end"/>
-      </w:r>
-      <w:r>
-        <w:rPr>
-          <w:rFonts w:hint="default"/>
-          <w:szCs w:val="18"/>
-          <w:lang w:val="en-US"/>
-        </w:rPr>
-        <w:fldChar w:fldCharType="end"/>
-      </w:r>
-    </w:p>
-    <w:p>
-      <w:pPr>
-        <w:pStyle w:val="13"/>
-        <w:tabs>
-          <w:tab w:val="right" w:leader="dot" w:pos="8306"/>
-        </w:tabs>
-      </w:pPr>
-      <w:r>
-        <w:rPr>
-          <w:rFonts w:hint="default"/>
-          <w:szCs w:val="18"/>
-          <w:lang w:val="en-US"/>
-        </w:rPr>
-        <w:fldChar w:fldCharType="begin"/>
-      </w:r>
-      <w:r>
-        <w:rPr>
-          <w:rFonts w:hint="default"/>
-          <w:szCs w:val="18"/>
-          <w:lang w:val="en-US"/>
-        </w:rPr>
-        <w:instrText xml:space="preserve"> HYPERLINK \l _Toc1924402530 </w:instrText>
-      </w:r>
-      <w:r>
-        <w:rPr>
-          <w:rFonts w:hint="default"/>
-          <w:szCs w:val="18"/>
-          <w:lang w:val="en-US"/>
-        </w:rPr>
-        <w:fldChar w:fldCharType="separate"/>
-      </w:r>
-      <w:r>
-        <w:rPr>
-          <w:rFonts w:hint="default"/>
-          <w:lang w:val="en-US"/>
-        </w:rPr>
-        <w:t>ROS2-</w:t>
-      </w:r>
-      <w:r>
-        <w:rPr>
-          <w:rFonts w:hint="default"/>
-          <w:lang w:val="ru-RU"/>
-        </w:rPr>
-        <w:t xml:space="preserve">пакет, содержащий </w:t>
-      </w:r>
-      <w:r>
-        <w:rPr>
-          <w:rFonts w:hint="default"/>
-          <w:lang w:val="en-US"/>
-        </w:rPr>
-        <w:t>URDF-</w:t>
-      </w:r>
-      <w:r>
-        <w:rPr>
-          <w:rFonts w:hint="default"/>
-          <w:lang w:val="ru-RU"/>
-        </w:rPr>
-        <w:t xml:space="preserve">описание камеры </w:t>
-      </w:r>
-      <w:r>
-        <w:rPr>
-          <w:rFonts w:hint="default"/>
-          <w:lang w:val="en-US"/>
-        </w:rPr>
-        <w:t xml:space="preserve">Intel RealSense D435i - </w:t>
-      </w:r>
-      <w:r>
-        <w:rPr>
-          <w:rFonts w:hint="default"/>
-          <w:lang w:val="ru-RU"/>
-        </w:rPr>
-        <w:t>«</w:t>
-      </w:r>
-      <w:r>
-        <w:rPr>
-          <w:rFonts w:hint="default"/>
-          <w:lang w:val="en-US"/>
-        </w:rPr>
-        <w:t>realsense_ros_gazebo</w:t>
-      </w:r>
-      <w:r>
-        <w:rPr>
-          <w:rFonts w:hint="default"/>
-          <w:lang w:val="ru-RU"/>
-        </w:rPr>
-        <w:t>»</w:t>
-      </w:r>
-      <w:r>
-        <w:tab/>
-      </w:r>
-      <w:r>
-        <w:fldChar w:fldCharType="begin"/>
-      </w:r>
-      <w:r>
-        <w:instrText xml:space="preserve"> PAGEREF _Toc1924402530 \h </w:instrText>
-      </w:r>
-      <w:r>
-        <w:fldChar w:fldCharType="separate"/>
-      </w:r>
-      <w:r>
-        <w:t>8</w:t>
-      </w:r>
-      <w:r>
-        <w:fldChar w:fldCharType="end"/>
-      </w:r>
-      <w:r>
-        <w:rPr>
-          <w:rFonts w:hint="default"/>
-          <w:szCs w:val="18"/>
-          <w:lang w:val="en-US"/>
-        </w:rPr>
-        <w:fldChar w:fldCharType="end"/>
-      </w:r>
-    </w:p>
-    <w:p>
-      <w:pPr>
-        <w:pStyle w:val="14"/>
-        <w:tabs>
-          <w:tab w:val="right" w:leader="dot" w:pos="8306"/>
-        </w:tabs>
-      </w:pPr>
-      <w:r>
-        <w:rPr>
-          <w:rFonts w:hint="default"/>
-          <w:szCs w:val="18"/>
-          <w:lang w:val="en-US"/>
-        </w:rPr>
-        <w:fldChar w:fldCharType="begin"/>
-      </w:r>
-      <w:r>
-        <w:rPr>
-          <w:rFonts w:hint="default"/>
-          <w:szCs w:val="18"/>
-          <w:lang w:val="en-US"/>
-        </w:rPr>
-        <w:instrText xml:space="preserve"> HYPERLINK \l _Toc486137759 </w:instrText>
-      </w:r>
-      <w:r>
-        <w:rPr>
-          <w:rFonts w:hint="default"/>
-          <w:szCs w:val="18"/>
-          <w:lang w:val="en-US"/>
-        </w:rPr>
-        <w:fldChar w:fldCharType="separate"/>
-      </w:r>
-      <w:r>
-        <w:rPr>
-          <w:rFonts w:hint="default"/>
-          <w:lang w:val="ru-RU"/>
-        </w:rPr>
-        <w:t>1. Короткое описание</w:t>
-      </w:r>
-      <w:r>
-        <w:tab/>
-      </w:r>
-      <w:r>
-        <w:fldChar w:fldCharType="begin"/>
-      </w:r>
-      <w:r>
-        <w:instrText xml:space="preserve"> PAGEREF _Toc486137759 \h </w:instrText>
-      </w:r>
-      <w:r>
-        <w:fldChar w:fldCharType="separate"/>
-      </w:r>
-      <w:r>
-        <w:t>8</w:t>
-      </w:r>
-      <w:r>
-        <w:fldChar w:fldCharType="end"/>
-      </w:r>
-      <w:r>
-        <w:rPr>
-          <w:rFonts w:hint="default"/>
-          <w:szCs w:val="18"/>
-          <w:lang w:val="en-US"/>
-        </w:rPr>
-        <w:fldChar w:fldCharType="end"/>
-      </w:r>
-    </w:p>
-    <w:p>
-      <w:pPr>
-        <w:pStyle w:val="14"/>
-        <w:tabs>
-          <w:tab w:val="right" w:leader="dot" w:pos="8306"/>
-        </w:tabs>
-      </w:pPr>
-      <w:r>
-        <w:rPr>
-          <w:rFonts w:hint="default"/>
-          <w:szCs w:val="18"/>
-          <w:lang w:val="en-US"/>
-        </w:rPr>
-        <w:fldChar w:fldCharType="begin"/>
-      </w:r>
-      <w:r>
-        <w:rPr>
-          <w:rFonts w:hint="default"/>
-          <w:szCs w:val="18"/>
-          <w:lang w:val="en-US"/>
-        </w:rPr>
-        <w:instrText xml:space="preserve"> HYPERLINK \l _Toc914129247 </w:instrText>
-      </w:r>
-      <w:r>
-        <w:rPr>
-          <w:rFonts w:hint="default"/>
-          <w:szCs w:val="18"/>
-          <w:lang w:val="en-US"/>
-        </w:rPr>
-        <w:fldChar w:fldCharType="separate"/>
-      </w:r>
-      <w:r>
-        <w:rPr>
-          <w:rFonts w:hint="default"/>
-          <w:lang w:val="en-US"/>
-        </w:rPr>
-        <w:t xml:space="preserve">2. </w:t>
-      </w:r>
-      <w:r>
-        <w:rPr>
-          <w:rFonts w:hint="default"/>
-          <w:lang w:val="ru-RU"/>
-        </w:rPr>
-        <w:t>Описание</w:t>
-      </w:r>
-      <w:r>
-        <w:tab/>
-      </w:r>
-      <w:r>
-        <w:fldChar w:fldCharType="begin"/>
-      </w:r>
-      <w:r>
-        <w:instrText xml:space="preserve"> PAGEREF _Toc914129247 \h </w:instrText>
-      </w:r>
-      <w:r>
-        <w:fldChar w:fldCharType="separate"/>
-      </w:r>
-      <w:r>
-        <w:t>8</w:t>
-      </w:r>
-      <w:r>
-        <w:fldChar w:fldCharType="end"/>
-      </w:r>
-      <w:r>
-        <w:rPr>
-          <w:rFonts w:hint="default"/>
-          <w:szCs w:val="18"/>
-          <w:lang w:val="en-US"/>
-        </w:rPr>
-        <w:fldChar w:fldCharType="end"/>
-      </w:r>
-    </w:p>
-    <w:p>
-      <w:pPr>
-        <w:pStyle w:val="13"/>
-        <w:tabs>
-          <w:tab w:val="right" w:leader="dot" w:pos="8306"/>
-        </w:tabs>
-      </w:pPr>
-      <w:r>
-        <w:rPr>
-          <w:rFonts w:hint="default"/>
-          <w:szCs w:val="18"/>
-          <w:lang w:val="en-US"/>
-        </w:rPr>
-        <w:fldChar w:fldCharType="begin"/>
-      </w:r>
-      <w:r>
-        <w:rPr>
-          <w:rFonts w:hint="default"/>
-          <w:szCs w:val="18"/>
-          <w:lang w:val="en-US"/>
-        </w:rPr>
-        <w:instrText xml:space="preserve"> HYPERLINK \l _Toc274814841 </w:instrText>
-      </w:r>
-      <w:r>
-        <w:rPr>
-          <w:rFonts w:hint="default"/>
-          <w:szCs w:val="18"/>
-          <w:lang w:val="en-US"/>
-        </w:rPr>
-        <w:fldChar w:fldCharType="separate"/>
-      </w:r>
-      <w:r>
-        <w:rPr>
-          <w:rFonts w:hint="default"/>
-          <w:lang w:val="en-US"/>
-        </w:rPr>
-        <w:t>ROS2-</w:t>
-      </w:r>
-      <w:r>
-        <w:rPr>
-          <w:rFonts w:hint="default"/>
-          <w:lang w:val="ru-RU"/>
-        </w:rPr>
-        <w:t>пакет, реализующий последовательную отправку точек маршрута - «</w:t>
-      </w:r>
-      <w:r>
-        <w:rPr>
-          <w:rFonts w:hint="default"/>
-          <w:lang w:val="en-US"/>
-        </w:rPr>
-        <w:t>trajectory_maker</w:t>
-      </w:r>
-      <w:r>
-        <w:rPr>
-          <w:rFonts w:hint="default"/>
-          <w:lang w:val="ru-RU"/>
-        </w:rPr>
-        <w:t>»</w:t>
-      </w:r>
-      <w:r>
-        <w:tab/>
-      </w:r>
-      <w:r>
-        <w:fldChar w:fldCharType="begin"/>
-      </w:r>
-      <w:r>
-        <w:instrText xml:space="preserve"> PAGEREF _Toc274814841 \h </w:instrText>
-      </w:r>
-      <w:r>
-        <w:fldChar w:fldCharType="separate"/>
-      </w:r>
-      <w:r>
-        <w:t>9</w:t>
-      </w:r>
-      <w:r>
-        <w:fldChar w:fldCharType="end"/>
-      </w:r>
-      <w:r>
-        <w:rPr>
-          <w:rFonts w:hint="default"/>
-          <w:szCs w:val="18"/>
-          <w:lang w:val="en-US"/>
-        </w:rPr>
-        <w:fldChar w:fldCharType="end"/>
-      </w:r>
-    </w:p>
-    <w:p>
-      <w:pPr>
-        <w:pStyle w:val="14"/>
-        <w:tabs>
-          <w:tab w:val="right" w:leader="dot" w:pos="8306"/>
-        </w:tabs>
-      </w:pPr>
-      <w:r>
-        <w:rPr>
-          <w:rFonts w:hint="default"/>
-          <w:szCs w:val="18"/>
-          <w:lang w:val="en-US"/>
-        </w:rPr>
-        <w:fldChar w:fldCharType="begin"/>
-      </w:r>
-      <w:r>
-        <w:rPr>
-          <w:rFonts w:hint="default"/>
-          <w:szCs w:val="18"/>
-          <w:lang w:val="en-US"/>
-        </w:rPr>
-        <w:instrText xml:space="preserve"> HYPERLINK \l _Toc2102782029 </w:instrText>
-      </w:r>
-      <w:r>
-        <w:rPr>
-          <w:rFonts w:hint="default"/>
-          <w:szCs w:val="18"/>
-          <w:lang w:val="en-US"/>
-        </w:rPr>
-        <w:fldChar w:fldCharType="separate"/>
-      </w:r>
-      <w:r>
-        <w:rPr>
-          <w:rFonts w:hint="default"/>
-          <w:lang w:val="ru-RU"/>
-        </w:rPr>
-        <w:t>1. Короткое описание</w:t>
-      </w:r>
-      <w:r>
-        <w:tab/>
-      </w:r>
-      <w:r>
-        <w:fldChar w:fldCharType="begin"/>
-      </w:r>
-      <w:r>
-        <w:instrText xml:space="preserve"> PAGEREF _Toc2102782029 \h </w:instrText>
-      </w:r>
-      <w:r>
-        <w:fldChar w:fldCharType="separate"/>
-      </w:r>
-      <w:r>
-        <w:t>9</w:t>
-      </w:r>
-      <w:r>
-        <w:fldChar w:fldCharType="end"/>
-      </w:r>
-      <w:r>
-        <w:rPr>
-          <w:rFonts w:hint="default"/>
-          <w:szCs w:val="18"/>
-          <w:lang w:val="en-US"/>
-        </w:rPr>
-        <w:fldChar w:fldCharType="end"/>
-      </w:r>
-    </w:p>
-    <w:p>
-      <w:pPr>
-        <w:pStyle w:val="14"/>
-        <w:tabs>
-          <w:tab w:val="right" w:leader="dot" w:pos="8306"/>
-        </w:tabs>
-      </w:pPr>
-      <w:r>
-        <w:rPr>
-          <w:rFonts w:hint="default"/>
-          <w:szCs w:val="18"/>
-          <w:lang w:val="en-US"/>
-        </w:rPr>
-        <w:fldChar w:fldCharType="begin"/>
-      </w:r>
-      <w:r>
-        <w:rPr>
-          <w:rFonts w:hint="default"/>
-          <w:szCs w:val="18"/>
-          <w:lang w:val="en-US"/>
-        </w:rPr>
-        <w:instrText xml:space="preserve"> HYPERLINK \l _Toc423704319 </w:instrText>
-      </w:r>
-      <w:r>
-        <w:rPr>
-          <w:rFonts w:hint="default"/>
-          <w:szCs w:val="18"/>
-          <w:lang w:val="en-US"/>
-        </w:rPr>
-        <w:fldChar w:fldCharType="separate"/>
-      </w:r>
-      <w:r>
-        <w:rPr>
-          <w:rFonts w:hint="default"/>
-          <w:lang w:val="en-US"/>
-        </w:rPr>
-        <w:t xml:space="preserve">2. </w:t>
-      </w:r>
-      <w:r>
-        <w:rPr>
-          <w:rFonts w:hint="default"/>
-          <w:lang w:val="ru-RU"/>
-        </w:rPr>
-        <w:t>Описание</w:t>
-      </w:r>
-      <w:r>
-        <w:tab/>
-      </w:r>
-      <w:r>
-        <w:fldChar w:fldCharType="begin"/>
-      </w:r>
-      <w:r>
-        <w:instrText xml:space="preserve"> PAGEREF _Toc423704319 \h </w:instrText>
-      </w:r>
-      <w:r>
-        <w:fldChar w:fldCharType="separate"/>
-      </w:r>
-      <w:r>
-        <w:t>9</w:t>
-      </w:r>
-      <w:r>
-        <w:fldChar w:fldCharType="end"/>
-      </w:r>
-      <w:r>
-        <w:rPr>
-          <w:rFonts w:hint="default"/>
-          <w:szCs w:val="18"/>
-          <w:lang w:val="en-US"/>
-        </w:rPr>
-        <w:fldChar w:fldCharType="end"/>
-      </w:r>
-    </w:p>
-    <w:p>
-      <w:pPr>
-        <w:pStyle w:val="14"/>
-        <w:tabs>
-          <w:tab w:val="right" w:leader="dot" w:pos="8306"/>
-        </w:tabs>
-      </w:pPr>
-      <w:r>
-        <w:rPr>
-          <w:rFonts w:hint="default"/>
-          <w:szCs w:val="18"/>
-          <w:lang w:val="en-US"/>
-        </w:rPr>
-        <w:fldChar w:fldCharType="begin"/>
-      </w:r>
-      <w:r>
-        <w:rPr>
-          <w:rFonts w:hint="default"/>
-          <w:szCs w:val="18"/>
-          <w:lang w:val="en-US"/>
-        </w:rPr>
-        <w:instrText xml:space="preserve"> HYPERLINK \l _Toc975843802 </w:instrText>
-      </w:r>
-      <w:r>
-        <w:rPr>
-          <w:rFonts w:hint="default"/>
-          <w:szCs w:val="18"/>
-          <w:lang w:val="en-US"/>
-        </w:rPr>
-        <w:fldChar w:fldCharType="separate"/>
-      </w:r>
-      <w:r>
-        <w:rPr>
-          <w:rFonts w:hint="default"/>
-          <w:lang w:val="ru-RU"/>
-        </w:rPr>
-        <w:t xml:space="preserve">2.1. Нода </w:t>
-      </w:r>
-      <w:r>
-        <w:rPr>
-          <w:rFonts w:hint="default"/>
-          <w:lang w:val="en-US"/>
-        </w:rPr>
-        <w:t>start_move_topic</w:t>
-      </w:r>
-      <w:r>
-        <w:tab/>
-      </w:r>
-      <w:r>
-        <w:fldChar w:fldCharType="begin"/>
-      </w:r>
-      <w:r>
-        <w:instrText xml:space="preserve"> PAGEREF _Toc975843802 \h </w:instrText>
-      </w:r>
-      <w:r>
-        <w:fldChar w:fldCharType="separate"/>
-      </w:r>
-      <w:r>
-        <w:t>9</w:t>
-      </w:r>
-      <w:r>
-        <w:fldChar w:fldCharType="end"/>
-      </w:r>
-      <w:r>
-        <w:rPr>
-          <w:rFonts w:hint="default"/>
-          <w:szCs w:val="18"/>
-          <w:lang w:val="en-US"/>
-        </w:rPr>
-        <w:fldChar w:fldCharType="end"/>
-      </w:r>
-    </w:p>
-    <w:p>
-      <w:pPr>
-        <w:pStyle w:val="14"/>
-        <w:tabs>
-          <w:tab w:val="right" w:leader="dot" w:pos="8306"/>
-        </w:tabs>
-      </w:pPr>
-      <w:r>
-        <w:rPr>
-          <w:rFonts w:hint="default"/>
-          <w:szCs w:val="18"/>
-          <w:lang w:val="en-US"/>
-        </w:rPr>
-        <w:fldChar w:fldCharType="begin"/>
-      </w:r>
-      <w:r>
-        <w:rPr>
-          <w:rFonts w:hint="default"/>
-          <w:szCs w:val="18"/>
-          <w:lang w:val="en-US"/>
-        </w:rPr>
-        <w:instrText xml:space="preserve"> HYPERLINK \l _Toc875169440 </w:instrText>
-      </w:r>
-      <w:r>
-        <w:rPr>
-          <w:rFonts w:hint="default"/>
-          <w:szCs w:val="18"/>
-          <w:lang w:val="en-US"/>
-        </w:rPr>
-        <w:fldChar w:fldCharType="separate"/>
-      </w:r>
-      <w:r>
-        <w:rPr>
-          <w:rFonts w:hint="default"/>
-          <w:lang w:val="ru-RU"/>
-        </w:rPr>
-        <w:t xml:space="preserve">2.2. Нода </w:t>
-      </w:r>
-      <w:r>
-        <w:rPr>
-          <w:rFonts w:hint="default"/>
-          <w:lang w:val="en-US"/>
-        </w:rPr>
-        <w:t>start_move_action</w:t>
-      </w:r>
-      <w:r>
-        <w:tab/>
-      </w:r>
-      <w:r>
-        <w:fldChar w:fldCharType="begin"/>
-      </w:r>
-      <w:r>
-        <w:instrText xml:space="preserve"> PAGEREF _Toc875169440 \h </w:instrText>
-      </w:r>
-      <w:r>
-        <w:fldChar w:fldCharType="separate"/>
-      </w:r>
-      <w:r>
-        <w:t>10</w:t>
-      </w:r>
-      <w:r>
-        <w:fldChar w:fldCharType="end"/>
-      </w:r>
-      <w:r>
-        <w:rPr>
-          <w:rFonts w:hint="default"/>
-          <w:szCs w:val="18"/>
-          <w:lang w:val="en-US"/>
-        </w:rPr>
-        <w:fldChar w:fldCharType="end"/>
-      </w:r>
-    </w:p>
-    <w:p>
-      <w:pPr>
-        <w:pStyle w:val="13"/>
-        <w:tabs>
-          <w:tab w:val="right" w:leader="dot" w:pos="8306"/>
-        </w:tabs>
-      </w:pPr>
-      <w:r>
-        <w:rPr>
-          <w:rFonts w:hint="default"/>
-          <w:szCs w:val="18"/>
-          <w:lang w:val="en-US"/>
-        </w:rPr>
-        <w:fldChar w:fldCharType="begin"/>
-      </w:r>
-      <w:r>
-        <w:rPr>
-          <w:rFonts w:hint="default"/>
-          <w:szCs w:val="18"/>
-          <w:lang w:val="en-US"/>
-        </w:rPr>
-        <w:instrText xml:space="preserve"> HYPERLINK \l _Toc1602126064 </w:instrText>
-      </w:r>
-      <w:r>
-        <w:rPr>
-          <w:rFonts w:hint="default"/>
-          <w:szCs w:val="18"/>
-          <w:lang w:val="en-US"/>
-        </w:rPr>
-        <w:fldChar w:fldCharType="separate"/>
-      </w:r>
-      <w:r>
-        <w:rPr>
-          <w:rFonts w:hint="default"/>
-          <w:lang w:val="en-US"/>
-        </w:rPr>
-        <w:t>ROS2-</w:t>
-      </w:r>
-      <w:r>
-        <w:rPr>
-          <w:rFonts w:hint="default"/>
-          <w:lang w:val="ru-RU"/>
-        </w:rPr>
-        <w:t xml:space="preserve">пакет, содержащий конечные </w:t>
-      </w:r>
-      <w:r>
-        <w:rPr>
-          <w:rFonts w:hint="default"/>
-          <w:lang w:val="en-US"/>
-        </w:rPr>
-        <w:t>Launch-</w:t>
-      </w:r>
-      <w:r>
-        <w:rPr>
-          <w:rFonts w:hint="default"/>
-          <w:lang w:val="ru-RU"/>
-        </w:rPr>
-        <w:t>файлы, позволяющие запустить стеки системы - «</w:t>
-      </w:r>
-      <w:r>
-        <w:rPr>
-          <w:rFonts w:hint="default"/>
-          <w:lang w:val="en-US"/>
-        </w:rPr>
-        <w:t>completed_scripts_jetbot</w:t>
-      </w:r>
-      <w:r>
-        <w:rPr>
-          <w:rFonts w:hint="default"/>
-          <w:lang w:val="ru-RU"/>
-        </w:rPr>
-        <w:t>»</w:t>
-      </w:r>
-      <w:r>
-        <w:tab/>
-      </w:r>
-      <w:r>
-        <w:fldChar w:fldCharType="begin"/>
-      </w:r>
-      <w:r>
-        <w:instrText xml:space="preserve"> PAGEREF _Toc1602126064 \h </w:instrText>
-      </w:r>
-      <w:r>
-        <w:fldChar w:fldCharType="separate"/>
-      </w:r>
-      <w:r>
-        <w:t>11</w:t>
-      </w:r>
-      <w:r>
-        <w:fldChar w:fldCharType="end"/>
-      </w:r>
-      <w:r>
-        <w:rPr>
-          <w:rFonts w:hint="default"/>
-          <w:szCs w:val="18"/>
-          <w:lang w:val="en-US"/>
-        </w:rPr>
-        <w:fldChar w:fldCharType="end"/>
-      </w:r>
-    </w:p>
-    <w:p>
-      <w:pPr>
-        <w:pStyle w:val="14"/>
-        <w:tabs>
-          <w:tab w:val="right" w:leader="dot" w:pos="8306"/>
-        </w:tabs>
-      </w:pPr>
-      <w:r>
-        <w:rPr>
-          <w:rFonts w:hint="default"/>
-          <w:szCs w:val="18"/>
-          <w:lang w:val="en-US"/>
-        </w:rPr>
-        <w:fldChar w:fldCharType="begin"/>
-      </w:r>
-      <w:r>
-        <w:rPr>
-          <w:rFonts w:hint="default"/>
-          <w:szCs w:val="18"/>
-          <w:lang w:val="en-US"/>
-        </w:rPr>
-        <w:instrText xml:space="preserve"> HYPERLINK \l _Toc437982956 </w:instrText>
-      </w:r>
-      <w:r>
-        <w:rPr>
-          <w:rFonts w:hint="default"/>
-          <w:szCs w:val="18"/>
-          <w:lang w:val="en-US"/>
-        </w:rPr>
-        <w:fldChar w:fldCharType="separate"/>
-      </w:r>
-      <w:r>
-        <w:rPr>
-          <w:rFonts w:hint="default"/>
-          <w:lang w:val="ru-RU"/>
-        </w:rPr>
-        <w:t>1. Короткое описание</w:t>
-      </w:r>
-      <w:r>
-        <w:tab/>
-      </w:r>
-      <w:r>
-        <w:fldChar w:fldCharType="begin"/>
-      </w:r>
-      <w:r>
-        <w:instrText xml:space="preserve"> PAGEREF _Toc437982956 \h </w:instrText>
-      </w:r>
-      <w:r>
-        <w:fldChar w:fldCharType="separate"/>
-      </w:r>
-      <w:r>
-        <w:t>11</w:t>
-      </w:r>
-      <w:r>
-        <w:fldChar w:fldCharType="end"/>
-      </w:r>
-      <w:r>
-        <w:rPr>
-          <w:rFonts w:hint="default"/>
-          <w:szCs w:val="18"/>
-          <w:lang w:val="en-US"/>
-        </w:rPr>
-        <w:fldChar w:fldCharType="end"/>
-      </w:r>
-    </w:p>
-    <w:p>
-      <w:pPr>
-        <w:pStyle w:val="14"/>
-        <w:tabs>
-          <w:tab w:val="right" w:leader="dot" w:pos="8306"/>
-        </w:tabs>
-      </w:pPr>
-      <w:r>
-        <w:rPr>
-          <w:rFonts w:hint="default"/>
-          <w:szCs w:val="18"/>
-          <w:lang w:val="en-US"/>
-        </w:rPr>
-        <w:fldChar w:fldCharType="begin"/>
-      </w:r>
-      <w:r>
-        <w:rPr>
-          <w:rFonts w:hint="default"/>
-          <w:szCs w:val="18"/>
-          <w:lang w:val="en-US"/>
-        </w:rPr>
-        <w:instrText xml:space="preserve"> HYPERLINK \l _Toc2075095308 </w:instrText>
-      </w:r>
-      <w:r>
-        <w:rPr>
-          <w:rFonts w:hint="default"/>
-          <w:szCs w:val="18"/>
-          <w:lang w:val="en-US"/>
-        </w:rPr>
-        <w:fldChar w:fldCharType="separate"/>
-      </w:r>
-      <w:r>
-        <w:rPr>
-          <w:rFonts w:hint="default"/>
-          <w:lang w:val="en-US"/>
-        </w:rPr>
-        <w:t xml:space="preserve">2. </w:t>
-      </w:r>
-      <w:r>
-        <w:rPr>
-          <w:rFonts w:hint="default"/>
-          <w:lang w:val="ru-RU"/>
-        </w:rPr>
-        <w:t>Описание</w:t>
-      </w:r>
-      <w:r>
-        <w:tab/>
-      </w:r>
-      <w:r>
-        <w:fldChar w:fldCharType="begin"/>
-      </w:r>
-      <w:r>
-        <w:instrText xml:space="preserve"> PAGEREF _Toc2075095308 \h </w:instrText>
-      </w:r>
-      <w:r>
-        <w:fldChar w:fldCharType="separate"/>
-      </w:r>
-      <w:r>
-        <w:t>12</w:t>
-      </w:r>
-      <w:r>
-        <w:fldChar w:fldCharType="end"/>
-      </w:r>
-      <w:r>
-        <w:rPr>
-          <w:rFonts w:hint="default"/>
-          <w:szCs w:val="18"/>
-          <w:lang w:val="en-US"/>
-        </w:rPr>
-        <w:fldChar w:fldCharType="end"/>
-      </w:r>
-    </w:p>
-    <w:p>
-      <w:pPr>
-        <w:pStyle w:val="14"/>
-        <w:tabs>
-          <w:tab w:val="right" w:leader="dot" w:pos="8306"/>
-        </w:tabs>
-      </w:pPr>
-      <w:r>
-        <w:rPr>
-          <w:rFonts w:hint="default"/>
-          <w:szCs w:val="18"/>
-          <w:lang w:val="en-US"/>
-        </w:rPr>
-        <w:fldChar w:fldCharType="begin"/>
-      </w:r>
-      <w:r>
-        <w:rPr>
-          <w:rFonts w:hint="default"/>
-          <w:szCs w:val="18"/>
-          <w:lang w:val="en-US"/>
-        </w:rPr>
-        <w:instrText xml:space="preserve"> HYPERLINK \l _Toc1940563064 </w:instrText>
-      </w:r>
-      <w:r>
-        <w:rPr>
-          <w:rFonts w:hint="default"/>
-          <w:szCs w:val="18"/>
-          <w:lang w:val="en-US"/>
-        </w:rPr>
-        <w:fldChar w:fldCharType="separate"/>
-      </w:r>
-      <w:r>
-        <w:rPr>
-          <w:rFonts w:hint="default"/>
-          <w:lang w:val="en-US"/>
-        </w:rPr>
-        <w:t>2.1. Launch-</w:t>
-      </w:r>
-      <w:r>
-        <w:rPr>
-          <w:rFonts w:hint="default"/>
-          <w:lang w:val="ru-RU"/>
-        </w:rPr>
-        <w:t>файл</w:t>
-      </w:r>
-      <w:r>
-        <w:rPr>
-          <w:rFonts w:hint="default"/>
-          <w:lang w:val="en-US"/>
-        </w:rPr>
-        <w:t xml:space="preserve"> rviz_and_robot_description.launch.py</w:t>
-      </w:r>
-      <w:r>
-        <w:tab/>
-      </w:r>
-      <w:r>
-        <w:fldChar w:fldCharType="begin"/>
-      </w:r>
-      <w:r>
-        <w:instrText xml:space="preserve"> PAGEREF _Toc1940563064 \h </w:instrText>
-      </w:r>
-      <w:r>
-        <w:fldChar w:fldCharType="separate"/>
-      </w:r>
-      <w:r>
-        <w:t>12</w:t>
-      </w:r>
-      <w:r>
-        <w:fldChar w:fldCharType="end"/>
-      </w:r>
-      <w:r>
-        <w:rPr>
-          <w:rFonts w:hint="default"/>
-          <w:szCs w:val="18"/>
-          <w:lang w:val="en-US"/>
-        </w:rPr>
-        <w:fldChar w:fldCharType="end"/>
-      </w:r>
-    </w:p>
-    <w:p>
-      <w:pPr>
-        <w:pStyle w:val="14"/>
-        <w:tabs>
-          <w:tab w:val="right" w:leader="dot" w:pos="8306"/>
-        </w:tabs>
-      </w:pPr>
-      <w:r>
-        <w:rPr>
-          <w:rFonts w:hint="default"/>
-          <w:szCs w:val="18"/>
-          <w:lang w:val="en-US"/>
-        </w:rPr>
-        <w:fldChar w:fldCharType="begin"/>
-      </w:r>
-      <w:r>
-        <w:rPr>
-          <w:rFonts w:hint="default"/>
-          <w:szCs w:val="18"/>
-          <w:lang w:val="en-US"/>
-        </w:rPr>
-        <w:instrText xml:space="preserve"> HYPERLINK \l _Toc1949615786 </w:instrText>
-      </w:r>
-      <w:r>
-        <w:rPr>
-          <w:rFonts w:hint="default"/>
-          <w:szCs w:val="18"/>
-          <w:lang w:val="en-US"/>
-        </w:rPr>
-        <w:fldChar w:fldCharType="separate"/>
-      </w:r>
-      <w:r>
-        <w:rPr>
-          <w:rFonts w:hint="default"/>
-          <w:lang w:val="en-US"/>
-        </w:rPr>
-        <w:t>2.2. Launch-</w:t>
-      </w:r>
-      <w:r>
-        <w:rPr>
-          <w:rFonts w:hint="default"/>
-          <w:lang w:val="ru-RU"/>
-        </w:rPr>
-        <w:t xml:space="preserve">файл </w:t>
-      </w:r>
-      <w:r>
-        <w:rPr>
-          <w:rFonts w:hint="default"/>
-          <w:lang w:val="en-US"/>
-        </w:rPr>
-        <w:t>jetbot_sensors_and_motors.launch.py</w:t>
-      </w:r>
-      <w:r>
-        <w:tab/>
-      </w:r>
-      <w:r>
-        <w:fldChar w:fldCharType="begin"/>
-      </w:r>
-      <w:r>
-        <w:instrText xml:space="preserve"> PAGEREF _Toc1949615786 \h </w:instrText>
-      </w:r>
-      <w:r>
-        <w:fldChar w:fldCharType="separate"/>
-      </w:r>
-      <w:r>
-        <w:t>12</w:t>
-      </w:r>
-      <w:r>
-        <w:fldChar w:fldCharType="end"/>
-      </w:r>
-      <w:r>
-        <w:rPr>
-          <w:rFonts w:hint="default"/>
-          <w:szCs w:val="18"/>
-          <w:lang w:val="en-US"/>
-        </w:rPr>
-        <w:fldChar w:fldCharType="end"/>
-      </w:r>
-    </w:p>
-    <w:p>
-      <w:pPr>
-        <w:pStyle w:val="14"/>
-        <w:tabs>
-          <w:tab w:val="right" w:leader="dot" w:pos="8306"/>
-        </w:tabs>
-      </w:pPr>
-      <w:r>
-        <w:rPr>
-          <w:rFonts w:hint="default"/>
-          <w:szCs w:val="18"/>
-          <w:lang w:val="en-US"/>
-        </w:rPr>
-        <w:fldChar w:fldCharType="begin"/>
-      </w:r>
-      <w:r>
-        <w:rPr>
-          <w:rFonts w:hint="default"/>
-          <w:szCs w:val="18"/>
-          <w:lang w:val="en-US"/>
-        </w:rPr>
-        <w:instrText xml:space="preserve"> HYPERLINK \l _Toc1073535748 </w:instrText>
-      </w:r>
-      <w:r>
-        <w:rPr>
-          <w:rFonts w:hint="default"/>
-          <w:szCs w:val="18"/>
-          <w:lang w:val="en-US"/>
-        </w:rPr>
-        <w:fldChar w:fldCharType="separate"/>
-      </w:r>
-      <w:r>
-        <w:rPr>
-          <w:rFonts w:hint="default"/>
-          <w:lang w:val="en-US"/>
-        </w:rPr>
-        <w:t>2.3. Launch-</w:t>
-      </w:r>
-      <w:r>
-        <w:rPr>
-          <w:rFonts w:hint="default"/>
-          <w:lang w:val="ru-RU"/>
-        </w:rPr>
-        <w:t>файл navigation</w:t>
-      </w:r>
-      <w:r>
-        <w:rPr>
-          <w:rFonts w:hint="default"/>
-          <w:lang w:val="en-US"/>
-        </w:rPr>
-        <w:t>.launch.py</w:t>
-      </w:r>
-      <w:r>
-        <w:tab/>
-      </w:r>
-      <w:r>
-        <w:fldChar w:fldCharType="begin"/>
-      </w:r>
-      <w:r>
-        <w:instrText xml:space="preserve"> PAGEREF _Toc1073535748 \h </w:instrText>
-      </w:r>
-      <w:r>
-        <w:fldChar w:fldCharType="separate"/>
-      </w:r>
-      <w:r>
-        <w:t>13</w:t>
-      </w:r>
-      <w:r>
-        <w:fldChar w:fldCharType="end"/>
-      </w:r>
-      <w:r>
-        <w:rPr>
-          <w:rFonts w:hint="default"/>
-          <w:szCs w:val="18"/>
-          <w:lang w:val="en-US"/>
-        </w:rPr>
-        <w:fldChar w:fldCharType="end"/>
-      </w:r>
-    </w:p>
-    <w:p>
-      <w:pPr>
-        <w:pStyle w:val="14"/>
-        <w:tabs>
-          <w:tab w:val="right" w:leader="dot" w:pos="8306"/>
-        </w:tabs>
-      </w:pPr>
-      <w:r>
-        <w:rPr>
-          <w:rFonts w:hint="default"/>
-          <w:szCs w:val="18"/>
-          <w:lang w:val="en-US"/>
-        </w:rPr>
-        <w:fldChar w:fldCharType="begin"/>
-      </w:r>
-      <w:r>
-        <w:rPr>
-          <w:rFonts w:hint="default"/>
-          <w:szCs w:val="18"/>
-          <w:lang w:val="en-US"/>
-        </w:rPr>
-        <w:instrText xml:space="preserve"> HYPERLINK \l _Toc792055635 </w:instrText>
-      </w:r>
-      <w:r>
-        <w:rPr>
-          <w:rFonts w:hint="default"/>
-          <w:szCs w:val="18"/>
-          <w:lang w:val="en-US"/>
-        </w:rPr>
-        <w:fldChar w:fldCharType="separate"/>
-      </w:r>
-      <w:r>
-        <w:rPr>
-          <w:rFonts w:hint="default"/>
-          <w:lang w:val="en-US"/>
-        </w:rPr>
-        <w:t>2.4. Launch-</w:t>
-      </w:r>
-      <w:r>
-        <w:rPr>
-          <w:rFonts w:hint="default"/>
-          <w:lang w:val="ru-RU"/>
-        </w:rPr>
-        <w:t>файл load_map</w:t>
-      </w:r>
-      <w:r>
-        <w:rPr>
-          <w:rFonts w:hint="default"/>
-          <w:lang w:val="en-US"/>
-        </w:rPr>
-        <w:t>.launch.py</w:t>
-      </w:r>
-      <w:r>
-        <w:tab/>
-      </w:r>
-      <w:r>
-        <w:fldChar w:fldCharType="begin"/>
-      </w:r>
-      <w:r>
-        <w:instrText xml:space="preserve"> PAGEREF _Toc792055635 \h </w:instrText>
-      </w:r>
-      <w:r>
-        <w:fldChar w:fldCharType="separate"/>
-      </w:r>
-      <w:r>
-        <w:t>14</w:t>
-      </w:r>
-      <w:r>
-        <w:fldChar w:fldCharType="end"/>
-      </w:r>
-      <w:r>
-        <w:rPr>
-          <w:rFonts w:hint="default"/>
-          <w:szCs w:val="18"/>
-          <w:lang w:val="en-US"/>
-        </w:rPr>
-        <w:fldChar w:fldCharType="end"/>
-      </w:r>
-    </w:p>
-    <w:p>
-      <w:pPr>
-        <w:pStyle w:val="14"/>
-        <w:tabs>
-          <w:tab w:val="right" w:leader="dot" w:pos="8306"/>
-        </w:tabs>
-      </w:pPr>
-      <w:r>
-        <w:rPr>
-          <w:rFonts w:hint="default"/>
-          <w:szCs w:val="18"/>
-          <w:lang w:val="en-US"/>
-        </w:rPr>
-        <w:fldChar w:fldCharType="begin"/>
-      </w:r>
-      <w:r>
-        <w:rPr>
-          <w:rFonts w:hint="default"/>
-          <w:szCs w:val="18"/>
-          <w:lang w:val="en-US"/>
-        </w:rPr>
-        <w:instrText xml:space="preserve"> HYPERLINK \l _Toc1939879922 </w:instrText>
-      </w:r>
-      <w:r>
-        <w:rPr>
-          <w:rFonts w:hint="default"/>
-          <w:szCs w:val="18"/>
-          <w:lang w:val="en-US"/>
-        </w:rPr>
-        <w:fldChar w:fldCharType="separate"/>
-      </w:r>
-      <w:r>
-        <w:rPr>
-          <w:rFonts w:hint="default"/>
-          <w:lang w:val="ru-RU"/>
-        </w:rPr>
-        <w:t>3. Примечания и структура пакета</w:t>
-      </w:r>
-      <w:r>
-        <w:tab/>
-      </w:r>
-      <w:r>
-        <w:fldChar w:fldCharType="begin"/>
-      </w:r>
-      <w:r>
-        <w:instrText xml:space="preserve"> PAGEREF _Toc1939879922 \h </w:instrText>
-      </w:r>
-      <w:r>
-        <w:fldChar w:fldCharType="separate"/>
-      </w:r>
-      <w:r>
-        <w:t>15</w:t>
-      </w:r>
-      <w:r>
-        <w:fldChar w:fldCharType="end"/>
-      </w:r>
-      <w:r>
-        <w:rPr>
-          <w:rFonts w:hint="default"/>
-          <w:szCs w:val="18"/>
-          <w:lang w:val="en-US"/>
-        </w:rPr>
-        <w:fldChar w:fldCharType="end"/>
-      </w:r>
-    </w:p>
-    <w:p>
-      <w:pPr>
-        <w:pStyle w:val="13"/>
-        <w:tabs>
-          <w:tab w:val="right" w:leader="dot" w:pos="8306"/>
-        </w:tabs>
-      </w:pPr>
-      <w:r>
-        <w:rPr>
-          <w:rFonts w:hint="default"/>
-          <w:szCs w:val="18"/>
-          <w:lang w:val="en-US"/>
-        </w:rPr>
-        <w:fldChar w:fldCharType="begin"/>
-      </w:r>
-      <w:r>
-        <w:rPr>
-          <w:rFonts w:hint="default"/>
-          <w:szCs w:val="18"/>
-          <w:lang w:val="en-US"/>
-        </w:rPr>
-        <w:instrText xml:space="preserve"> HYPERLINK \l _Toc2056133004 </w:instrText>
+        <w:instrText xml:space="preserve"> HYPERLINK \l _Toc258464778 </w:instrText>
       </w:r>
       <w:r>
         <w:rPr>
@@ -2836,13 +2703,13 @@
         <w:fldChar w:fldCharType="begin"/>
       </w:r>
       <w:r>
-        <w:instrText xml:space="preserve"> PAGEREF _Toc2056133004 \h </w:instrText>
+        <w:instrText xml:space="preserve"> PAGEREF _Toc258464778 \h </w:instrText>
       </w:r>
       <w:r>
         <w:fldChar w:fldCharType="separate"/>
       </w:r>
       <w:r>
-        <w:t>16</w:t>
+        <w:t>25</w:t>
       </w:r>
       <w:r>
         <w:fldChar w:fldCharType="end"/>
@@ -2899,7 +2766,7 @@
           <w:lang w:val="ru-RU"/>
         </w:rPr>
       </w:pPr>
-      <w:bookmarkStart w:id="0" w:name="_Toc982597256"/>
+      <w:bookmarkStart w:id="0" w:name="_Toc216000341"/>
       <w:bookmarkStart w:id="1" w:name="_Toc1423508910"/>
       <w:r>
         <w:rPr>
@@ -2915,7 +2782,7 @@
         <w:pStyle w:val="3"/>
         <w:bidi w:val="0"/>
       </w:pPr>
-      <w:bookmarkStart w:id="2" w:name="_Toc1201566926"/>
+      <w:bookmarkStart w:id="2" w:name="_Toc305017873"/>
       <w:r>
         <w:t>Общая архитектура системы управления jetbot_mirea</w:t>
       </w:r>
@@ -4556,7 +4423,7 @@
         <w:pStyle w:val="3"/>
         <w:bidi w:val="0"/>
       </w:pPr>
-      <w:bookmarkStart w:id="3" w:name="_Toc308696477"/>
+      <w:bookmarkStart w:id="3" w:name="_Toc1888050640"/>
       <w:r>
         <w:t>Взаимодействие уровней в типовых сценариях</w:t>
       </w:r>
@@ -4692,7 +4559,7 @@
     </w:p>
     <w:tbl>
       <w:tblPr>
-        <w:tblStyle w:val="12"/>
+        <w:tblStyle w:val="13"/>
         <w:tblW w:w="14275" w:type="dxa"/>
         <w:tblInd w:w="107" w:type="dxa"/>
         <w:tblBorders>
@@ -6258,9 +6125,10 @@
       <w:pPr>
         <w:ind w:left="0" w:leftChars="0" w:firstLine="0" w:firstLineChars="0"/>
         <w:sectPr>
+          <w:footerReference r:id="rId5" w:type="default"/>
           <w:pgSz w:w="16838" w:h="11906" w:orient="landscape"/>
           <w:pgMar w:top="1800" w:right="1440" w:bottom="1800" w:left="1440" w:header="720" w:footer="720" w:gutter="0"/>
-          <w:pgNumType w:start="2"/>
+          <w:pgNumType w:start="6"/>
           <w:cols w:space="720" w:num="1"/>
           <w:docGrid w:linePitch="360" w:charSpace="0"/>
         </w:sectPr>
@@ -6275,7 +6143,7 @@
           <w:lang w:val="en-US"/>
         </w:rPr>
       </w:pPr>
-      <w:bookmarkStart w:id="4" w:name="_Toc184884618"/>
+      <w:bookmarkStart w:id="4" w:name="_Toc1624032535"/>
       <w:r>
         <w:t>Ключевая идея: единый интерфейс через completed_scripts_jetbot</w:t>
       </w:r>
@@ -6621,7 +6489,7 @@
     </w:p>
     <w:p>
       <w:pPr>
-        <w:pStyle w:val="16"/>
+        <w:pStyle w:val="17"/>
         <w:bidi w:val="0"/>
         <w:rPr>
           <w:rFonts w:ascii="Times New Roman" w:hAnsi="Times New Roman"/>
@@ -6746,7 +6614,7 @@
           <w:lang w:val="en-US"/>
         </w:rPr>
       </w:pPr>
-      <w:bookmarkStart w:id="5" w:name="_Toc340764545"/>
+      <w:bookmarkStart w:id="5" w:name="_Toc1996886111"/>
       <w:r>
         <w:rPr>
           <w:rFonts w:hint="default"/>
@@ -6825,7 +6693,7 @@
           <w:lang w:val="ru-RU"/>
         </w:rPr>
       </w:pPr>
-      <w:bookmarkStart w:id="6" w:name="_Toc1143845004"/>
+      <w:bookmarkStart w:id="6" w:name="_Toc914996826"/>
       <w:r>
         <w:rPr>
           <w:rFonts w:hint="default"/>
@@ -7067,7 +6935,7 @@
           <w:lang w:val="ru-RU"/>
         </w:rPr>
       </w:pPr>
-      <w:bookmarkStart w:id="7" w:name="_Toc1227718882"/>
+      <w:bookmarkStart w:id="7" w:name="_Toc654936233"/>
       <w:r>
         <w:rPr>
           <w:rFonts w:hint="default"/>
@@ -7405,7 +7273,7 @@
           <w:lang w:val="ru-RU"/>
         </w:rPr>
       </w:pPr>
-      <w:bookmarkStart w:id="8" w:name="_Toc2005525282"/>
+      <w:bookmarkStart w:id="8" w:name="_Toc1865873743"/>
       <w:r>
         <w:rPr>
           <w:rFonts w:hint="default"/>
@@ -7649,7 +7517,7 @@
           <w:lang w:val="en-US"/>
         </w:rPr>
       </w:pPr>
-      <w:bookmarkStart w:id="9" w:name="_Toc831168126"/>
+      <w:bookmarkStart w:id="9" w:name="_Toc212729388"/>
       <w:r>
         <w:rPr>
           <w:rFonts w:hint="default"/>
@@ -7733,7 +7601,7 @@
                     </pic:cNvPicPr>
                   </pic:nvPicPr>
                   <pic:blipFill>
-                    <a:blip r:embed="rId6"/>
+                    <a:blip r:embed="rId10"/>
                     <a:stretch>
                       <a:fillRect/>
                     </a:stretch>
@@ -7935,7 +7803,7 @@
                     </pic:cNvPicPr>
                   </pic:nvPicPr>
                   <pic:blipFill>
-                    <a:blip r:embed="rId7"/>
+                    <a:blip r:embed="rId11"/>
                     <a:stretch>
                       <a:fillRect/>
                     </a:stretch>
@@ -8077,7 +7945,7 @@
                     </pic:cNvPicPr>
                   </pic:nvPicPr>
                   <pic:blipFill>
-                    <a:blip r:embed="rId8"/>
+                    <a:blip r:embed="rId12"/>
                     <a:stretch>
                       <a:fillRect/>
                     </a:stretch>
@@ -8165,7 +8033,7 @@
           <w:lang w:val="en-US"/>
         </w:rPr>
       </w:pPr>
-      <w:bookmarkStart w:id="10" w:name="_Toc2027418806"/>
+      <w:bookmarkStart w:id="10" w:name="_Toc484525705"/>
       <w:r>
         <w:rPr>
           <w:rFonts w:hint="default"/>
@@ -8262,7 +8130,7 @@
     </w:p>
     <w:p>
       <w:pPr>
-        <w:pStyle w:val="16"/>
+        <w:pStyle w:val="17"/>
         <w:bidi w:val="0"/>
         <w:rPr>
           <w:rFonts w:hint="default"/>
@@ -8287,6 +8155,7 @@
     <w:p>
       <w:pPr>
         <w:numPr>
+          <w:ilvl w:val="0"/>
           <w:numId w:val="0"/>
         </w:numPr>
         <w:ind w:left="420" w:leftChars="0"/>
@@ -8334,7 +8203,7 @@
     </w:p>
     <w:p>
       <w:pPr>
-        <w:pStyle w:val="16"/>
+        <w:pStyle w:val="17"/>
         <w:bidi w:val="0"/>
         <w:jc w:val="left"/>
         <w:rPr>
@@ -8428,7 +8297,7 @@
     </w:p>
     <w:p>
       <w:pPr>
-        <w:pStyle w:val="16"/>
+        <w:pStyle w:val="17"/>
         <w:bidi w:val="0"/>
         <w:rPr>
           <w:rFonts w:hint="default" w:ascii="Consolas" w:hAnsi="Consolas" w:cs="Consolas"/>
@@ -8623,7 +8492,7 @@
     </w:p>
     <w:tbl>
       <w:tblPr>
-        <w:tblStyle w:val="12"/>
+        <w:tblStyle w:val="13"/>
         <w:tblW w:w="8404" w:type="dxa"/>
         <w:tblInd w:w="0" w:type="dxa"/>
         <w:tblBorders>
@@ -8671,7 +8540,7 @@
           </w:tcPr>
           <w:p>
             <w:pPr>
-              <w:pStyle w:val="17"/>
+              <w:pStyle w:val="18"/>
               <w:widowControl w:val="0"/>
               <w:bidi w:val="0"/>
               <w:jc w:val="center"/>
@@ -8699,7 +8568,7 @@
           </w:tcPr>
           <w:p>
             <w:pPr>
-              <w:pStyle w:val="17"/>
+              <w:pStyle w:val="18"/>
               <w:widowControl w:val="0"/>
               <w:bidi w:val="0"/>
               <w:jc w:val="center"/>
@@ -8727,7 +8596,7 @@
           </w:tcPr>
           <w:p>
             <w:pPr>
-              <w:pStyle w:val="17"/>
+              <w:pStyle w:val="18"/>
               <w:widowControl w:val="0"/>
               <w:bidi w:val="0"/>
               <w:jc w:val="center"/>
@@ -8755,7 +8624,7 @@
           </w:tcPr>
           <w:p>
             <w:pPr>
-              <w:pStyle w:val="17"/>
+              <w:pStyle w:val="18"/>
               <w:widowControl w:val="0"/>
               <w:bidi w:val="0"/>
               <w:jc w:val="center"/>
@@ -8788,6 +8657,12 @@
             <w:insideH w:val="single" w:color="auto" w:sz="4" w:space="0"/>
             <w:insideV w:val="single" w:color="auto" w:sz="4" w:space="0"/>
           </w:tblBorders>
+          <w:tblCellMar>
+            <w:top w:w="0" w:type="dxa"/>
+            <w:left w:w="108" w:type="dxa"/>
+            <w:bottom w:w="0" w:type="dxa"/>
+            <w:right w:w="108" w:type="dxa"/>
+          </w:tblCellMar>
         </w:tblPrEx>
         <w:tc>
           <w:tcPr>
@@ -8795,7 +8670,7 @@
           </w:tcPr>
           <w:p>
             <w:pPr>
-              <w:pStyle w:val="17"/>
+              <w:pStyle w:val="18"/>
               <w:widowControl w:val="0"/>
               <w:bidi w:val="0"/>
               <w:rPr>
@@ -8818,7 +8693,7 @@
           </w:tcPr>
           <w:p>
             <w:pPr>
-              <w:pStyle w:val="17"/>
+              <w:pStyle w:val="18"/>
               <w:widowControl w:val="0"/>
               <w:bidi w:val="0"/>
               <w:rPr>
@@ -8841,7 +8716,7 @@
           </w:tcPr>
           <w:p>
             <w:pPr>
-              <w:pStyle w:val="17"/>
+              <w:pStyle w:val="18"/>
               <w:widowControl w:val="0"/>
               <w:bidi w:val="0"/>
               <w:rPr>
@@ -8864,7 +8739,7 @@
           </w:tcPr>
           <w:p>
             <w:pPr>
-              <w:pStyle w:val="17"/>
+              <w:pStyle w:val="18"/>
               <w:widowControl w:val="0"/>
               <w:bidi w:val="0"/>
               <w:rPr>
@@ -8959,7 +8834,7 @@
     </w:p>
     <w:tbl>
       <w:tblPr>
-        <w:tblStyle w:val="12"/>
+        <w:tblStyle w:val="13"/>
         <w:tblW w:w="8298" w:type="dxa"/>
         <w:tblInd w:w="106" w:type="dxa"/>
         <w:tblBorders>
@@ -9007,7 +8882,7 @@
           </w:tcPr>
           <w:p>
             <w:pPr>
-              <w:pStyle w:val="17"/>
+              <w:pStyle w:val="18"/>
               <w:widowControl w:val="0"/>
               <w:bidi w:val="0"/>
               <w:jc w:val="center"/>
@@ -9035,7 +8910,7 @@
           </w:tcPr>
           <w:p>
             <w:pPr>
-              <w:pStyle w:val="17"/>
+              <w:pStyle w:val="18"/>
               <w:widowControl w:val="0"/>
               <w:bidi w:val="0"/>
               <w:jc w:val="center"/>
@@ -9063,7 +8938,7 @@
           </w:tcPr>
           <w:p>
             <w:pPr>
-              <w:pStyle w:val="17"/>
+              <w:pStyle w:val="18"/>
               <w:widowControl w:val="0"/>
               <w:bidi w:val="0"/>
               <w:jc w:val="center"/>
@@ -9091,7 +8966,7 @@
           </w:tcPr>
           <w:p>
             <w:pPr>
-              <w:pStyle w:val="17"/>
+              <w:pStyle w:val="18"/>
               <w:widowControl w:val="0"/>
               <w:bidi w:val="0"/>
               <w:jc w:val="center"/>
@@ -9110,124 +8985,6 @@
                 <w:lang w:val="ru-RU"/>
               </w:rPr>
               <w:t>Пояснения</w:t>
-            </w:r>
-          </w:p>
-        </w:tc>
-      </w:tr>
-      <w:tr>
-        <w:tblPrEx>
-          <w:tblBorders>
-            <w:top w:val="single" w:color="auto" w:sz="4" w:space="0"/>
-            <w:left w:val="single" w:color="auto" w:sz="4" w:space="0"/>
-            <w:bottom w:val="single" w:color="auto" w:sz="4" w:space="0"/>
-            <w:right w:val="single" w:color="auto" w:sz="4" w:space="0"/>
-            <w:insideH w:val="single" w:color="auto" w:sz="4" w:space="0"/>
-            <w:insideV w:val="single" w:color="auto" w:sz="4" w:space="0"/>
-          </w:tblBorders>
-        </w:tblPrEx>
-        <w:tc>
-          <w:tcPr>
-            <w:tcW w:w="1450" w:type="dxa"/>
-          </w:tcPr>
-          <w:p>
-            <w:pPr>
-              <w:pStyle w:val="17"/>
-              <w:widowControl w:val="0"/>
-              <w:bidi w:val="0"/>
-              <w:rPr>
-                <w:rFonts w:hint="default"/>
-                <w:lang w:val="ru-RU"/>
-              </w:rPr>
-            </w:pPr>
-            <w:r>
-              <w:rPr>
-                <w:rFonts w:hint="default"/>
-                <w:lang w:val="ru-RU"/>
-              </w:rPr>
-              <w:t>launch_rviz</w:t>
-            </w:r>
-          </w:p>
-        </w:tc>
-        <w:tc>
-          <w:tcPr>
-            <w:tcW w:w="1114" w:type="dxa"/>
-          </w:tcPr>
-          <w:p>
-            <w:pPr>
-              <w:pStyle w:val="17"/>
-              <w:widowControl w:val="0"/>
-              <w:bidi w:val="0"/>
-              <w:rPr>
-                <w:rFonts w:hint="default"/>
-                <w:lang w:val="en-US"/>
-              </w:rPr>
-            </w:pPr>
-            <w:r>
-              <w:rPr>
-                <w:rFonts w:hint="default"/>
-                <w:lang w:val="en-US"/>
-              </w:rPr>
-              <w:t>bool</w:t>
-            </w:r>
-          </w:p>
-        </w:tc>
-        <w:tc>
-          <w:tcPr>
-            <w:tcW w:w="1723" w:type="dxa"/>
-          </w:tcPr>
-          <w:p>
-            <w:pPr>
-              <w:pStyle w:val="17"/>
-              <w:widowControl w:val="0"/>
-              <w:bidi w:val="0"/>
-              <w:rPr>
-                <w:rFonts w:hint="default"/>
-                <w:lang w:val="en-US"/>
-              </w:rPr>
-            </w:pPr>
-            <w:r>
-              <w:rPr>
-                <w:rFonts w:hint="default"/>
-                <w:lang w:val="en-US"/>
-              </w:rPr>
-              <w:t>True</w:t>
-            </w:r>
-          </w:p>
-        </w:tc>
-        <w:tc>
-          <w:tcPr>
-            <w:tcW w:w="4011" w:type="dxa"/>
-          </w:tcPr>
-          <w:p>
-            <w:pPr>
-              <w:pStyle w:val="17"/>
-              <w:widowControl w:val="0"/>
-              <w:bidi w:val="0"/>
-              <w:rPr>
-                <w:rFonts w:hint="default"/>
-                <w:lang w:val="ru-RU"/>
-              </w:rPr>
-            </w:pPr>
-            <w:r>
-              <w:rPr>
-                <w:rFonts w:hint="default"/>
-                <w:lang w:val="ru-RU"/>
-              </w:rPr>
-              <w:t>Запускает / не запускает RViz2.</w:t>
-            </w:r>
-            <w:r>
-              <w:rPr>
-                <w:rFonts w:hint="default"/>
-                <w:lang w:val="en-US"/>
-              </w:rPr>
-              <w:t xml:space="preserve"> </w:t>
-            </w:r>
-            <w:r>
-              <w:rPr>
-                <w:rFonts w:hint="default"/>
-                <w:lang w:val="ru-RU"/>
-              </w:rPr>
-              <w:t>Возможны варианты: «True», «False».</w:t>
             </w:r>
           </w:p>
         </w:tc>
@@ -9255,7 +9012,7 @@
           </w:tcPr>
           <w:p>
             <w:pPr>
-              <w:pStyle w:val="17"/>
+              <w:pStyle w:val="18"/>
               <w:widowControl w:val="0"/>
               <w:bidi w:val="0"/>
               <w:rPr>
@@ -9268,7 +9025,7 @@
                 <w:rFonts w:hint="default"/>
                 <w:lang w:val="ru-RU"/>
               </w:rPr>
-              <w:t>model_use</w:t>
+              <w:t>launch_rviz</w:t>
             </w:r>
           </w:p>
         </w:tc>
@@ -9278,7 +9035,7 @@
           </w:tcPr>
           <w:p>
             <w:pPr>
-              <w:pStyle w:val="17"/>
+              <w:pStyle w:val="18"/>
               <w:widowControl w:val="0"/>
               <w:bidi w:val="0"/>
               <w:rPr>
@@ -9291,7 +9048,7 @@
                 <w:rFonts w:hint="default"/>
                 <w:lang w:val="en-US"/>
               </w:rPr>
-              <w:t>string</w:t>
+              <w:t>bool</w:t>
             </w:r>
           </w:p>
         </w:tc>
@@ -9301,7 +9058,7 @@
           </w:tcPr>
           <w:p>
             <w:pPr>
-              <w:pStyle w:val="17"/>
+              <w:pStyle w:val="18"/>
               <w:widowControl w:val="0"/>
               <w:bidi w:val="0"/>
               <w:rPr>
@@ -9314,7 +9071,7 @@
                 <w:rFonts w:hint="default"/>
                 <w:lang w:val="en-US"/>
               </w:rPr>
-              <w:t>ideal</w:t>
+              <w:t>True</w:t>
             </w:r>
           </w:p>
         </w:tc>
@@ -9324,7 +9081,131 @@
           </w:tcPr>
           <w:p>
             <w:pPr>
-              <w:pStyle w:val="17"/>
+              <w:pStyle w:val="18"/>
+              <w:widowControl w:val="0"/>
+              <w:bidi w:val="0"/>
+              <w:rPr>
+                <w:rFonts w:hint="default"/>
+                <w:lang w:val="ru-RU"/>
+              </w:rPr>
+            </w:pPr>
+            <w:r>
+              <w:rPr>
+                <w:rFonts w:hint="default"/>
+                <w:lang w:val="ru-RU"/>
+              </w:rPr>
+              <w:t>Запускает / не запускает RViz2.</w:t>
+            </w:r>
+            <w:r>
+              <w:rPr>
+                <w:rFonts w:hint="default"/>
+                <w:lang w:val="en-US"/>
+              </w:rPr>
+              <w:t xml:space="preserve"> </w:t>
+            </w:r>
+            <w:r>
+              <w:rPr>
+                <w:rFonts w:hint="default"/>
+                <w:lang w:val="ru-RU"/>
+              </w:rPr>
+              <w:t>Возможны варианты: «True», «False».</w:t>
+            </w:r>
+          </w:p>
+        </w:tc>
+      </w:tr>
+      <w:tr>
+        <w:tblPrEx>
+          <w:tblBorders>
+            <w:top w:val="single" w:color="auto" w:sz="4" w:space="0"/>
+            <w:left w:val="single" w:color="auto" w:sz="4" w:space="0"/>
+            <w:bottom w:val="single" w:color="auto" w:sz="4" w:space="0"/>
+            <w:right w:val="single" w:color="auto" w:sz="4" w:space="0"/>
+            <w:insideH w:val="single" w:color="auto" w:sz="4" w:space="0"/>
+            <w:insideV w:val="single" w:color="auto" w:sz="4" w:space="0"/>
+          </w:tblBorders>
+          <w:tblCellMar>
+            <w:top w:w="0" w:type="dxa"/>
+            <w:left w:w="108" w:type="dxa"/>
+            <w:bottom w:w="0" w:type="dxa"/>
+            <w:right w:w="108" w:type="dxa"/>
+          </w:tblCellMar>
+        </w:tblPrEx>
+        <w:tc>
+          <w:tcPr>
+            <w:tcW w:w="1450" w:type="dxa"/>
+          </w:tcPr>
+          <w:p>
+            <w:pPr>
+              <w:pStyle w:val="18"/>
+              <w:widowControl w:val="0"/>
+              <w:bidi w:val="0"/>
+              <w:rPr>
+                <w:rFonts w:hint="default"/>
+                <w:lang w:val="ru-RU"/>
+              </w:rPr>
+            </w:pPr>
+            <w:r>
+              <w:rPr>
+                <w:rFonts w:hint="default"/>
+                <w:lang w:val="ru-RU"/>
+              </w:rPr>
+              <w:t>model_use</w:t>
+            </w:r>
+          </w:p>
+        </w:tc>
+        <w:tc>
+          <w:tcPr>
+            <w:tcW w:w="1114" w:type="dxa"/>
+          </w:tcPr>
+          <w:p>
+            <w:pPr>
+              <w:pStyle w:val="18"/>
+              <w:widowControl w:val="0"/>
+              <w:bidi w:val="0"/>
+              <w:rPr>
+                <w:rFonts w:hint="default"/>
+                <w:lang w:val="en-US"/>
+              </w:rPr>
+            </w:pPr>
+            <w:r>
+              <w:rPr>
+                <w:rFonts w:hint="default"/>
+                <w:lang w:val="en-US"/>
+              </w:rPr>
+              <w:t>string</w:t>
+            </w:r>
+          </w:p>
+        </w:tc>
+        <w:tc>
+          <w:tcPr>
+            <w:tcW w:w="1723" w:type="dxa"/>
+          </w:tcPr>
+          <w:p>
+            <w:pPr>
+              <w:pStyle w:val="18"/>
+              <w:widowControl w:val="0"/>
+              <w:bidi w:val="0"/>
+              <w:rPr>
+                <w:rFonts w:hint="default"/>
+                <w:lang w:val="en-US"/>
+              </w:rPr>
+            </w:pPr>
+            <w:r>
+              <w:rPr>
+                <w:rFonts w:hint="default"/>
+                <w:lang w:val="en-US"/>
+              </w:rPr>
+              <w:t>ideal</w:t>
+            </w:r>
+          </w:p>
+        </w:tc>
+        <w:tc>
+          <w:tcPr>
+            <w:tcW w:w="4011" w:type="dxa"/>
+          </w:tcPr>
+          <w:p>
+            <w:pPr>
+              <w:pStyle w:val="18"/>
               <w:widowControl w:val="0"/>
               <w:bidi w:val="0"/>
               <w:rPr>
@@ -9373,7 +9254,7 @@
           </w:tcPr>
           <w:p>
             <w:pPr>
-              <w:pStyle w:val="17"/>
+              <w:pStyle w:val="18"/>
               <w:widowControl w:val="0"/>
               <w:bidi w:val="0"/>
               <w:rPr>
@@ -9396,7 +9277,7 @@
           </w:tcPr>
           <w:p>
             <w:pPr>
-              <w:pStyle w:val="17"/>
+              <w:pStyle w:val="18"/>
               <w:widowControl w:val="0"/>
               <w:bidi w:val="0"/>
               <w:rPr>
@@ -9419,7 +9300,7 @@
           </w:tcPr>
           <w:p>
             <w:pPr>
-              <w:pStyle w:val="17"/>
+              <w:pStyle w:val="18"/>
               <w:widowControl w:val="0"/>
               <w:bidi w:val="0"/>
               <w:rPr>
@@ -9442,7 +9323,7 @@
           </w:tcPr>
           <w:p>
             <w:pPr>
-              <w:pStyle w:val="17"/>
+              <w:pStyle w:val="18"/>
               <w:widowControl w:val="0"/>
               <w:bidi w:val="0"/>
               <w:rPr>
@@ -9524,7 +9405,6 @@
           <w:lang w:val="en-US"/>
         </w:rPr>
       </w:pPr>
-      <w:bookmarkStart w:id="11" w:name="_Toc1360148195"/>
       <w:r>
         <w:rPr>
           <w:rFonts w:hint="default"/>
@@ -9542,6 +9422,7 @@
           <w:lang w:val="ru-RU"/>
         </w:rPr>
       </w:pPr>
+      <w:bookmarkStart w:id="11" w:name="_Toc900160222"/>
       <w:r>
         <w:rPr>
           <w:rFonts w:hint="default"/>
@@ -9585,7 +9466,7 @@
           <w:lang w:val="ru-RU"/>
         </w:rPr>
       </w:pPr>
-      <w:bookmarkStart w:id="12" w:name="_Toc246378335"/>
+      <w:bookmarkStart w:id="12" w:name="_Toc1691189001"/>
       <w:r>
         <w:rPr>
           <w:rFonts w:hint="default"/>
@@ -9665,7 +9546,7 @@
           <w:lang w:val="en-US"/>
         </w:rPr>
       </w:pPr>
-      <w:bookmarkStart w:id="13" w:name="_Toc593248568"/>
+      <w:bookmarkStart w:id="13" w:name="_Toc498431519"/>
       <w:r>
         <w:rPr>
           <w:rFonts w:hint="default"/>
@@ -9872,7 +9753,7 @@
           <w:lang w:val="ru-RU"/>
         </w:rPr>
       </w:pPr>
-      <w:bookmarkStart w:id="14" w:name="_Toc405865818"/>
+      <w:bookmarkStart w:id="14" w:name="_Toc1578471480"/>
       <w:r>
         <w:rPr>
           <w:rFonts w:hint="default"/>
@@ -10059,7 +9940,7 @@
     </w:p>
     <w:tbl>
       <w:tblPr>
-        <w:tblStyle w:val="12"/>
+        <w:tblStyle w:val="13"/>
         <w:tblW w:w="8593" w:type="dxa"/>
         <w:tblInd w:w="0" w:type="dxa"/>
         <w:tblBorders>
@@ -10094,12 +9975,6 @@
             <w:insideH w:val="single" w:color="auto" w:sz="4" w:space="0"/>
             <w:insideV w:val="single" w:color="auto" w:sz="4" w:space="0"/>
           </w:tblBorders>
-          <w:tblCellMar>
-            <w:top w:w="0" w:type="dxa"/>
-            <w:left w:w="108" w:type="dxa"/>
-            <w:bottom w:w="0" w:type="dxa"/>
-            <w:right w:w="108" w:type="dxa"/>
-          </w:tblCellMar>
         </w:tblPrEx>
         <w:tc>
           <w:tcPr>
@@ -10107,7 +9982,7 @@
           </w:tcPr>
           <w:p>
             <w:pPr>
-              <w:pStyle w:val="17"/>
+              <w:pStyle w:val="18"/>
               <w:widowControl w:val="0"/>
               <w:bidi w:val="0"/>
               <w:jc w:val="center"/>
@@ -10135,7 +10010,7 @@
           </w:tcPr>
           <w:p>
             <w:pPr>
-              <w:pStyle w:val="17"/>
+              <w:pStyle w:val="18"/>
               <w:widowControl w:val="0"/>
               <w:bidi w:val="0"/>
               <w:jc w:val="center"/>
@@ -10163,7 +10038,7 @@
           </w:tcPr>
           <w:p>
             <w:pPr>
-              <w:pStyle w:val="17"/>
+              <w:pStyle w:val="18"/>
               <w:widowControl w:val="0"/>
               <w:bidi w:val="0"/>
               <w:jc w:val="center"/>
@@ -10191,7 +10066,7 @@
           </w:tcPr>
           <w:p>
             <w:pPr>
-              <w:pStyle w:val="17"/>
+              <w:pStyle w:val="18"/>
               <w:widowControl w:val="0"/>
               <w:bidi w:val="0"/>
               <w:jc w:val="center"/>
@@ -10240,7 +10115,7 @@
           </w:tcPr>
           <w:p>
             <w:pPr>
-              <w:pStyle w:val="17"/>
+              <w:pStyle w:val="18"/>
               <w:widowControl w:val="0"/>
               <w:bidi w:val="0"/>
               <w:rPr>
@@ -10263,7 +10138,7 @@
           </w:tcPr>
           <w:p>
             <w:pPr>
-              <w:pStyle w:val="17"/>
+              <w:pStyle w:val="18"/>
               <w:widowControl w:val="0"/>
               <w:bidi w:val="0"/>
               <w:rPr>
@@ -10286,7 +10161,7 @@
           </w:tcPr>
           <w:p>
             <w:pPr>
-              <w:pStyle w:val="17"/>
+              <w:pStyle w:val="18"/>
               <w:widowControl w:val="0"/>
               <w:bidi w:val="0"/>
               <w:rPr>
@@ -10309,7 +10184,7 @@
           </w:tcPr>
           <w:p>
             <w:pPr>
-              <w:pStyle w:val="17"/>
+              <w:pStyle w:val="18"/>
               <w:widowControl w:val="0"/>
               <w:bidi w:val="0"/>
               <w:rPr>
@@ -10350,7 +10225,7 @@
           </w:tcPr>
           <w:p>
             <w:pPr>
-              <w:pStyle w:val="17"/>
+              <w:pStyle w:val="18"/>
               <w:widowControl w:val="0"/>
               <w:bidi w:val="0"/>
               <w:rPr>
@@ -10373,7 +10248,7 @@
           </w:tcPr>
           <w:p>
             <w:pPr>
-              <w:pStyle w:val="17"/>
+              <w:pStyle w:val="18"/>
               <w:widowControl w:val="0"/>
               <w:bidi w:val="0"/>
               <w:rPr>
@@ -10396,7 +10271,7 @@
           </w:tcPr>
           <w:p>
             <w:pPr>
-              <w:pStyle w:val="17"/>
+              <w:pStyle w:val="18"/>
               <w:widowControl w:val="0"/>
               <w:bidi w:val="0"/>
               <w:rPr>
@@ -10419,7 +10294,7 @@
           </w:tcPr>
           <w:p>
             <w:pPr>
-              <w:pStyle w:val="17"/>
+              <w:pStyle w:val="18"/>
               <w:widowControl w:val="0"/>
               <w:bidi w:val="0"/>
               <w:rPr>
@@ -10481,7 +10356,7 @@
     </w:p>
     <w:tbl>
       <w:tblPr>
-        <w:tblStyle w:val="12"/>
+        <w:tblStyle w:val="13"/>
         <w:tblW w:w="0" w:type="auto"/>
         <w:tblInd w:w="0" w:type="dxa"/>
         <w:tblBorders>
@@ -10529,7 +10404,7 @@
           </w:tcPr>
           <w:p>
             <w:pPr>
-              <w:pStyle w:val="17"/>
+              <w:pStyle w:val="18"/>
               <w:widowControl w:val="0"/>
               <w:bidi w:val="0"/>
               <w:jc w:val="center"/>
@@ -10557,7 +10432,7 @@
           </w:tcPr>
           <w:p>
             <w:pPr>
-              <w:pStyle w:val="17"/>
+              <w:pStyle w:val="18"/>
               <w:widowControl w:val="0"/>
               <w:bidi w:val="0"/>
               <w:jc w:val="center"/>
@@ -10585,7 +10460,7 @@
           </w:tcPr>
           <w:p>
             <w:pPr>
-              <w:pStyle w:val="17"/>
+              <w:pStyle w:val="18"/>
               <w:widowControl w:val="0"/>
               <w:bidi w:val="0"/>
               <w:jc w:val="center"/>
@@ -10613,7 +10488,7 @@
           </w:tcPr>
           <w:p>
             <w:pPr>
-              <w:pStyle w:val="17"/>
+              <w:pStyle w:val="18"/>
               <w:widowControl w:val="0"/>
               <w:bidi w:val="0"/>
               <w:jc w:val="center"/>
@@ -10659,7 +10534,7 @@
           </w:tcPr>
           <w:p>
             <w:pPr>
-              <w:pStyle w:val="17"/>
+              <w:pStyle w:val="18"/>
               <w:widowControl w:val="0"/>
               <w:bidi w:val="0"/>
               <w:rPr>
@@ -10682,7 +10557,7 @@
           </w:tcPr>
           <w:p>
             <w:pPr>
-              <w:pStyle w:val="17"/>
+              <w:pStyle w:val="18"/>
               <w:widowControl w:val="0"/>
               <w:bidi w:val="0"/>
               <w:rPr>
@@ -10705,7 +10580,7 @@
           </w:tcPr>
           <w:p>
             <w:pPr>
-              <w:pStyle w:val="17"/>
+              <w:pStyle w:val="18"/>
               <w:widowControl w:val="0"/>
               <w:bidi w:val="0"/>
               <w:rPr>
@@ -10728,7 +10603,7 @@
           </w:tcPr>
           <w:p>
             <w:pPr>
-              <w:pStyle w:val="17"/>
+              <w:pStyle w:val="18"/>
               <w:widowControl w:val="0"/>
               <w:bidi w:val="0"/>
               <w:rPr>
@@ -10769,7 +10644,7 @@
           </w:tcPr>
           <w:p>
             <w:pPr>
-              <w:pStyle w:val="17"/>
+              <w:pStyle w:val="18"/>
               <w:widowControl w:val="0"/>
               <w:bidi w:val="0"/>
               <w:rPr>
@@ -10793,7 +10668,7 @@
           </w:tcPr>
           <w:p>
             <w:pPr>
-              <w:pStyle w:val="17"/>
+              <w:pStyle w:val="18"/>
               <w:widowControl w:val="0"/>
               <w:bidi w:val="0"/>
               <w:ind w:firstLine="0" w:firstLineChars="0"/>
@@ -10818,7 +10693,7 @@
           </w:tcPr>
           <w:p>
             <w:pPr>
-              <w:pStyle w:val="17"/>
+              <w:pStyle w:val="18"/>
               <w:widowControl w:val="0"/>
               <w:bidi w:val="0"/>
               <w:ind w:firstLine="0" w:firstLineChars="0"/>
@@ -10842,7 +10717,7 @@
           </w:tcPr>
           <w:p>
             <w:pPr>
-              <w:pStyle w:val="17"/>
+              <w:pStyle w:val="18"/>
               <w:widowControl w:val="0"/>
               <w:bidi w:val="0"/>
               <w:rPr>
@@ -10877,7 +10752,7 @@
           </w:tcPr>
           <w:p>
             <w:pPr>
-              <w:pStyle w:val="17"/>
+              <w:pStyle w:val="18"/>
               <w:widowControl w:val="0"/>
               <w:bidi w:val="0"/>
               <w:rPr>
@@ -10900,7 +10775,7 @@
           </w:tcPr>
           <w:p>
             <w:pPr>
-              <w:pStyle w:val="17"/>
+              <w:pStyle w:val="18"/>
               <w:widowControl w:val="0"/>
               <w:bidi w:val="0"/>
               <w:rPr>
@@ -10923,7 +10798,7 @@
           </w:tcPr>
           <w:p>
             <w:pPr>
-              <w:pStyle w:val="17"/>
+              <w:pStyle w:val="18"/>
               <w:widowControl w:val="0"/>
               <w:bidi w:val="0"/>
               <w:rPr>
@@ -10946,7 +10821,7 @@
           </w:tcPr>
           <w:p>
             <w:pPr>
-              <w:pStyle w:val="17"/>
+              <w:pStyle w:val="18"/>
               <w:widowControl w:val="0"/>
               <w:bidi w:val="0"/>
               <w:rPr>
@@ -11001,7 +10876,7 @@
           </w:tcPr>
           <w:p>
             <w:pPr>
-              <w:pStyle w:val="17"/>
+              <w:pStyle w:val="18"/>
               <w:widowControl w:val="0"/>
               <w:bidi w:val="0"/>
               <w:rPr>
@@ -11024,7 +10899,7 @@
           </w:tcPr>
           <w:p>
             <w:pPr>
-              <w:pStyle w:val="17"/>
+              <w:pStyle w:val="18"/>
               <w:widowControl w:val="0"/>
               <w:bidi w:val="0"/>
               <w:rPr>
@@ -11047,7 +10922,7 @@
           </w:tcPr>
           <w:p>
             <w:pPr>
-              <w:pStyle w:val="17"/>
+              <w:pStyle w:val="18"/>
               <w:widowControl w:val="0"/>
               <w:bidi w:val="0"/>
               <w:rPr>
@@ -11070,7 +10945,7 @@
           </w:tcPr>
           <w:p>
             <w:pPr>
-              <w:pStyle w:val="17"/>
+              <w:pStyle w:val="18"/>
               <w:widowControl w:val="0"/>
               <w:bidi w:val="0"/>
               <w:rPr>
@@ -11125,7 +11000,7 @@
           </w:tcPr>
           <w:p>
             <w:pPr>
-              <w:pStyle w:val="17"/>
+              <w:pStyle w:val="18"/>
               <w:widowControl w:val="0"/>
               <w:bidi w:val="0"/>
               <w:rPr>
@@ -11148,7 +11023,7 @@
           </w:tcPr>
           <w:p>
             <w:pPr>
-              <w:pStyle w:val="17"/>
+              <w:pStyle w:val="18"/>
               <w:widowControl w:val="0"/>
               <w:bidi w:val="0"/>
               <w:rPr>
@@ -11171,7 +11046,7 @@
           </w:tcPr>
           <w:p>
             <w:pPr>
-              <w:pStyle w:val="17"/>
+              <w:pStyle w:val="18"/>
               <w:widowControl w:val="0"/>
               <w:bidi w:val="0"/>
               <w:rPr>
@@ -11194,7 +11069,7 @@
           </w:tcPr>
           <w:p>
             <w:pPr>
-              <w:pStyle w:val="17"/>
+              <w:pStyle w:val="18"/>
               <w:widowControl w:val="0"/>
               <w:bidi w:val="0"/>
               <w:rPr>
@@ -11235,7 +11110,7 @@
           </w:tcPr>
           <w:p>
             <w:pPr>
-              <w:pStyle w:val="17"/>
+              <w:pStyle w:val="18"/>
               <w:widowControl w:val="0"/>
               <w:bidi w:val="0"/>
               <w:rPr>
@@ -11258,7 +11133,7 @@
           </w:tcPr>
           <w:p>
             <w:pPr>
-              <w:pStyle w:val="17"/>
+              <w:pStyle w:val="18"/>
               <w:widowControl w:val="0"/>
               <w:bidi w:val="0"/>
               <w:rPr>
@@ -11281,7 +11156,7 @@
           </w:tcPr>
           <w:p>
             <w:pPr>
-              <w:pStyle w:val="17"/>
+              <w:pStyle w:val="18"/>
               <w:widowControl w:val="0"/>
               <w:bidi w:val="0"/>
               <w:rPr>
@@ -11297,7 +11172,7 @@
           </w:tcPr>
           <w:p>
             <w:pPr>
-              <w:pStyle w:val="17"/>
+              <w:pStyle w:val="18"/>
               <w:widowControl w:val="0"/>
               <w:bidi w:val="0"/>
               <w:rPr>
@@ -11333,7 +11208,7 @@
     </w:p>
     <w:p>
       <w:pPr>
-        <w:pStyle w:val="16"/>
+        <w:pStyle w:val="17"/>
         <w:bidi w:val="0"/>
         <w:rPr>
           <w:rFonts w:hint="default"/>
@@ -11361,7 +11236,7 @@
           <w:lang w:val="en-US"/>
         </w:rPr>
       </w:pPr>
-      <w:bookmarkStart w:id="15" w:name="_Toc2022250811"/>
+      <w:bookmarkStart w:id="15" w:name="_Toc106695121"/>
       <w:r>
         <w:rPr>
           <w:rFonts w:hint="default"/>
@@ -11533,7 +11408,7 @@
     </w:p>
     <w:tbl>
       <w:tblPr>
-        <w:tblStyle w:val="12"/>
+        <w:tblStyle w:val="13"/>
         <w:tblW w:w="0" w:type="auto"/>
         <w:tblInd w:w="120" w:type="dxa"/>
         <w:tblBorders>
@@ -11579,7 +11454,7 @@
           </w:tcPr>
           <w:p>
             <w:pPr>
-              <w:pStyle w:val="17"/>
+              <w:pStyle w:val="18"/>
               <w:widowControl w:val="0"/>
               <w:bidi w:val="0"/>
               <w:jc w:val="center"/>
@@ -11607,7 +11482,7 @@
           </w:tcPr>
           <w:p>
             <w:pPr>
-              <w:pStyle w:val="17"/>
+              <w:pStyle w:val="18"/>
               <w:widowControl w:val="0"/>
               <w:bidi w:val="0"/>
               <w:jc w:val="center"/>
@@ -11640,12 +11515,6 @@
             <w:insideH w:val="single" w:color="auto" w:sz="4" w:space="0"/>
             <w:insideV w:val="single" w:color="auto" w:sz="4" w:space="0"/>
           </w:tblBorders>
-          <w:tblCellMar>
-            <w:top w:w="0" w:type="dxa"/>
-            <w:left w:w="108" w:type="dxa"/>
-            <w:bottom w:w="0" w:type="dxa"/>
-            <w:right w:w="108" w:type="dxa"/>
-          </w:tblCellMar>
         </w:tblPrEx>
         <w:tc>
           <w:tcPr>
@@ -11653,7 +11522,7 @@
           </w:tcPr>
           <w:p>
             <w:pPr>
-              <w:pStyle w:val="17"/>
+              <w:pStyle w:val="18"/>
               <w:widowControl w:val="0"/>
               <w:bidi w:val="0"/>
               <w:rPr>
@@ -11676,7 +11545,7 @@
           </w:tcPr>
           <w:p>
             <w:pPr>
-              <w:pStyle w:val="17"/>
+              <w:pStyle w:val="18"/>
               <w:widowControl w:val="0"/>
               <w:bidi w:val="0"/>
               <w:jc w:val="center"/>
@@ -11695,7 +11564,7 @@
           </w:p>
           <w:p>
             <w:pPr>
-              <w:pStyle w:val="17"/>
+              <w:pStyle w:val="18"/>
               <w:widowControl w:val="0"/>
               <w:bidi w:val="0"/>
               <w:jc w:val="center"/>
@@ -11714,7 +11583,7 @@
           </w:p>
           <w:p>
             <w:pPr>
-              <w:pStyle w:val="17"/>
+              <w:pStyle w:val="18"/>
               <w:widowControl w:val="0"/>
               <w:bidi w:val="0"/>
               <w:jc w:val="center"/>
@@ -11733,7 +11602,7 @@
           </w:p>
           <w:p>
             <w:pPr>
-              <w:pStyle w:val="17"/>
+              <w:pStyle w:val="18"/>
               <w:widowControl w:val="0"/>
               <w:bidi w:val="0"/>
               <w:jc w:val="center"/>
@@ -11752,7 +11621,7 @@
           </w:p>
           <w:p>
             <w:pPr>
-              <w:pStyle w:val="17"/>
+              <w:pStyle w:val="18"/>
               <w:widowControl w:val="0"/>
               <w:bidi w:val="0"/>
               <w:jc w:val="center"/>
@@ -11771,7 +11640,7 @@
           </w:p>
           <w:p>
             <w:pPr>
-              <w:pStyle w:val="17"/>
+              <w:pStyle w:val="18"/>
               <w:widowControl w:val="0"/>
               <w:bidi w:val="0"/>
               <w:jc w:val="center"/>
@@ -11790,7 +11659,7 @@
           </w:p>
           <w:p>
             <w:pPr>
-              <w:pStyle w:val="17"/>
+              <w:pStyle w:val="18"/>
               <w:widowControl w:val="0"/>
               <w:bidi w:val="0"/>
               <w:jc w:val="center"/>
@@ -12003,7 +11872,7 @@
     </w:p>
     <w:p>
       <w:pPr>
-        <w:pStyle w:val="16"/>
+        <w:pStyle w:val="17"/>
         <w:bidi w:val="0"/>
         <w:rPr>
           <w:rFonts w:hint="default"/>
@@ -12027,7 +11896,7 @@
           <w:lang w:val="ru-RU"/>
         </w:rPr>
       </w:pPr>
-      <w:bookmarkStart w:id="16" w:name="_Toc1924402530"/>
+      <w:bookmarkStart w:id="16" w:name="_Toc1592355642"/>
       <w:r>
         <w:rPr>
           <w:rFonts w:hint="default"/>
@@ -12099,7 +11968,7 @@
           <w:lang w:val="ru-RU"/>
         </w:rPr>
       </w:pPr>
-      <w:bookmarkStart w:id="17" w:name="_Toc486137759"/>
+      <w:bookmarkStart w:id="17" w:name="_Toc333740109"/>
       <w:r>
         <w:rPr>
           <w:rFonts w:hint="default"/>
@@ -12186,7 +12055,7 @@
           <w:lang w:val="en-US"/>
         </w:rPr>
       </w:pPr>
-      <w:bookmarkStart w:id="18" w:name="_Toc914129247"/>
+      <w:bookmarkStart w:id="18" w:name="_Toc1242429010"/>
       <w:r>
         <w:rPr>
           <w:rFonts w:hint="default"/>
@@ -12367,7 +12236,7 @@
       </w:r>
       <w:r>
         <w:rPr>
-          <w:rStyle w:val="11"/>
+          <w:rStyle w:val="12"/>
           <w:rFonts w:hint="default"/>
           <w:lang w:val="ru-RU"/>
         </w:rPr>
@@ -12390,7 +12259,7 @@
           <w:lang w:val="ru-RU"/>
         </w:rPr>
       </w:pPr>
-      <w:bookmarkStart w:id="19" w:name="_Toc274814841"/>
+      <w:bookmarkStart w:id="19" w:name="_Toc718999126"/>
       <w:r>
         <w:rPr>
           <w:rFonts w:hint="default"/>
@@ -12434,7 +12303,7 @@
           <w:lang w:val="ru-RU"/>
         </w:rPr>
       </w:pPr>
-      <w:bookmarkStart w:id="20" w:name="_Toc2102782029"/>
+      <w:bookmarkStart w:id="20" w:name="_Toc1178482028"/>
       <w:r>
         <w:rPr>
           <w:rFonts w:hint="default"/>
@@ -12486,7 +12355,7 @@
           <w:lang w:val="en-US"/>
         </w:rPr>
       </w:pPr>
-      <w:bookmarkStart w:id="21" w:name="_Toc423704319"/>
+      <w:bookmarkStart w:id="21" w:name="_Toc1397897370"/>
       <w:r>
         <w:rPr>
           <w:rFonts w:hint="default"/>
@@ -12525,7 +12394,7 @@
           <w:lang w:val="ru-RU"/>
         </w:rPr>
       </w:pPr>
-      <w:bookmarkStart w:id="22" w:name="_Toc1602126064"/>
+      <w:bookmarkStart w:id="22" w:name="_Toc1574761342"/>
       <w:r>
         <w:rPr>
           <w:rFonts w:hint="default"/>
@@ -12583,7 +12452,7 @@
           <w:lang w:val="ru-RU"/>
         </w:rPr>
       </w:pPr>
-      <w:bookmarkStart w:id="23" w:name="_Toc437982956"/>
+      <w:bookmarkStart w:id="23" w:name="_Toc1283018203"/>
       <w:r>
         <w:rPr>
           <w:rFonts w:hint="default"/>
@@ -12636,7 +12505,7 @@
           <w:lang w:val="en-US"/>
         </w:rPr>
       </w:pPr>
-      <w:bookmarkStart w:id="24" w:name="_Toc2075095308"/>
+      <w:bookmarkStart w:id="24" w:name="_Toc767145033"/>
       <w:r>
         <w:rPr>
           <w:rFonts w:hint="default"/>
@@ -12658,9 +12527,10 @@
           <w:lang w:val="ru-RU"/>
         </w:rPr>
         <w:sectPr>
+          <w:footerReference r:id="rId6" w:type="default"/>
           <w:pgSz w:w="11906" w:h="16838"/>
           <w:pgMar w:top="1440" w:right="1800" w:bottom="1440" w:left="1800" w:header="720" w:footer="720" w:gutter="0"/>
-          <w:pgNumType w:start="2"/>
+          <w:pgNumType w:start="8"/>
           <w:cols w:space="720" w:num="1"/>
           <w:docGrid w:linePitch="360" w:charSpace="0"/>
         </w:sectPr>
@@ -12675,7 +12545,7 @@
     </w:p>
     <w:tbl>
       <w:tblPr>
-        <w:tblStyle w:val="12"/>
+        <w:tblStyle w:val="13"/>
         <w:tblW w:w="0" w:type="auto"/>
         <w:tblInd w:w="107" w:type="dxa"/>
         <w:tblBorders>
@@ -12816,7 +12686,6 @@
               <w:ind w:left="0" w:leftChars="0" w:firstLine="0" w:firstLineChars="0"/>
               <w:jc w:val="left"/>
             </w:pPr>
-            <w:bookmarkStart w:id="35" w:name="_GoBack" w:colFirst="3" w:colLast="0"/>
             <w:r>
               <w:rPr>
                 <w:rFonts w:ascii="Times New Roman" w:hAnsi="Times New Roman"/>
@@ -14236,7 +14105,6 @@
           </w:p>
         </w:tc>
       </w:tr>
-      <w:bookmarkEnd w:id="35"/>
     </w:tbl>
     <w:p>
       <w:pPr>
@@ -14250,9 +14118,10 @@
           <w:lang w:val="ru-RU"/>
         </w:rPr>
         <w:sectPr>
+          <w:footerReference r:id="rId7" w:type="default"/>
           <w:pgSz w:w="16838" w:h="11906" w:orient="landscape"/>
           <w:pgMar w:top="1800" w:right="1440" w:bottom="1800" w:left="1440" w:header="720" w:footer="720" w:gutter="0"/>
-          <w:pgNumType w:start="2"/>
+          <w:pgNumType w:start="19"/>
           <w:cols w:space="720" w:num="1"/>
           <w:docGrid w:linePitch="360" w:charSpace="0"/>
         </w:sectPr>
@@ -14292,7 +14161,7 @@
           <w:lang w:val="en-US"/>
         </w:rPr>
       </w:pPr>
-      <w:bookmarkStart w:id="25" w:name="_Toc1940563064"/>
+      <w:bookmarkStart w:id="25" w:name="_Toc1025437210"/>
       <w:r>
         <w:rPr>
           <w:rFonts w:hint="default"/>
@@ -14466,7 +14335,7 @@
     </w:p>
     <w:p>
       <w:pPr>
-        <w:pStyle w:val="16"/>
+        <w:pStyle w:val="17"/>
         <w:bidi w:val="0"/>
         <w:rPr>
           <w:rFonts w:hint="default"/>
@@ -14499,7 +14368,7 @@
           <w:lang w:val="en-US"/>
         </w:rPr>
       </w:pPr>
-      <w:bookmarkStart w:id="26" w:name="_Toc1949615786"/>
+      <w:bookmarkStart w:id="26" w:name="_Toc435231685"/>
       <w:r>
         <w:rPr>
           <w:rFonts w:hint="default"/>
@@ -14749,7 +14618,7 @@
     </w:p>
     <w:tbl>
       <w:tblPr>
-        <w:tblStyle w:val="12"/>
+        <w:tblStyle w:val="13"/>
         <w:tblW w:w="8404" w:type="dxa"/>
         <w:tblInd w:w="0" w:type="dxa"/>
         <w:tblBorders>
@@ -14797,7 +14666,7 @@
           </w:tcPr>
           <w:p>
             <w:pPr>
-              <w:pStyle w:val="17"/>
+              <w:pStyle w:val="18"/>
               <w:widowControl w:val="0"/>
               <w:bidi w:val="0"/>
               <w:jc w:val="center"/>
@@ -14825,7 +14694,7 @@
           </w:tcPr>
           <w:p>
             <w:pPr>
-              <w:pStyle w:val="17"/>
+              <w:pStyle w:val="18"/>
               <w:widowControl w:val="0"/>
               <w:bidi w:val="0"/>
               <w:jc w:val="center"/>
@@ -14853,7 +14722,7 @@
           </w:tcPr>
           <w:p>
             <w:pPr>
-              <w:pStyle w:val="17"/>
+              <w:pStyle w:val="18"/>
               <w:widowControl w:val="0"/>
               <w:bidi w:val="0"/>
               <w:jc w:val="center"/>
@@ -14881,7 +14750,7 @@
           </w:tcPr>
           <w:p>
             <w:pPr>
-              <w:pStyle w:val="17"/>
+              <w:pStyle w:val="18"/>
               <w:widowControl w:val="0"/>
               <w:bidi w:val="0"/>
               <w:jc w:val="center"/>
@@ -14927,7 +14796,7 @@
           </w:tcPr>
           <w:p>
             <w:pPr>
-              <w:pStyle w:val="17"/>
+              <w:pStyle w:val="18"/>
               <w:widowControl w:val="0"/>
               <w:bidi w:val="0"/>
               <w:rPr>
@@ -14949,7 +14818,7 @@
           </w:tcPr>
           <w:p>
             <w:pPr>
-              <w:pStyle w:val="17"/>
+              <w:pStyle w:val="18"/>
               <w:widowControl w:val="0"/>
               <w:bidi w:val="0"/>
               <w:rPr>
@@ -14972,7 +14841,7 @@
           </w:tcPr>
           <w:p>
             <w:pPr>
-              <w:pStyle w:val="17"/>
+              <w:pStyle w:val="18"/>
               <w:widowControl w:val="0"/>
               <w:bidi w:val="0"/>
               <w:rPr>
@@ -14995,7 +14864,7 @@
           </w:tcPr>
           <w:p>
             <w:pPr>
-              <w:pStyle w:val="17"/>
+              <w:pStyle w:val="18"/>
               <w:widowControl w:val="0"/>
               <w:bidi w:val="0"/>
               <w:rPr>
@@ -15036,7 +14905,7 @@
           </w:tcPr>
           <w:p>
             <w:pPr>
-              <w:pStyle w:val="17"/>
+              <w:pStyle w:val="18"/>
               <w:widowControl w:val="0"/>
               <w:bidi w:val="0"/>
               <w:rPr>
@@ -15059,7 +14928,7 @@
           </w:tcPr>
           <w:p>
             <w:pPr>
-              <w:pStyle w:val="17"/>
+              <w:pStyle w:val="18"/>
               <w:widowControl w:val="0"/>
               <w:bidi w:val="0"/>
               <w:rPr>
@@ -15082,7 +14951,7 @@
           </w:tcPr>
           <w:p>
             <w:pPr>
-              <w:pStyle w:val="17"/>
+              <w:pStyle w:val="18"/>
               <w:widowControl w:val="0"/>
               <w:bidi w:val="0"/>
               <w:rPr>
@@ -15105,7 +14974,7 @@
           </w:tcPr>
           <w:p>
             <w:pPr>
-              <w:pStyle w:val="17"/>
+              <w:pStyle w:val="18"/>
               <w:widowControl w:val="0"/>
               <w:bidi w:val="0"/>
               <w:rPr>
@@ -15140,7 +15009,7 @@
           </w:tcPr>
           <w:p>
             <w:pPr>
-              <w:pStyle w:val="17"/>
+              <w:pStyle w:val="18"/>
               <w:widowControl w:val="0"/>
               <w:bidi w:val="0"/>
               <w:rPr>
@@ -15163,7 +15032,7 @@
           </w:tcPr>
           <w:p>
             <w:pPr>
-              <w:pStyle w:val="17"/>
+              <w:pStyle w:val="18"/>
               <w:widowControl w:val="0"/>
               <w:bidi w:val="0"/>
               <w:rPr>
@@ -15186,7 +15055,7 @@
           </w:tcPr>
           <w:p>
             <w:pPr>
-              <w:pStyle w:val="17"/>
+              <w:pStyle w:val="18"/>
               <w:widowControl w:val="0"/>
               <w:bidi w:val="0"/>
               <w:rPr>
@@ -15209,7 +15078,7 @@
           </w:tcPr>
           <w:p>
             <w:pPr>
-              <w:pStyle w:val="17"/>
+              <w:pStyle w:val="18"/>
               <w:widowControl w:val="0"/>
               <w:bidi w:val="0"/>
               <w:rPr>
@@ -15250,7 +15119,7 @@
           </w:tcPr>
           <w:p>
             <w:pPr>
-              <w:pStyle w:val="17"/>
+              <w:pStyle w:val="18"/>
               <w:widowControl w:val="0"/>
               <w:bidi w:val="0"/>
               <w:rPr>
@@ -15273,7 +15142,7 @@
           </w:tcPr>
           <w:p>
             <w:pPr>
-              <w:pStyle w:val="17"/>
+              <w:pStyle w:val="18"/>
               <w:widowControl w:val="0"/>
               <w:bidi w:val="0"/>
               <w:rPr>
@@ -15296,7 +15165,7 @@
           </w:tcPr>
           <w:p>
             <w:pPr>
-              <w:pStyle w:val="17"/>
+              <w:pStyle w:val="18"/>
               <w:widowControl w:val="0"/>
               <w:bidi w:val="0"/>
               <w:rPr>
@@ -15319,7 +15188,7 @@
           </w:tcPr>
           <w:p>
             <w:pPr>
-              <w:pStyle w:val="17"/>
+              <w:pStyle w:val="18"/>
               <w:widowControl w:val="0"/>
               <w:bidi w:val="0"/>
               <w:rPr>
@@ -15360,7 +15229,7 @@
           </w:tcPr>
           <w:p>
             <w:pPr>
-              <w:pStyle w:val="17"/>
+              <w:pStyle w:val="18"/>
               <w:widowControl w:val="0"/>
               <w:bidi w:val="0"/>
               <w:rPr>
@@ -15383,7 +15252,7 @@
           </w:tcPr>
           <w:p>
             <w:pPr>
-              <w:pStyle w:val="17"/>
+              <w:pStyle w:val="18"/>
               <w:widowControl w:val="0"/>
               <w:bidi w:val="0"/>
               <w:rPr>
@@ -15428,7 +15297,7 @@
           </w:tcPr>
           <w:p>
             <w:pPr>
-              <w:pStyle w:val="17"/>
+              <w:pStyle w:val="18"/>
               <w:widowControl w:val="0"/>
               <w:bidi w:val="0"/>
               <w:rPr>
@@ -15469,7 +15338,7 @@
           </w:tcPr>
           <w:p>
             <w:pPr>
-              <w:pStyle w:val="17"/>
+              <w:pStyle w:val="18"/>
               <w:widowControl w:val="0"/>
               <w:bidi w:val="0"/>
               <w:rPr>
@@ -15492,7 +15361,7 @@
           </w:tcPr>
           <w:p>
             <w:pPr>
-              <w:pStyle w:val="17"/>
+              <w:pStyle w:val="18"/>
               <w:widowControl w:val="0"/>
               <w:bidi w:val="0"/>
               <w:rPr>
@@ -15537,7 +15406,7 @@
           </w:tcPr>
           <w:p>
             <w:pPr>
-              <w:pStyle w:val="17"/>
+              <w:pStyle w:val="18"/>
               <w:widowControl w:val="0"/>
               <w:bidi w:val="0"/>
               <w:rPr>
@@ -15574,7 +15443,7 @@
     </w:p>
     <w:p>
       <w:pPr>
-        <w:pStyle w:val="16"/>
+        <w:pStyle w:val="17"/>
         <w:bidi w:val="0"/>
         <w:rPr>
           <w:rFonts w:hint="default"/>
@@ -15600,8 +15469,8 @@
         <w:ind w:left="0" w:leftChars="0" w:firstLine="0" w:firstLineChars="0"/>
         <w:jc w:val="center"/>
       </w:pPr>
-      <w:bookmarkStart w:id="27" w:name="_Toc1302352556"/>
-      <w:bookmarkStart w:id="28" w:name="_Toc540280343"/>
+      <w:bookmarkStart w:id="27" w:name="_Toc540280343"/>
+      <w:bookmarkStart w:id="28" w:name="_Toc1302352556"/>
     </w:p>
     <w:p>
       <w:pPr>
@@ -15617,7 +15486,7 @@
           <w:lang w:val="en-US"/>
         </w:rPr>
       </w:pPr>
-      <w:bookmarkStart w:id="29" w:name="_Toc1073535748"/>
+      <w:bookmarkStart w:id="29" w:name="_Toc1841614024"/>
       <w:r>
         <w:rPr>
           <w:rFonts w:hint="default"/>
@@ -15803,7 +15672,7 @@
     </w:p>
     <w:tbl>
       <w:tblPr>
-        <w:tblStyle w:val="12"/>
+        <w:tblStyle w:val="13"/>
         <w:tblW w:w="8404" w:type="dxa"/>
         <w:tblInd w:w="0" w:type="dxa"/>
         <w:tblBorders>
@@ -15851,7 +15720,7 @@
           </w:tcPr>
           <w:p>
             <w:pPr>
-              <w:pStyle w:val="17"/>
+              <w:pStyle w:val="18"/>
               <w:widowControl w:val="0"/>
               <w:bidi w:val="0"/>
               <w:jc w:val="center"/>
@@ -15879,7 +15748,7 @@
           </w:tcPr>
           <w:p>
             <w:pPr>
-              <w:pStyle w:val="17"/>
+              <w:pStyle w:val="18"/>
               <w:widowControl w:val="0"/>
               <w:bidi w:val="0"/>
               <w:jc w:val="center"/>
@@ -15907,7 +15776,7 @@
           </w:tcPr>
           <w:p>
             <w:pPr>
-              <w:pStyle w:val="17"/>
+              <w:pStyle w:val="18"/>
               <w:widowControl w:val="0"/>
               <w:bidi w:val="0"/>
               <w:jc w:val="center"/>
@@ -15935,7 +15804,7 @@
           </w:tcPr>
           <w:p>
             <w:pPr>
-              <w:pStyle w:val="17"/>
+              <w:pStyle w:val="18"/>
               <w:widowControl w:val="0"/>
               <w:bidi w:val="0"/>
               <w:jc w:val="center"/>
@@ -15981,7 +15850,7 @@
           </w:tcPr>
           <w:p>
             <w:pPr>
-              <w:pStyle w:val="17"/>
+              <w:pStyle w:val="18"/>
               <w:widowControl w:val="0"/>
               <w:bidi w:val="0"/>
               <w:rPr>
@@ -16004,7 +15873,7 @@
           </w:tcPr>
           <w:p>
             <w:pPr>
-              <w:pStyle w:val="17"/>
+              <w:pStyle w:val="18"/>
               <w:widowControl w:val="0"/>
               <w:bidi w:val="0"/>
               <w:rPr>
@@ -16027,7 +15896,7 @@
           </w:tcPr>
           <w:p>
             <w:pPr>
-              <w:pStyle w:val="17"/>
+              <w:pStyle w:val="18"/>
               <w:widowControl w:val="0"/>
               <w:bidi w:val="0"/>
               <w:rPr>
@@ -16050,7 +15919,7 @@
           </w:tcPr>
           <w:p>
             <w:pPr>
-              <w:pStyle w:val="17"/>
+              <w:pStyle w:val="18"/>
               <w:widowControl w:val="0"/>
               <w:bidi w:val="0"/>
               <w:rPr>
@@ -16087,7 +15956,7 @@
     </w:p>
     <w:p>
       <w:pPr>
-        <w:pStyle w:val="16"/>
+        <w:pStyle w:val="17"/>
         <w:bidi w:val="0"/>
         <w:rPr>
           <w:sz w:val="21"/>
@@ -16122,7 +15991,7 @@
     </w:p>
     <w:p>
       <w:pPr>
-        <w:pStyle w:val="16"/>
+        <w:pStyle w:val="17"/>
         <w:bidi w:val="0"/>
         <w:rPr>
           <w:rFonts w:hint="default"/>
@@ -16159,7 +16028,7 @@
     </w:p>
     <w:p>
       <w:pPr>
-        <w:pStyle w:val="16"/>
+        <w:pStyle w:val="17"/>
         <w:bidi w:val="0"/>
         <w:rPr>
           <w:rFonts w:hint="default"/>
@@ -16192,7 +16061,7 @@
           <w:lang w:val="en-US"/>
         </w:rPr>
       </w:pPr>
-      <w:bookmarkStart w:id="30" w:name="_Toc792055635"/>
+      <w:bookmarkStart w:id="30" w:name="_Toc395283635"/>
       <w:r>
         <w:rPr>
           <w:rFonts w:hint="default"/>
@@ -16394,7 +16263,7 @@
     </w:p>
     <w:tbl>
       <w:tblPr>
-        <w:tblStyle w:val="12"/>
+        <w:tblStyle w:val="13"/>
         <w:tblW w:w="8404" w:type="dxa"/>
         <w:tblInd w:w="0" w:type="dxa"/>
         <w:tblBorders>
@@ -16442,7 +16311,7 @@
           </w:tcPr>
           <w:p>
             <w:pPr>
-              <w:pStyle w:val="17"/>
+              <w:pStyle w:val="18"/>
               <w:widowControl w:val="0"/>
               <w:bidi w:val="0"/>
               <w:jc w:val="center"/>
@@ -16470,7 +16339,7 @@
           </w:tcPr>
           <w:p>
             <w:pPr>
-              <w:pStyle w:val="17"/>
+              <w:pStyle w:val="18"/>
               <w:widowControl w:val="0"/>
               <w:bidi w:val="0"/>
               <w:jc w:val="center"/>
@@ -16498,7 +16367,7 @@
           </w:tcPr>
           <w:p>
             <w:pPr>
-              <w:pStyle w:val="17"/>
+              <w:pStyle w:val="18"/>
               <w:widowControl w:val="0"/>
               <w:bidi w:val="0"/>
               <w:jc w:val="center"/>
@@ -16526,7 +16395,7 @@
           </w:tcPr>
           <w:p>
             <w:pPr>
-              <w:pStyle w:val="17"/>
+              <w:pStyle w:val="18"/>
               <w:widowControl w:val="0"/>
               <w:bidi w:val="0"/>
               <w:jc w:val="center"/>
@@ -16572,7 +16441,7 @@
           </w:tcPr>
           <w:p>
             <w:pPr>
-              <w:pStyle w:val="17"/>
+              <w:pStyle w:val="18"/>
               <w:widowControl w:val="0"/>
               <w:bidi w:val="0"/>
               <w:rPr>
@@ -16595,7 +16464,7 @@
           </w:tcPr>
           <w:p>
             <w:pPr>
-              <w:pStyle w:val="17"/>
+              <w:pStyle w:val="18"/>
               <w:widowControl w:val="0"/>
               <w:bidi w:val="0"/>
               <w:rPr>
@@ -16618,7 +16487,7 @@
           </w:tcPr>
           <w:p>
             <w:pPr>
-              <w:pStyle w:val="17"/>
+              <w:pStyle w:val="18"/>
               <w:widowControl w:val="0"/>
               <w:bidi w:val="0"/>
               <w:rPr>
@@ -16641,7 +16510,7 @@
           </w:tcPr>
           <w:p>
             <w:pPr>
-              <w:pStyle w:val="17"/>
+              <w:pStyle w:val="18"/>
               <w:widowControl w:val="0"/>
               <w:bidi w:val="0"/>
               <w:rPr>
@@ -16682,7 +16551,7 @@
           </w:tcPr>
           <w:p>
             <w:pPr>
-              <w:pStyle w:val="17"/>
+              <w:pStyle w:val="18"/>
               <w:widowControl w:val="0"/>
               <w:bidi w:val="0"/>
               <w:rPr>
@@ -16705,7 +16574,7 @@
           </w:tcPr>
           <w:p>
             <w:pPr>
-              <w:pStyle w:val="17"/>
+              <w:pStyle w:val="18"/>
               <w:widowControl w:val="0"/>
               <w:bidi w:val="0"/>
               <w:rPr>
@@ -16728,7 +16597,7 @@
           </w:tcPr>
           <w:p>
             <w:pPr>
-              <w:pStyle w:val="17"/>
+              <w:pStyle w:val="18"/>
               <w:widowControl w:val="0"/>
               <w:bidi w:val="0"/>
               <w:rPr>
@@ -16751,7 +16620,7 @@
           </w:tcPr>
           <w:p>
             <w:pPr>
-              <w:pStyle w:val="17"/>
+              <w:pStyle w:val="18"/>
               <w:widowControl w:val="0"/>
               <w:bidi w:val="0"/>
               <w:rPr>
@@ -16788,7 +16657,7 @@
     </w:p>
     <w:p>
       <w:pPr>
-        <w:pStyle w:val="16"/>
+        <w:pStyle w:val="17"/>
         <w:bidi w:val="0"/>
         <w:rPr>
           <w:sz w:val="20"/>
@@ -16823,7 +16692,7 @@
     </w:p>
     <w:p>
       <w:pPr>
-        <w:pStyle w:val="16"/>
+        <w:pStyle w:val="17"/>
         <w:bidi w:val="0"/>
         <w:rPr>
           <w:rFonts w:hint="default"/>
@@ -16860,7 +16729,7 @@
     </w:p>
     <w:p>
       <w:pPr>
-        <w:pStyle w:val="16"/>
+        <w:pStyle w:val="17"/>
         <w:bidi w:val="0"/>
         <w:rPr>
           <w:rFonts w:hint="default"/>
@@ -16893,7 +16762,7 @@
           <w:lang w:val="ru-RU"/>
         </w:rPr>
       </w:pPr>
-      <w:bookmarkStart w:id="31" w:name="_Toc1939879922"/>
+      <w:bookmarkStart w:id="31" w:name="_Toc2127421832"/>
       <w:r>
         <w:rPr>
           <w:rFonts w:hint="default"/>
@@ -17068,9 +16937,9 @@
           <w:lang w:val="ru-RU" w:eastAsia="zh-CN" w:bidi="ar-SA"/>
         </w:rPr>
       </w:pPr>
-      <w:bookmarkStart w:id="32" w:name="_Toc32683"/>
-      <w:bookmarkStart w:id="33" w:name="_Toc12266"/>
-      <w:bookmarkStart w:id="34" w:name="_Toc2056133004"/>
+      <w:bookmarkStart w:id="32" w:name="_Toc258464778"/>
+      <w:bookmarkStart w:id="33" w:name="_Toc32683"/>
+      <w:bookmarkStart w:id="34" w:name="_Toc12266"/>
       <w:r>
         <w:rPr>
           <w:rFonts w:hint="default" w:ascii="Times New Roman" w:hAnsi="Times New Roman" w:eastAsiaTheme="minorEastAsia" w:cstheme="minorBidi"/>
@@ -17124,7 +16993,7 @@
       </w:r>
       <w:r>
         <w:rPr>
-          <w:rStyle w:val="11"/>
+          <w:rStyle w:val="12"/>
           <w:rFonts w:hint="default"/>
           <w:lang w:val="ru-RU"/>
         </w:rPr>
@@ -17167,7 +17036,7 @@
       </w:r>
       <w:r>
         <w:rPr>
-          <w:rStyle w:val="11"/>
+          <w:rStyle w:val="12"/>
           <w:rFonts w:hint="default"/>
           <w:lang w:val="ru-RU"/>
         </w:rPr>
@@ -17212,7 +17081,7 @@
     </w:p>
     <w:tbl>
       <w:tblPr>
-        <w:tblStyle w:val="12"/>
+        <w:tblStyle w:val="13"/>
         <w:tblW w:w="0" w:type="auto"/>
         <w:tblInd w:w="0" w:type="dxa"/>
         <w:tblBorders>
@@ -17383,7 +17252,7 @@
                           </pic:cNvPicPr>
                         </pic:nvPicPr>
                         <pic:blipFill>
-                          <a:blip r:embed="rId9"/>
+                          <a:blip r:embed="rId13"/>
                           <a:stretch>
                             <a:fillRect/>
                           </a:stretch>
@@ -17455,7 +17324,7 @@
                           </pic:cNvPicPr>
                         </pic:nvPicPr>
                         <pic:blipFill>
-                          <a:blip r:embed="rId10"/>
+                          <a:blip r:embed="rId14"/>
                           <a:stretch>
                             <a:fillRect/>
                           </a:stretch>
@@ -17493,9 +17362,10 @@
       </w:pPr>
     </w:p>
     <w:sectPr>
+      <w:footerReference r:id="rId8" w:type="default"/>
       <w:pgSz w:w="11906" w:h="16838"/>
       <w:pgMar w:top="1440" w:right="1800" w:bottom="1440" w:left="1800" w:header="720" w:footer="720" w:gutter="0"/>
-      <w:pgNumType w:start="2"/>
+      <w:pgNumType w:start="21"/>
       <w:cols w:space="720" w:num="1"/>
       <w:docGrid w:linePitch="360" w:charSpace="0"/>
     </w:sectPr>
@@ -17620,6 +17490,718 @@
         <mc:Fallback>
           <w:pict>
             <v:shape id="_x0000_s1026" o:spid="_x0000_s1026" o:spt="202" type="#_x0000_t202" style="position:absolute;left:0pt;margin-top:0pt;height:144pt;width:144pt;mso-position-horizontal:center;mso-position-horizontal-relative:margin;mso-wrap-style:none;z-index:251659264;mso-width-relative:page;mso-height-relative:page;" filled="f" stroked="f" coordsize="21600,21600" o:gfxdata="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">
+              <v:fill on="f" focussize="0,0"/>
+              <v:stroke on="f" weight="0.5pt"/>
+              <v:imagedata o:title=""/>
+              <o:lock v:ext="edit" aspectratio="f"/>
+              <v:textbox inset="0mm,0mm,0mm,0mm" style="mso-fit-shape-to-text:t;">
+                <w:txbxContent>
+                  <w:p>
+                    <w:pPr>
+                      <w:pStyle w:val="10"/>
+                      <w:rPr>
+                        <w:sz w:val="24"/>
+                        <w:szCs w:val="24"/>
+                      </w:rPr>
+                    </w:pPr>
+                    <w:r>
+                      <w:rPr>
+                        <w:sz w:val="24"/>
+                        <w:szCs w:val="24"/>
+                      </w:rPr>
+                      <w:fldChar w:fldCharType="begin"/>
+                    </w:r>
+                    <w:r>
+                      <w:rPr>
+                        <w:sz w:val="24"/>
+                        <w:szCs w:val="24"/>
+                      </w:rPr>
+                      <w:instrText xml:space="preserve"> PAGE  \* MERGEFORMAT </w:instrText>
+                    </w:r>
+                    <w:r>
+                      <w:rPr>
+                        <w:sz w:val="24"/>
+                        <w:szCs w:val="24"/>
+                      </w:rPr>
+                      <w:fldChar w:fldCharType="separate"/>
+                    </w:r>
+                    <w:r>
+                      <w:rPr>
+                        <w:sz w:val="24"/>
+                        <w:szCs w:val="24"/>
+                      </w:rPr>
+                      <w:t>1</w:t>
+                    </w:r>
+                    <w:r>
+                      <w:rPr>
+                        <w:sz w:val="24"/>
+                        <w:szCs w:val="24"/>
+                      </w:rPr>
+                      <w:fldChar w:fldCharType="end"/>
+                    </w:r>
+                  </w:p>
+                </w:txbxContent>
+              </v:textbox>
+            </v:shape>
+          </w:pict>
+        </mc:Fallback>
+      </mc:AlternateContent>
+    </w:r>
+  </w:p>
+</w:ftr>
+</file>
+
+<file path=word/footer2.xml><?xml version="1.0" encoding="utf-8"?>
+<w:ftr xmlns:wpc="http://schemas.microsoft.com/office/word/2010/wordprocessingCanvas" xmlns:mc="http://schemas.openxmlformats.org/markup-compatibility/2006" xmlns:o="urn:schemas-microsoft-com:office:office" xmlns:r="http://schemas.openxmlformats.org/officeDocument/2006/relationships" xmlns:m="http://schemas.openxmlformats.org/officeDocument/2006/math" xmlns:v="urn:schemas-microsoft-com:vml" xmlns:wp14="http://schemas.microsoft.com/office/word/2010/wordprocessingDrawing" xmlns:wp="http://schemas.openxmlformats.org/drawingml/2006/wordprocessingDrawing" xmlns:w10="urn:schemas-microsoft-com:office:word" xmlns:w="http://schemas.openxmlformats.org/wordprocessingml/2006/main" xmlns:w14="http://schemas.microsoft.com/office/word/2010/wordml" xmlns:w15="http://schemas.microsoft.com/office/word/2012/wordml" xmlns:wpg="http://schemas.microsoft.com/office/word/2010/wordprocessingGroup" xmlns:wpi="http://schemas.microsoft.com/office/word/2010/wordprocessingInk" xmlns:wne="http://schemas.microsoft.com/office/word/2006/wordml" xmlns:wps="http://schemas.microsoft.com/office/word/2010/wordprocessingShape" xmlns:wpsCustomData="http://www.wps.cn/officeDocument/2013/wpsCustomData" mc:Ignorable="w14 w15 wp14">
+  <w:p>
+    <w:pPr>
+      <w:pStyle w:val="10"/>
+    </w:pPr>
+    <w:r>
+      <w:rPr>
+        <w:sz w:val="18"/>
+      </w:rPr>
+      <mc:AlternateContent>
+        <mc:Choice Requires="wps">
+          <w:drawing>
+            <wp:anchor distT="0" distB="0" distL="114300" distR="114300" simplePos="0" relativeHeight="251660288" behindDoc="0" locked="0" layoutInCell="1" allowOverlap="1">
+              <wp:simplePos x="0" y="0"/>
+              <wp:positionH relativeFrom="margin">
+                <wp:align>center</wp:align>
+              </wp:positionH>
+              <wp:positionV relativeFrom="paragraph">
+                <wp:posOffset>0</wp:posOffset>
+              </wp:positionV>
+              <wp:extent cx="1828800" cy="1828800"/>
+              <wp:effectExtent l="0" t="0" r="0" b="0"/>
+              <wp:wrapNone/>
+              <wp:docPr id="3" name="Text Box 3"/>
+              <wp:cNvGraphicFramePr/>
+              <a:graphic xmlns:a="http://schemas.openxmlformats.org/drawingml/2006/main">
+                <a:graphicData uri="http://schemas.microsoft.com/office/word/2010/wordprocessingShape">
+                  <wps:wsp>
+                    <wps:cNvSpPr txBox="1"/>
+                    <wps:spPr>
+                      <a:xfrm>
+                        <a:off x="0" y="0"/>
+                        <a:ext cx="1828800" cy="1828800"/>
+                      </a:xfrm>
+                      <a:prstGeom prst="rect">
+                        <a:avLst/>
+                      </a:prstGeom>
+                      <a:noFill/>
+                      <a:ln w="6350">
+                        <a:noFill/>
+                      </a:ln>
+                    </wps:spPr>
+                    <wps:style>
+                      <a:lnRef idx="0">
+                        <a:schemeClr val="accent1"/>
+                      </a:lnRef>
+                      <a:fillRef idx="0">
+                        <a:schemeClr val="accent1"/>
+                      </a:fillRef>
+                      <a:effectRef idx="0">
+                        <a:schemeClr val="accent1"/>
+                      </a:effectRef>
+                      <a:fontRef idx="minor">
+                        <a:schemeClr val="dk1"/>
+                      </a:fontRef>
+                    </wps:style>
+                    <wps:txbx>
+                      <w:txbxContent>
+                        <w:p>
+                          <w:pPr>
+                            <w:pStyle w:val="10"/>
+                            <w:rPr>
+                              <w:sz w:val="24"/>
+                              <w:szCs w:val="24"/>
+                            </w:rPr>
+                          </w:pPr>
+                          <w:r>
+                            <w:rPr>
+                              <w:sz w:val="24"/>
+                              <w:szCs w:val="24"/>
+                            </w:rPr>
+                            <w:fldChar w:fldCharType="begin"/>
+                          </w:r>
+                          <w:r>
+                            <w:rPr>
+                              <w:sz w:val="24"/>
+                              <w:szCs w:val="24"/>
+                            </w:rPr>
+                            <w:instrText xml:space="preserve"> PAGE  \* MERGEFORMAT </w:instrText>
+                          </w:r>
+                          <w:r>
+                            <w:rPr>
+                              <w:sz w:val="24"/>
+                              <w:szCs w:val="24"/>
+                            </w:rPr>
+                            <w:fldChar w:fldCharType="separate"/>
+                          </w:r>
+                          <w:r>
+                            <w:rPr>
+                              <w:sz w:val="24"/>
+                              <w:szCs w:val="24"/>
+                            </w:rPr>
+                            <w:t>1</w:t>
+                          </w:r>
+                          <w:r>
+                            <w:rPr>
+                              <w:sz w:val="24"/>
+                              <w:szCs w:val="24"/>
+                            </w:rPr>
+                            <w:fldChar w:fldCharType="end"/>
+                          </w:r>
+                        </w:p>
+                      </w:txbxContent>
+                    </wps:txbx>
+                    <wps:bodyPr rot="0" spcFirstLastPara="0" vertOverflow="overflow" horzOverflow="overflow" vert="horz" wrap="none" lIns="0" tIns="0" rIns="0" bIns="0" numCol="1" spcCol="0" rtlCol="0" fromWordArt="0" anchor="t" anchorCtr="0" forceAA="0" upright="0" compatLnSpc="1">
+                      <a:spAutoFit/>
+                    </wps:bodyPr>
+                  </wps:wsp>
+                </a:graphicData>
+              </a:graphic>
+            </wp:anchor>
+          </w:drawing>
+        </mc:Choice>
+        <mc:Fallback>
+          <w:pict>
+            <v:shape id="_x0000_s1026" o:spid="_x0000_s1026" o:spt="202" type="#_x0000_t202" style="position:absolute;left:0pt;margin-top:0pt;height:144pt;width:144pt;mso-position-horizontal:center;mso-position-horizontal-relative:margin;mso-wrap-style:none;z-index:251660288;mso-width-relative:page;mso-height-relative:page;" filled="f" stroked="f" coordsize="21600,21600" o:gfxdata="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">
+              <v:fill on="f" focussize="0,0"/>
+              <v:stroke on="f" weight="0.5pt"/>
+              <v:imagedata o:title=""/>
+              <o:lock v:ext="edit" aspectratio="f"/>
+              <v:textbox inset="0mm,0mm,0mm,0mm" style="mso-fit-shape-to-text:t;">
+                <w:txbxContent>
+                  <w:p>
+                    <w:pPr>
+                      <w:pStyle w:val="10"/>
+                      <w:rPr>
+                        <w:sz w:val="24"/>
+                        <w:szCs w:val="24"/>
+                      </w:rPr>
+                    </w:pPr>
+                    <w:r>
+                      <w:rPr>
+                        <w:sz w:val="24"/>
+                        <w:szCs w:val="24"/>
+                      </w:rPr>
+                      <w:fldChar w:fldCharType="begin"/>
+                    </w:r>
+                    <w:r>
+                      <w:rPr>
+                        <w:sz w:val="24"/>
+                        <w:szCs w:val="24"/>
+                      </w:rPr>
+                      <w:instrText xml:space="preserve"> PAGE  \* MERGEFORMAT </w:instrText>
+                    </w:r>
+                    <w:r>
+                      <w:rPr>
+                        <w:sz w:val="24"/>
+                        <w:szCs w:val="24"/>
+                      </w:rPr>
+                      <w:fldChar w:fldCharType="separate"/>
+                    </w:r>
+                    <w:r>
+                      <w:rPr>
+                        <w:sz w:val="24"/>
+                        <w:szCs w:val="24"/>
+                      </w:rPr>
+                      <w:t>1</w:t>
+                    </w:r>
+                    <w:r>
+                      <w:rPr>
+                        <w:sz w:val="24"/>
+                        <w:szCs w:val="24"/>
+                      </w:rPr>
+                      <w:fldChar w:fldCharType="end"/>
+                    </w:r>
+                  </w:p>
+                </w:txbxContent>
+              </v:textbox>
+            </v:shape>
+          </w:pict>
+        </mc:Fallback>
+      </mc:AlternateContent>
+    </w:r>
+  </w:p>
+</w:ftr>
+</file>
+
+<file path=word/footer3.xml><?xml version="1.0" encoding="utf-8"?>
+<w:ftr xmlns:wpc="http://schemas.microsoft.com/office/word/2010/wordprocessingCanvas" xmlns:mc="http://schemas.openxmlformats.org/markup-compatibility/2006" xmlns:o="urn:schemas-microsoft-com:office:office" xmlns:r="http://schemas.openxmlformats.org/officeDocument/2006/relationships" xmlns:m="http://schemas.openxmlformats.org/officeDocument/2006/math" xmlns:v="urn:schemas-microsoft-com:vml" xmlns:wp14="http://schemas.microsoft.com/office/word/2010/wordprocessingDrawing" xmlns:wp="http://schemas.openxmlformats.org/drawingml/2006/wordprocessingDrawing" xmlns:w10="urn:schemas-microsoft-com:office:word" xmlns:w="http://schemas.openxmlformats.org/wordprocessingml/2006/main" xmlns:w14="http://schemas.microsoft.com/office/word/2010/wordml" xmlns:w15="http://schemas.microsoft.com/office/word/2012/wordml" xmlns:wpg="http://schemas.microsoft.com/office/word/2010/wordprocessingGroup" xmlns:wpi="http://schemas.microsoft.com/office/word/2010/wordprocessingInk" xmlns:wne="http://schemas.microsoft.com/office/word/2006/wordml" xmlns:wps="http://schemas.microsoft.com/office/word/2010/wordprocessingShape" xmlns:wpsCustomData="http://www.wps.cn/officeDocument/2013/wpsCustomData" mc:Ignorable="w14 w15 wp14">
+  <w:p>
+    <w:pPr>
+      <w:pStyle w:val="10"/>
+    </w:pPr>
+    <w:r>
+      <w:rPr>
+        <w:sz w:val="18"/>
+      </w:rPr>
+      <mc:AlternateContent>
+        <mc:Choice Requires="wps">
+          <w:drawing>
+            <wp:anchor distT="0" distB="0" distL="114300" distR="114300" simplePos="0" relativeHeight="251661312" behindDoc="0" locked="0" layoutInCell="1" allowOverlap="1">
+              <wp:simplePos x="0" y="0"/>
+              <wp:positionH relativeFrom="margin">
+                <wp:align>center</wp:align>
+              </wp:positionH>
+              <wp:positionV relativeFrom="paragraph">
+                <wp:posOffset>0</wp:posOffset>
+              </wp:positionV>
+              <wp:extent cx="1828800" cy="1828800"/>
+              <wp:effectExtent l="0" t="0" r="0" b="0"/>
+              <wp:wrapNone/>
+              <wp:docPr id="4" name="Text Box 4"/>
+              <wp:cNvGraphicFramePr/>
+              <a:graphic xmlns:a="http://schemas.openxmlformats.org/drawingml/2006/main">
+                <a:graphicData uri="http://schemas.microsoft.com/office/word/2010/wordprocessingShape">
+                  <wps:wsp>
+                    <wps:cNvSpPr txBox="1"/>
+                    <wps:spPr>
+                      <a:xfrm>
+                        <a:off x="0" y="0"/>
+                        <a:ext cx="1828800" cy="1828800"/>
+                      </a:xfrm>
+                      <a:prstGeom prst="rect">
+                        <a:avLst/>
+                      </a:prstGeom>
+                      <a:noFill/>
+                      <a:ln w="6350">
+                        <a:noFill/>
+                      </a:ln>
+                    </wps:spPr>
+                    <wps:style>
+                      <a:lnRef idx="0">
+                        <a:schemeClr val="accent1"/>
+                      </a:lnRef>
+                      <a:fillRef idx="0">
+                        <a:schemeClr val="accent1"/>
+                      </a:fillRef>
+                      <a:effectRef idx="0">
+                        <a:schemeClr val="accent1"/>
+                      </a:effectRef>
+                      <a:fontRef idx="minor">
+                        <a:schemeClr val="dk1"/>
+                      </a:fontRef>
+                    </wps:style>
+                    <wps:txbx>
+                      <w:txbxContent>
+                        <w:p>
+                          <w:pPr>
+                            <w:pStyle w:val="10"/>
+                            <w:rPr>
+                              <w:sz w:val="24"/>
+                              <w:szCs w:val="24"/>
+                            </w:rPr>
+                          </w:pPr>
+                          <w:r>
+                            <w:rPr>
+                              <w:sz w:val="24"/>
+                              <w:szCs w:val="24"/>
+                            </w:rPr>
+                            <w:fldChar w:fldCharType="begin"/>
+                          </w:r>
+                          <w:r>
+                            <w:rPr>
+                              <w:sz w:val="24"/>
+                              <w:szCs w:val="24"/>
+                            </w:rPr>
+                            <w:instrText xml:space="preserve"> PAGE  \* MERGEFORMAT </w:instrText>
+                          </w:r>
+                          <w:r>
+                            <w:rPr>
+                              <w:sz w:val="24"/>
+                              <w:szCs w:val="24"/>
+                            </w:rPr>
+                            <w:fldChar w:fldCharType="separate"/>
+                          </w:r>
+                          <w:r>
+                            <w:rPr>
+                              <w:sz w:val="24"/>
+                              <w:szCs w:val="24"/>
+                            </w:rPr>
+                            <w:t>1</w:t>
+                          </w:r>
+                          <w:r>
+                            <w:rPr>
+                              <w:sz w:val="24"/>
+                              <w:szCs w:val="24"/>
+                            </w:rPr>
+                            <w:fldChar w:fldCharType="end"/>
+                          </w:r>
+                        </w:p>
+                      </w:txbxContent>
+                    </wps:txbx>
+                    <wps:bodyPr rot="0" spcFirstLastPara="0" vertOverflow="overflow" horzOverflow="overflow" vert="horz" wrap="none" lIns="0" tIns="0" rIns="0" bIns="0" numCol="1" spcCol="0" rtlCol="0" fromWordArt="0" anchor="t" anchorCtr="0" forceAA="0" upright="0" compatLnSpc="1">
+                      <a:spAutoFit/>
+                    </wps:bodyPr>
+                  </wps:wsp>
+                </a:graphicData>
+              </a:graphic>
+            </wp:anchor>
+          </w:drawing>
+        </mc:Choice>
+        <mc:Fallback>
+          <w:pict>
+            <v:shape id="_x0000_s1026" o:spid="_x0000_s1026" o:spt="202" type="#_x0000_t202" style="position:absolute;left:0pt;margin-top:0pt;height:144pt;width:144pt;mso-position-horizontal:center;mso-position-horizontal-relative:margin;mso-wrap-style:none;z-index:251661312;mso-width-relative:page;mso-height-relative:page;" filled="f" stroked="f" coordsize="21600,21600" o:gfxdata="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">
+              <v:fill on="f" focussize="0,0"/>
+              <v:stroke on="f" weight="0.5pt"/>
+              <v:imagedata o:title=""/>
+              <o:lock v:ext="edit" aspectratio="f"/>
+              <v:textbox inset="0mm,0mm,0mm,0mm" style="mso-fit-shape-to-text:t;">
+                <w:txbxContent>
+                  <w:p>
+                    <w:pPr>
+                      <w:pStyle w:val="10"/>
+                      <w:rPr>
+                        <w:sz w:val="24"/>
+                        <w:szCs w:val="24"/>
+                      </w:rPr>
+                    </w:pPr>
+                    <w:r>
+                      <w:rPr>
+                        <w:sz w:val="24"/>
+                        <w:szCs w:val="24"/>
+                      </w:rPr>
+                      <w:fldChar w:fldCharType="begin"/>
+                    </w:r>
+                    <w:r>
+                      <w:rPr>
+                        <w:sz w:val="24"/>
+                        <w:szCs w:val="24"/>
+                      </w:rPr>
+                      <w:instrText xml:space="preserve"> PAGE  \* MERGEFORMAT </w:instrText>
+                    </w:r>
+                    <w:r>
+                      <w:rPr>
+                        <w:sz w:val="24"/>
+                        <w:szCs w:val="24"/>
+                      </w:rPr>
+                      <w:fldChar w:fldCharType="separate"/>
+                    </w:r>
+                    <w:r>
+                      <w:rPr>
+                        <w:sz w:val="24"/>
+                        <w:szCs w:val="24"/>
+                      </w:rPr>
+                      <w:t>1</w:t>
+                    </w:r>
+                    <w:r>
+                      <w:rPr>
+                        <w:sz w:val="24"/>
+                        <w:szCs w:val="24"/>
+                      </w:rPr>
+                      <w:fldChar w:fldCharType="end"/>
+                    </w:r>
+                  </w:p>
+                </w:txbxContent>
+              </v:textbox>
+            </v:shape>
+          </w:pict>
+        </mc:Fallback>
+      </mc:AlternateContent>
+    </w:r>
+  </w:p>
+</w:ftr>
+</file>
+
+<file path=word/footer4.xml><?xml version="1.0" encoding="utf-8"?>
+<w:ftr xmlns:wpc="http://schemas.microsoft.com/office/word/2010/wordprocessingCanvas" xmlns:mc="http://schemas.openxmlformats.org/markup-compatibility/2006" xmlns:o="urn:schemas-microsoft-com:office:office" xmlns:r="http://schemas.openxmlformats.org/officeDocument/2006/relationships" xmlns:m="http://schemas.openxmlformats.org/officeDocument/2006/math" xmlns:v="urn:schemas-microsoft-com:vml" xmlns:wp14="http://schemas.microsoft.com/office/word/2010/wordprocessingDrawing" xmlns:wp="http://schemas.openxmlformats.org/drawingml/2006/wordprocessingDrawing" xmlns:w10="urn:schemas-microsoft-com:office:word" xmlns:w="http://schemas.openxmlformats.org/wordprocessingml/2006/main" xmlns:w14="http://schemas.microsoft.com/office/word/2010/wordml" xmlns:w15="http://schemas.microsoft.com/office/word/2012/wordml" xmlns:wpg="http://schemas.microsoft.com/office/word/2010/wordprocessingGroup" xmlns:wpi="http://schemas.microsoft.com/office/word/2010/wordprocessingInk" xmlns:wne="http://schemas.microsoft.com/office/word/2006/wordml" xmlns:wps="http://schemas.microsoft.com/office/word/2010/wordprocessingShape" xmlns:wpsCustomData="http://www.wps.cn/officeDocument/2013/wpsCustomData" mc:Ignorable="w14 w15 wp14">
+  <w:p>
+    <w:pPr>
+      <w:pStyle w:val="10"/>
+    </w:pPr>
+    <w:r>
+      <w:rPr>
+        <w:sz w:val="18"/>
+      </w:rPr>
+      <mc:AlternateContent>
+        <mc:Choice Requires="wps">
+          <w:drawing>
+            <wp:anchor distT="0" distB="0" distL="114300" distR="114300" simplePos="0" relativeHeight="251662336" behindDoc="0" locked="0" layoutInCell="1" allowOverlap="1">
+              <wp:simplePos x="0" y="0"/>
+              <wp:positionH relativeFrom="margin">
+                <wp:align>center</wp:align>
+              </wp:positionH>
+              <wp:positionV relativeFrom="paragraph">
+                <wp:posOffset>0</wp:posOffset>
+              </wp:positionV>
+              <wp:extent cx="1828800" cy="1828800"/>
+              <wp:effectExtent l="0" t="0" r="0" b="0"/>
+              <wp:wrapNone/>
+              <wp:docPr id="5" name="Text Box 5"/>
+              <wp:cNvGraphicFramePr/>
+              <a:graphic xmlns:a="http://schemas.openxmlformats.org/drawingml/2006/main">
+                <a:graphicData uri="http://schemas.microsoft.com/office/word/2010/wordprocessingShape">
+                  <wps:wsp>
+                    <wps:cNvSpPr txBox="1"/>
+                    <wps:spPr>
+                      <a:xfrm>
+                        <a:off x="0" y="0"/>
+                        <a:ext cx="1828800" cy="1828800"/>
+                      </a:xfrm>
+                      <a:prstGeom prst="rect">
+                        <a:avLst/>
+                      </a:prstGeom>
+                      <a:noFill/>
+                      <a:ln w="6350">
+                        <a:noFill/>
+                      </a:ln>
+                    </wps:spPr>
+                    <wps:style>
+                      <a:lnRef idx="0">
+                        <a:schemeClr val="accent1"/>
+                      </a:lnRef>
+                      <a:fillRef idx="0">
+                        <a:schemeClr val="accent1"/>
+                      </a:fillRef>
+                      <a:effectRef idx="0">
+                        <a:schemeClr val="accent1"/>
+                      </a:effectRef>
+                      <a:fontRef idx="minor">
+                        <a:schemeClr val="dk1"/>
+                      </a:fontRef>
+                    </wps:style>
+                    <wps:txbx>
+                      <w:txbxContent>
+                        <w:p>
+                          <w:pPr>
+                            <w:pStyle w:val="10"/>
+                            <w:rPr>
+                              <w:sz w:val="24"/>
+                              <w:szCs w:val="24"/>
+                            </w:rPr>
+                          </w:pPr>
+                          <w:r>
+                            <w:rPr>
+                              <w:sz w:val="24"/>
+                              <w:szCs w:val="24"/>
+                            </w:rPr>
+                            <w:fldChar w:fldCharType="begin"/>
+                          </w:r>
+                          <w:r>
+                            <w:rPr>
+                              <w:sz w:val="24"/>
+                              <w:szCs w:val="24"/>
+                            </w:rPr>
+                            <w:instrText xml:space="preserve"> PAGE  \* MERGEFORMAT </w:instrText>
+                          </w:r>
+                          <w:r>
+                            <w:rPr>
+                              <w:sz w:val="24"/>
+                              <w:szCs w:val="24"/>
+                            </w:rPr>
+                            <w:fldChar w:fldCharType="separate"/>
+                          </w:r>
+                          <w:r>
+                            <w:rPr>
+                              <w:sz w:val="24"/>
+                              <w:szCs w:val="24"/>
+                            </w:rPr>
+                            <w:t>1</w:t>
+                          </w:r>
+                          <w:r>
+                            <w:rPr>
+                              <w:sz w:val="24"/>
+                              <w:szCs w:val="24"/>
+                            </w:rPr>
+                            <w:fldChar w:fldCharType="end"/>
+                          </w:r>
+                        </w:p>
+                      </w:txbxContent>
+                    </wps:txbx>
+                    <wps:bodyPr rot="0" spcFirstLastPara="0" vertOverflow="overflow" horzOverflow="overflow" vert="horz" wrap="none" lIns="0" tIns="0" rIns="0" bIns="0" numCol="1" spcCol="0" rtlCol="0" fromWordArt="0" anchor="t" anchorCtr="0" forceAA="0" upright="0" compatLnSpc="1">
+                      <a:spAutoFit/>
+                    </wps:bodyPr>
+                  </wps:wsp>
+                </a:graphicData>
+              </a:graphic>
+            </wp:anchor>
+          </w:drawing>
+        </mc:Choice>
+        <mc:Fallback>
+          <w:pict>
+            <v:shape id="_x0000_s1026" o:spid="_x0000_s1026" o:spt="202" type="#_x0000_t202" style="position:absolute;left:0pt;margin-top:0pt;height:144pt;width:144pt;mso-position-horizontal:center;mso-position-horizontal-relative:margin;mso-wrap-style:none;z-index:251662336;mso-width-relative:page;mso-height-relative:page;" filled="f" stroked="f" coordsize="21600,21600" o:gfxdata="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">
+              <v:fill on="f" focussize="0,0"/>
+              <v:stroke on="f" weight="0.5pt"/>
+              <v:imagedata o:title=""/>
+              <o:lock v:ext="edit" aspectratio="f"/>
+              <v:textbox inset="0mm,0mm,0mm,0mm" style="mso-fit-shape-to-text:t;">
+                <w:txbxContent>
+                  <w:p>
+                    <w:pPr>
+                      <w:pStyle w:val="10"/>
+                      <w:rPr>
+                        <w:sz w:val="24"/>
+                        <w:szCs w:val="24"/>
+                      </w:rPr>
+                    </w:pPr>
+                    <w:r>
+                      <w:rPr>
+                        <w:sz w:val="24"/>
+                        <w:szCs w:val="24"/>
+                      </w:rPr>
+                      <w:fldChar w:fldCharType="begin"/>
+                    </w:r>
+                    <w:r>
+                      <w:rPr>
+                        <w:sz w:val="24"/>
+                        <w:szCs w:val="24"/>
+                      </w:rPr>
+                      <w:instrText xml:space="preserve"> PAGE  \* MERGEFORMAT </w:instrText>
+                    </w:r>
+                    <w:r>
+                      <w:rPr>
+                        <w:sz w:val="24"/>
+                        <w:szCs w:val="24"/>
+                      </w:rPr>
+                      <w:fldChar w:fldCharType="separate"/>
+                    </w:r>
+                    <w:r>
+                      <w:rPr>
+                        <w:sz w:val="24"/>
+                        <w:szCs w:val="24"/>
+                      </w:rPr>
+                      <w:t>1</w:t>
+                    </w:r>
+                    <w:r>
+                      <w:rPr>
+                        <w:sz w:val="24"/>
+                        <w:szCs w:val="24"/>
+                      </w:rPr>
+                      <w:fldChar w:fldCharType="end"/>
+                    </w:r>
+                  </w:p>
+                </w:txbxContent>
+              </v:textbox>
+            </v:shape>
+          </w:pict>
+        </mc:Fallback>
+      </mc:AlternateContent>
+    </w:r>
+  </w:p>
+</w:ftr>
+</file>
+
+<file path=word/footer5.xml><?xml version="1.0" encoding="utf-8"?>
+<w:ftr xmlns:wpc="http://schemas.microsoft.com/office/word/2010/wordprocessingCanvas" xmlns:mc="http://schemas.openxmlformats.org/markup-compatibility/2006" xmlns:o="urn:schemas-microsoft-com:office:office" xmlns:r="http://schemas.openxmlformats.org/officeDocument/2006/relationships" xmlns:m="http://schemas.openxmlformats.org/officeDocument/2006/math" xmlns:v="urn:schemas-microsoft-com:vml" xmlns:wp14="http://schemas.microsoft.com/office/word/2010/wordprocessingDrawing" xmlns:wp="http://schemas.openxmlformats.org/drawingml/2006/wordprocessingDrawing" xmlns:w10="urn:schemas-microsoft-com:office:word" xmlns:w="http://schemas.openxmlformats.org/wordprocessingml/2006/main" xmlns:w14="http://schemas.microsoft.com/office/word/2010/wordml" xmlns:w15="http://schemas.microsoft.com/office/word/2012/wordml" xmlns:wpg="http://schemas.microsoft.com/office/word/2010/wordprocessingGroup" xmlns:wpi="http://schemas.microsoft.com/office/word/2010/wordprocessingInk" xmlns:wne="http://schemas.microsoft.com/office/word/2006/wordml" xmlns:wps="http://schemas.microsoft.com/office/word/2010/wordprocessingShape" xmlns:wpsCustomData="http://www.wps.cn/officeDocument/2013/wpsCustomData" mc:Ignorable="w14 w15 wp14">
+  <w:p>
+    <w:pPr>
+      <w:pStyle w:val="10"/>
+    </w:pPr>
+    <w:r>
+      <w:rPr>
+        <w:sz w:val="18"/>
+      </w:rPr>
+      <mc:AlternateContent>
+        <mc:Choice Requires="wps">
+          <w:drawing>
+            <wp:anchor distT="0" distB="0" distL="114300" distR="114300" simplePos="0" relativeHeight="251663360" behindDoc="0" locked="0" layoutInCell="1" allowOverlap="1">
+              <wp:simplePos x="0" y="0"/>
+              <wp:positionH relativeFrom="margin">
+                <wp:align>center</wp:align>
+              </wp:positionH>
+              <wp:positionV relativeFrom="paragraph">
+                <wp:posOffset>0</wp:posOffset>
+              </wp:positionV>
+              <wp:extent cx="1828800" cy="1828800"/>
+              <wp:effectExtent l="0" t="0" r="0" b="0"/>
+              <wp:wrapNone/>
+              <wp:docPr id="8" name="Text Box 8"/>
+              <wp:cNvGraphicFramePr/>
+              <a:graphic xmlns:a="http://schemas.openxmlformats.org/drawingml/2006/main">
+                <a:graphicData uri="http://schemas.microsoft.com/office/word/2010/wordprocessingShape">
+                  <wps:wsp>
+                    <wps:cNvSpPr txBox="1"/>
+                    <wps:spPr>
+                      <a:xfrm>
+                        <a:off x="0" y="0"/>
+                        <a:ext cx="1828800" cy="1828800"/>
+                      </a:xfrm>
+                      <a:prstGeom prst="rect">
+                        <a:avLst/>
+                      </a:prstGeom>
+                      <a:noFill/>
+                      <a:ln w="6350">
+                        <a:noFill/>
+                      </a:ln>
+                    </wps:spPr>
+                    <wps:style>
+                      <a:lnRef idx="0">
+                        <a:schemeClr val="accent1"/>
+                      </a:lnRef>
+                      <a:fillRef idx="0">
+                        <a:schemeClr val="accent1"/>
+                      </a:fillRef>
+                      <a:effectRef idx="0">
+                        <a:schemeClr val="accent1"/>
+                      </a:effectRef>
+                      <a:fontRef idx="minor">
+                        <a:schemeClr val="dk1"/>
+                      </a:fontRef>
+                    </wps:style>
+                    <wps:txbx>
+                      <w:txbxContent>
+                        <w:p>
+                          <w:pPr>
+                            <w:pStyle w:val="10"/>
+                            <w:rPr>
+                              <w:sz w:val="24"/>
+                              <w:szCs w:val="24"/>
+                            </w:rPr>
+                          </w:pPr>
+                          <w:r>
+                            <w:rPr>
+                              <w:sz w:val="24"/>
+                              <w:szCs w:val="24"/>
+                            </w:rPr>
+                            <w:fldChar w:fldCharType="begin"/>
+                          </w:r>
+                          <w:r>
+                            <w:rPr>
+                              <w:sz w:val="24"/>
+                              <w:szCs w:val="24"/>
+                            </w:rPr>
+                            <w:instrText xml:space="preserve"> PAGE  \* MERGEFORMAT </w:instrText>
+                          </w:r>
+                          <w:r>
+                            <w:rPr>
+                              <w:sz w:val="24"/>
+                              <w:szCs w:val="24"/>
+                            </w:rPr>
+                            <w:fldChar w:fldCharType="separate"/>
+                          </w:r>
+                          <w:r>
+                            <w:rPr>
+                              <w:sz w:val="24"/>
+                              <w:szCs w:val="24"/>
+                            </w:rPr>
+                            <w:t>1</w:t>
+                          </w:r>
+                          <w:r>
+                            <w:rPr>
+                              <w:sz w:val="24"/>
+                              <w:szCs w:val="24"/>
+                            </w:rPr>
+                            <w:fldChar w:fldCharType="end"/>
+                          </w:r>
+                        </w:p>
+                      </w:txbxContent>
+                    </wps:txbx>
+                    <wps:bodyPr rot="0" spcFirstLastPara="0" vertOverflow="overflow" horzOverflow="overflow" vert="horz" wrap="none" lIns="0" tIns="0" rIns="0" bIns="0" numCol="1" spcCol="0" rtlCol="0" fromWordArt="0" anchor="t" anchorCtr="0" forceAA="0" upright="0" compatLnSpc="1">
+                      <a:spAutoFit/>
+                    </wps:bodyPr>
+                  </wps:wsp>
+                </a:graphicData>
+              </a:graphic>
+            </wp:anchor>
+          </w:drawing>
+        </mc:Choice>
+        <mc:Fallback>
+          <w:pict>
+            <v:shape id="_x0000_s1026" o:spid="_x0000_s1026" o:spt="202" type="#_x0000_t202" style="position:absolute;left:0pt;margin-top:0pt;height:144pt;width:144pt;mso-position-horizontal:center;mso-position-horizontal-relative:margin;mso-wrap-style:none;z-index:251663360;mso-width-relative:page;mso-height-relative:page;" filled="f" stroked="f" coordsize="21600,21600" o:gfxdata="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">
               <v:fill on="f" focussize="0,0"/>
               <v:stroke on="f" weight="0.5pt"/>
               <v:imagedata o:title=""/>
@@ -18789,7 +19371,7 @@
     <w:name w:val="heading 1"/>
     <w:basedOn w:val="1"/>
     <w:next w:val="1"/>
-    <w:link w:val="18"/>
+    <w:link w:val="19"/>
     <w:qFormat/>
     <w:uiPriority w:val="0"/>
     <w:pPr>
@@ -18923,7 +19505,23 @@
       <w:szCs w:val="18"/>
     </w:rPr>
   </w:style>
-  <w:style w:type="character" w:styleId="11">
+  <w:style w:type="paragraph" w:styleId="11">
+    <w:name w:val="header"/>
+    <w:basedOn w:val="1"/>
+    <w:uiPriority w:val="0"/>
+    <w:pPr>
+      <w:tabs>
+        <w:tab w:val="center" w:pos="4153"/>
+        <w:tab w:val="right" w:pos="8306"/>
+      </w:tabs>
+      <w:snapToGrid w:val="0"/>
+    </w:pPr>
+    <w:rPr>
+      <w:sz w:val="18"/>
+      <w:szCs w:val="18"/>
+    </w:rPr>
+  </w:style>
+  <w:style w:type="character" w:styleId="12">
     <w:name w:val="Hyperlink"/>
     <w:basedOn w:val="5"/>
     <w:qFormat/>
@@ -18933,7 +19531,7 @@
       <w:u w:val="single"/>
     </w:rPr>
   </w:style>
-  <w:style w:type="table" w:styleId="12">
+  <w:style w:type="table" w:styleId="13">
     <w:name w:val="Table Grid"/>
     <w:basedOn w:val="6"/>
     <w:qFormat/>
@@ -18953,7 +19551,7 @@
       </w:tblBorders>
     </w:tblPr>
   </w:style>
-  <w:style w:type="paragraph" w:styleId="13">
+  <w:style w:type="paragraph" w:styleId="14">
     <w:name w:val="toc 1"/>
     <w:basedOn w:val="1"/>
     <w:next w:val="1"/>
@@ -18963,7 +19561,7 @@
       <w:ind w:firstLine="0"/>
     </w:pPr>
   </w:style>
-  <w:style w:type="paragraph" w:styleId="14">
+  <w:style w:type="paragraph" w:styleId="15">
     <w:name w:val="toc 2"/>
     <w:basedOn w:val="1"/>
     <w:next w:val="1"/>
@@ -18976,7 +19574,7 @@
       <w:rFonts w:ascii="Times New Roman" w:hAnsi="Times New Roman"/>
     </w:rPr>
   </w:style>
-  <w:style w:type="paragraph" w:styleId="15">
+  <w:style w:type="paragraph" w:styleId="16">
     <w:name w:val="toc 3"/>
     <w:basedOn w:val="1"/>
     <w:next w:val="1"/>
@@ -18986,10 +19584,10 @@
       <w:ind w:left="840" w:leftChars="400"/>
     </w:pPr>
   </w:style>
-  <w:style w:type="paragraph" w:customStyle="1" w:styleId="16">
+  <w:style w:type="paragraph" w:customStyle="1" w:styleId="17">
     <w:name w:val="Code"/>
     <w:basedOn w:val="1"/>
-    <w:link w:val="19"/>
+    <w:link w:val="20"/>
     <w:qFormat/>
     <w:uiPriority w:val="0"/>
     <w:pPr>
@@ -19008,7 +19606,7 @@
       <w:sz w:val="22"/>
     </w:rPr>
   </w:style>
-  <w:style w:type="paragraph" w:customStyle="1" w:styleId="17">
+  <w:style w:type="paragraph" w:customStyle="1" w:styleId="18">
     <w:name w:val="Normal_without_space"/>
     <w:basedOn w:val="1"/>
     <w:next w:val="1"/>
@@ -19029,7 +19627,7 @@
       <w:lang w:val="ru-RU"/>
     </w:rPr>
   </w:style>
-  <w:style w:type="character" w:customStyle="1" w:styleId="18">
+  <w:style w:type="character" w:customStyle="1" w:styleId="19">
     <w:name w:val="Heading 1 Char"/>
     <w:link w:val="2"/>
     <w:qFormat/>
@@ -19043,9 +19641,9 @@
       <w:szCs w:val="44"/>
     </w:rPr>
   </w:style>
-  <w:style w:type="character" w:customStyle="1" w:styleId="19">
+  <w:style w:type="character" w:customStyle="1" w:styleId="20">
     <w:name w:val="Code Char"/>
-    <w:link w:val="16"/>
+    <w:link w:val="17"/>
     <w:qFormat/>
     <w:uiPriority w:val="0"/>
     <w:rPr>

--- a/docs/Справочная_информация/3_Доп_ПО.docx
+++ b/docs/Справочная_информация/3_Доп_ПО.docx
@@ -15,15 +15,8 @@
           <w:lang w:val="en-US"/>
         </w:rPr>
       </w:pPr>
-      <w:r>
-        <w:rPr>
-          <w:rFonts w:hint="default"/>
-          <w:sz w:val="44"/>
-          <w:szCs w:val="28"/>
-          <w:lang w:val="en-US"/>
-        </w:rPr>
-        <w:t>s</w:t>
-      </w:r>
+      <w:bookmarkStart w:id="35" w:name="_GoBack"/>
+      <w:bookmarkEnd w:id="35"/>
       <w:r>
         <w:rPr>
           <w:rFonts w:hint="default"/>
@@ -1560,8 +1553,6 @@
         </w:rPr>
         <w:fldChar w:fldCharType="end"/>
       </w:r>
-      <w:bookmarkStart w:id="35" w:name="_GoBack"/>
-      <w:bookmarkEnd w:id="35"/>
     </w:p>
     <w:p>
       <w:pPr>
@@ -9975,6 +9966,12 @@
             <w:insideH w:val="single" w:color="auto" w:sz="4" w:space="0"/>
             <w:insideV w:val="single" w:color="auto" w:sz="4" w:space="0"/>
           </w:tblBorders>
+          <w:tblCellMar>
+            <w:top w:w="0" w:type="dxa"/>
+            <w:left w:w="108" w:type="dxa"/>
+            <w:bottom w:w="0" w:type="dxa"/>
+            <w:right w:w="108" w:type="dxa"/>
+          </w:tblCellMar>
         </w:tblPrEx>
         <w:tc>
           <w:tcPr>
@@ -11515,6 +11512,12 @@
             <w:insideH w:val="single" w:color="auto" w:sz="4" w:space="0"/>
             <w:insideV w:val="single" w:color="auto" w:sz="4" w:space="0"/>
           </w:tblBorders>
+          <w:tblCellMar>
+            <w:top w:w="0" w:type="dxa"/>
+            <w:left w:w="108" w:type="dxa"/>
+            <w:bottom w:w="0" w:type="dxa"/>
+            <w:right w:w="108" w:type="dxa"/>
+          </w:tblCellMar>
         </w:tblPrEx>
         <w:tc>
           <w:tcPr>
@@ -16937,9 +16940,9 @@
           <w:lang w:val="ru-RU" w:eastAsia="zh-CN" w:bidi="ar-SA"/>
         </w:rPr>
       </w:pPr>
-      <w:bookmarkStart w:id="32" w:name="_Toc258464778"/>
-      <w:bookmarkStart w:id="33" w:name="_Toc32683"/>
-      <w:bookmarkStart w:id="34" w:name="_Toc12266"/>
+      <w:bookmarkStart w:id="32" w:name="_Toc12266"/>
+      <w:bookmarkStart w:id="33" w:name="_Toc258464778"/>
+      <w:bookmarkStart w:id="34" w:name="_Toc32683"/>
       <w:r>
         <w:rPr>
           <w:rFonts w:hint="default" w:ascii="Times New Roman" w:hAnsi="Times New Roman" w:eastAsiaTheme="minorEastAsia" w:cstheme="minorBidi"/>
@@ -17204,12 +17207,6 @@
             <w:insideH w:val="single" w:color="auto" w:sz="4" w:space="0"/>
             <w:insideV w:val="single" w:color="auto" w:sz="4" w:space="0"/>
           </w:tblBorders>
-          <w:tblCellMar>
-            <w:top w:w="0" w:type="dxa"/>
-            <w:left w:w="108" w:type="dxa"/>
-            <w:bottom w:w="0" w:type="dxa"/>
-            <w:right w:w="108" w:type="dxa"/>
-          </w:tblCellMar>
         </w:tblPrEx>
         <w:tc>
           <w:tcPr>
